--- a/2-2_三角函數的定義與性質_教師解答版.docx
+++ b/2-2_三角函數的定義與性質_教師解答版.docx
@@ -13,7 +13,7 @@
           <w:color w:val="78350F"/>
           <w:sz w:val="32"/>
         </w:rPr>
-        <w:t>泰宇版 技術高中數學（第二冊）2-2 三角函數的定義與性質 數位學習單</w:t>
+        <w:t>泰宇版 技術高中數學（第一冊）2-2 三角函數的定義與性質 數位學習單</w:t>
       </w:r>
     </w:p>
     <w:p>
@@ -6940,7 +6940,7 @@
         <w:color w:val="8C8C8C"/>
         <w:sz w:val="18"/>
       </w:rPr>
-      <w:t>泰宇版 技術高中數學（第二冊）2-2 三角函數的定義與性質 [警視廳機密解答卷宗 ‧ 密碼 88888888] ｜ PLVS 數學科  教育學習用</w:t>
+      <w:t>泰宇版 技術高中數學（第一冊）2-2 三角函數的定義與性質 [警視廳機密解答卷宗 ‧ 密碼 88888888] ｜ PLVS 數學科  教育學習用</w:t>
     </w:r>
   </w:p>
 </w:ftr>

--- a/2-2_三角函數的定義與性質_教師解答版.docx
+++ b/2-2_三角函數的定義與性質_教師解答版.docx
@@ -518,7 +518,76 @@
                 <w:color w:val="78350F"/>
                 <w:sz w:val="22"/>
               </w:rPr>
-              <w:t>重點 2：特別角 30°、45°、60° 精確值速記表</w:t>
+              <w:t xml:space="preserve">重點 2：特別角 </w:t>
+            </w:r>
+            <m:oMath>
+              <m:sSup>
+                <m:e>
+                  <m:r>
+                    <m:t>30</m:t>
+                  </m:r>
+                </m:e>
+                <m:sup>
+                  <m:r>
+                    <m:t>∘</m:t>
+                  </m:r>
+                </m:sup>
+              </m:sSup>
+            </m:oMath>
+            <w:r>
+              <w:rPr>
+                <w:rFonts w:ascii="微軟正黑體" w:hAnsi="微軟正黑體"/>
+                <w:b/>
+                <w:color w:val="78350F"/>
+                <w:sz w:val="22"/>
+              </w:rPr>
+              <w:t>、</w:t>
+            </w:r>
+            <m:oMath>
+              <m:sSup>
+                <m:e>
+                  <m:r>
+                    <m:t>45</m:t>
+                  </m:r>
+                </m:e>
+                <m:sup>
+                  <m:r>
+                    <m:t>∘</m:t>
+                  </m:r>
+                </m:sup>
+              </m:sSup>
+            </m:oMath>
+            <w:r>
+              <w:rPr>
+                <w:rFonts w:ascii="微軟正黑體" w:hAnsi="微軟正黑體"/>
+                <w:b/>
+                <w:color w:val="78350F"/>
+                <w:sz w:val="22"/>
+              </w:rPr>
+              <w:t>、</w:t>
+            </w:r>
+            <m:oMath>
+              <m:sSup>
+                <m:e>
+                  <m:r>
+                    <m:t>60</m:t>
+                  </m:r>
+                </m:e>
+                <m:sup>
+                  <m:r>
+                    <m:t>∘</m:t>
+                  </m:r>
+                </m:sup>
+              </m:sSup>
+            </m:oMath>
+            <w:r>
+              <w:rPr>
+                <w:rFonts w:ascii="微軟正黑體" w:hAnsi="微軟正黑體"/>
+                <w:b/>
+                <w:color w:val="78350F"/>
+                <w:sz w:val="22"/>
+              </w:rPr>
+              <w:t xml:space="preserve"> 精確值速記表</w:t>
             </w:r>
           </w:p>
           <w:p>
@@ -4031,7 +4100,7 @@
                 <w:color w:val="DC2626"/>
                 <w:sz w:val="22"/>
               </w:rPr>
-              <w:t>1 + \tan^2 = \sec^2 \implies \sec^2 - \tan^2 = 1</w:t>
+              <w:t>1 + \tan^2\theta = \sec^2\theta \implies \sec^2\theta - \tan^2\theta = 1</w:t>
             </w:r>
             <w:r>
               <w:rPr>
@@ -4063,7 +4132,7 @@
                 <w:color w:val="DC2626"/>
                 <w:sz w:val="22"/>
               </w:rPr>
-              <w:t>1 + \cot^2 = \csc^2 \implies \cot^2 - \csc^2 = -1</w:t>
+              <w:t>1 + \cot^2\theta = \csc^2\theta \implies \cot^2\theta - \csc^2\theta = -1</w:t>
             </w:r>
             <w:r>
               <w:rPr>
@@ -4893,7 +4962,7 @@
                 <w:color w:val="DC2626"/>
                 <w:sz w:val="22"/>
               </w:rPr>
-              <w:t>\frac{1 - 3\cot\theta}{5 + 6\cot\theta} = \frac{1 - 3(2/3)}{5 + 6(2/3)} = \frac{1 - 2}{5 + 4} = -\frac{1}{9}</w:t>
+              <w:t>\frac{1 - 3\cot\theta}{5 + 6\cot\theta} = \frac{1 - 3(\frac{2}{3})}{5 + 6(\frac{2}{3})} = \frac{1 - 2}{5 + 4} = -\frac{1}{9}</w:t>
             </w:r>
             <w:r>
               <w:rPr>
@@ -5232,7 +5301,7 @@
                 <w:color w:val="DC2626"/>
                 <w:sz w:val="22"/>
               </w:rPr>
-              <w:t>1 + 2\sin\cos = \frac{16}{9} \implies \sin\theta\cos\theta = \frac{7}{18}</w:t>
+              <w:t>1 + 2\sin\theta\cos\theta = \frac{16}{9} \implies \sin\theta\cos\theta = \frac{7}{18}</w:t>
             </w:r>
             <w:r>
               <w:rPr>
@@ -5250,7 +5319,7 @@
                 <w:color w:val="DC2626"/>
                 <w:sz w:val="22"/>
               </w:rPr>
-              <w:t>\tan\theta + \cot\theta = \frac{1}{\sin\cos} = \frac{18}{7}</w:t>
+              <w:t>\tan\theta + \cot\theta = \frac{1}{\sin\theta\cos\theta} = \frac{18}{7}</w:t>
             </w:r>
             <w:r>
               <w:rPr>
@@ -5282,7 +5351,7 @@
                 <w:color w:val="DC2626"/>
                 <w:sz w:val="22"/>
               </w:rPr>
-              <w:t>1 - 2\sin\cos = \frac{9}{25} \implies \sin\theta\cos\theta = \frac{8}{25}</w:t>
+              <w:t>1 - 2\sin\theta\cos\theta = \frac{9}{25} \implies \sin\theta\cos\theta = \frac{8}{25}</w:t>
             </w:r>
             <w:r>
               <w:rPr>
@@ -5300,7 +5369,7 @@
                 <w:color w:val="DC2626"/>
                 <w:sz w:val="22"/>
               </w:rPr>
-              <w:t>\tan\theta + \cot\theta = \frac{1}{\sin\cos} = \frac{25}{8}</w:t>
+              <w:t>\tan\theta + \cot\theta = \frac{1}{\sin\theta\cos\theta} = \frac{25}{8}</w:t>
             </w:r>
             <w:r>
               <w:rPr>
@@ -5910,7 +5979,7 @@
                 <w:color w:val="DC2626"/>
                 <w:sz w:val="22"/>
               </w:rPr>
-              <w:t>(\sin+\cos)^2 = 1 + 2\sin\cos &gt; 1</w:t>
+              <w:t>(\sin\theta+\cos\theta)^2 = 1 + 2\sin\theta\cos\theta &gt; 1</w:t>
             </w:r>
             <w:r>
               <w:rPr>
@@ -6722,7 +6791,7 @@
                 <w:color w:val="DC2626"/>
                 <w:sz w:val="22"/>
               </w:rPr>
-              <w:t>\frac{2}{1 - \sin^2\theta} = \frac{2}{\cos^2\theta} = \frac{2}{(1/5)^2} = 2 \times 25 = 50</w:t>
+              <w:t>\frac{2}{1 - \sin^2\theta} = \frac{2}{\cos^2\theta} = \frac{2}{(\frac{1}{5})^2} = 2 \times 25 = 50</w:t>
             </w:r>
             <w:r>
               <w:rPr>
@@ -6772,7 +6841,7 @@
                 <w:color w:val="DC2626"/>
                 <w:sz w:val="22"/>
               </w:rPr>
-              <w:t>(\sin+\cos)^2 = 1 + 2(12/25) = \frac{49}{25} \implies \sin x+\cos x = \frac{7}{5}</w:t>
+              <w:t>(\sin x+\cos x)^2 = 1 + 2(\frac{12}{25}) = \frac{49}{25} \implies \sin x+\cos x = \frac{7}{5}</w:t>
             </w:r>
             <w:r>
               <w:rPr>

--- a/2-2_三角函數的定義與性質_教師解答版.docx
+++ b/2-2_三角函數的定義與性質_教師解答版.docx
@@ -368,15 +368,91 @@
               </w:rPr>
               <w:t xml:space="preserve">1. </w:t>
             </w:r>
-            <w:r>
-              <w:rPr>
-                <w:rFonts w:ascii="Times New Roman" w:hAnsi="Times New Roman"/>
-                <w:b w:val="0"/>
-                <w:color w:val="DC2626"/>
-                <w:sz w:val="22"/>
-              </w:rPr>
-              <w:t>\sin\theta = \frac{y}{r} = \frac{\text{對邊}}{\text{斜邊}}</w:t>
-            </w:r>
+            <m:oMath>
+              <m:r>
+                <m:rPr>
+                  <w:rPr>
+                    <w:color w:val="DC2626"/>
+                  </w:rPr>
+                </m:rPr>
+                <m:rPr>
+                  <m:sty m:val="p"/>
+                </m:rPr>
+                <m:t>sin</m:t>
+              </m:r>
+              <m:r>
+                <m:rPr>
+                  <w:rPr>
+                    <w:color w:val="DC2626"/>
+                  </w:rPr>
+                </m:rPr>
+                <m:t>θ=</m:t>
+              </m:r>
+              <m:f>
+                <m:fPr>
+                  <m:type m:val="bar"/>
+                </m:fPr>
+                <m:num>
+                  <m:r>
+                    <m:rPr>
+                      <w:rPr>
+                        <w:color w:val="DC2626"/>
+                      </w:rPr>
+                    </m:rPr>
+                    <m:t>y</m:t>
+                  </m:r>
+                </m:num>
+                <m:den>
+                  <m:r>
+                    <m:rPr>
+                      <w:rPr>
+                        <w:color w:val="DC2626"/>
+                      </w:rPr>
+                    </m:rPr>
+                    <m:t>r</m:t>
+                  </m:r>
+                </m:den>
+              </m:f>
+              <m:r>
+                <m:rPr>
+                  <w:rPr>
+                    <w:color w:val="DC2626"/>
+                  </w:rPr>
+                </m:rPr>
+                <m:t>=</m:t>
+              </m:r>
+              <m:f>
+                <m:fPr>
+                  <m:type m:val="bar"/>
+                </m:fPr>
+                <m:num>
+                  <m:r>
+                    <m:rPr>
+                      <w:rPr>
+                        <w:color w:val="DC2626"/>
+                      </w:rPr>
+                    </m:rPr>
+                    <m:rPr>
+                      <m:nor/>
+                    </m:rPr>
+                    <m:t>對邊</m:t>
+                  </m:r>
+                </m:num>
+                <m:den>
+                  <m:r>
+                    <m:rPr>
+                      <w:rPr>
+                        <w:color w:val="DC2626"/>
+                      </w:rPr>
+                    </m:rPr>
+                    <m:rPr>
+                      <m:nor/>
+                    </m:rPr>
+                    <m:t>斜邊</m:t>
+                  </m:r>
+                </m:den>
+              </m:f>
+            </m:oMath>
             <w:r>
               <w:rPr>
                 <w:rFonts w:ascii="微軟正黑體" w:hAnsi="微軟正黑體"/>
@@ -386,15 +462,91 @@
               </w:rPr>
               <w:t xml:space="preserve"> ； </w:t>
             </w:r>
-            <w:r>
-              <w:rPr>
-                <w:rFonts w:ascii="Times New Roman" w:hAnsi="Times New Roman"/>
-                <w:b w:val="0"/>
-                <w:color w:val="DC2626"/>
-                <w:sz w:val="22"/>
-              </w:rPr>
-              <w:t>\csc\theta = \frac{r}{y} = \frac{\text{斜邊}}{\text{對邊}}</w:t>
-            </w:r>
+            <m:oMath>
+              <m:r>
+                <m:rPr>
+                  <w:rPr>
+                    <w:color w:val="DC2626"/>
+                  </w:rPr>
+                </m:rPr>
+                <m:rPr>
+                  <m:sty m:val="p"/>
+                </m:rPr>
+                <m:t>csc</m:t>
+              </m:r>
+              <m:r>
+                <m:rPr>
+                  <w:rPr>
+                    <w:color w:val="DC2626"/>
+                  </w:rPr>
+                </m:rPr>
+                <m:t>θ=</m:t>
+              </m:r>
+              <m:f>
+                <m:fPr>
+                  <m:type m:val="bar"/>
+                </m:fPr>
+                <m:num>
+                  <m:r>
+                    <m:rPr>
+                      <w:rPr>
+                        <w:color w:val="DC2626"/>
+                      </w:rPr>
+                    </m:rPr>
+                    <m:t>r</m:t>
+                  </m:r>
+                </m:num>
+                <m:den>
+                  <m:r>
+                    <m:rPr>
+                      <w:rPr>
+                        <w:color w:val="DC2626"/>
+                      </w:rPr>
+                    </m:rPr>
+                    <m:t>y</m:t>
+                  </m:r>
+                </m:den>
+              </m:f>
+              <m:r>
+                <m:rPr>
+                  <w:rPr>
+                    <w:color w:val="DC2626"/>
+                  </w:rPr>
+                </m:rPr>
+                <m:t>=</m:t>
+              </m:r>
+              <m:f>
+                <m:fPr>
+                  <m:type m:val="bar"/>
+                </m:fPr>
+                <m:num>
+                  <m:r>
+                    <m:rPr>
+                      <w:rPr>
+                        <w:color w:val="DC2626"/>
+                      </w:rPr>
+                    </m:rPr>
+                    <m:rPr>
+                      <m:nor/>
+                    </m:rPr>
+                    <m:t>斜邊</m:t>
+                  </m:r>
+                </m:num>
+                <m:den>
+                  <m:r>
+                    <m:rPr>
+                      <w:rPr>
+                        <w:color w:val="DC2626"/>
+                      </w:rPr>
+                    </m:rPr>
+                    <m:rPr>
+                      <m:nor/>
+                    </m:rPr>
+                    <m:t>對邊</m:t>
+                  </m:r>
+                </m:den>
+              </m:f>
+            </m:oMath>
           </w:p>
           <w:p>
             <w:pPr>
@@ -409,15 +561,91 @@
               </w:rPr>
               <w:t xml:space="preserve">2. </w:t>
             </w:r>
-            <w:r>
-              <w:rPr>
-                <w:rFonts w:ascii="Times New Roman" w:hAnsi="Times New Roman"/>
-                <w:b w:val="0"/>
-                <w:color w:val="DC2626"/>
-                <w:sz w:val="22"/>
-              </w:rPr>
-              <w:t>\cos\theta = \frac{x}{r} = \frac{\text{鄰邊}}{\text{斜邊}}</w:t>
-            </w:r>
+            <m:oMath>
+              <m:r>
+                <m:rPr>
+                  <w:rPr>
+                    <w:color w:val="DC2626"/>
+                  </w:rPr>
+                </m:rPr>
+                <m:rPr>
+                  <m:sty m:val="p"/>
+                </m:rPr>
+                <m:t>cos</m:t>
+              </m:r>
+              <m:r>
+                <m:rPr>
+                  <w:rPr>
+                    <w:color w:val="DC2626"/>
+                  </w:rPr>
+                </m:rPr>
+                <m:t>θ=</m:t>
+              </m:r>
+              <m:f>
+                <m:fPr>
+                  <m:type m:val="bar"/>
+                </m:fPr>
+                <m:num>
+                  <m:r>
+                    <m:rPr>
+                      <w:rPr>
+                        <w:color w:val="DC2626"/>
+                      </w:rPr>
+                    </m:rPr>
+                    <m:t>x</m:t>
+                  </m:r>
+                </m:num>
+                <m:den>
+                  <m:r>
+                    <m:rPr>
+                      <w:rPr>
+                        <w:color w:val="DC2626"/>
+                      </w:rPr>
+                    </m:rPr>
+                    <m:t>r</m:t>
+                  </m:r>
+                </m:den>
+              </m:f>
+              <m:r>
+                <m:rPr>
+                  <w:rPr>
+                    <w:color w:val="DC2626"/>
+                  </w:rPr>
+                </m:rPr>
+                <m:t>=</m:t>
+              </m:r>
+              <m:f>
+                <m:fPr>
+                  <m:type m:val="bar"/>
+                </m:fPr>
+                <m:num>
+                  <m:r>
+                    <m:rPr>
+                      <w:rPr>
+                        <w:color w:val="DC2626"/>
+                      </w:rPr>
+                    </m:rPr>
+                    <m:rPr>
+                      <m:nor/>
+                    </m:rPr>
+                    <m:t>鄰邊</m:t>
+                  </m:r>
+                </m:num>
+                <m:den>
+                  <m:r>
+                    <m:rPr>
+                      <w:rPr>
+                        <w:color w:val="DC2626"/>
+                      </w:rPr>
+                    </m:rPr>
+                    <m:rPr>
+                      <m:nor/>
+                    </m:rPr>
+                    <m:t>斜邊</m:t>
+                  </m:r>
+                </m:den>
+              </m:f>
+            </m:oMath>
             <w:r>
               <w:rPr>
                 <w:rFonts w:ascii="微軟正黑體" w:hAnsi="微軟正黑體"/>
@@ -427,15 +655,91 @@
               </w:rPr>
               <w:t xml:space="preserve"> ； </w:t>
             </w:r>
-            <w:r>
-              <w:rPr>
-                <w:rFonts w:ascii="Times New Roman" w:hAnsi="Times New Roman"/>
-                <w:b w:val="0"/>
-                <w:color w:val="DC2626"/>
-                <w:sz w:val="22"/>
-              </w:rPr>
-              <w:t>\sec\theta = \frac{r}{x} = \frac{\text{斜邊}}{\text{鄰邊}}</w:t>
-            </w:r>
+            <m:oMath>
+              <m:r>
+                <m:rPr>
+                  <w:rPr>
+                    <w:color w:val="DC2626"/>
+                  </w:rPr>
+                </m:rPr>
+                <m:rPr>
+                  <m:sty m:val="p"/>
+                </m:rPr>
+                <m:t>sec</m:t>
+              </m:r>
+              <m:r>
+                <m:rPr>
+                  <w:rPr>
+                    <w:color w:val="DC2626"/>
+                  </w:rPr>
+                </m:rPr>
+                <m:t>θ=</m:t>
+              </m:r>
+              <m:f>
+                <m:fPr>
+                  <m:type m:val="bar"/>
+                </m:fPr>
+                <m:num>
+                  <m:r>
+                    <m:rPr>
+                      <w:rPr>
+                        <w:color w:val="DC2626"/>
+                      </w:rPr>
+                    </m:rPr>
+                    <m:t>r</m:t>
+                  </m:r>
+                </m:num>
+                <m:den>
+                  <m:r>
+                    <m:rPr>
+                      <w:rPr>
+                        <w:color w:val="DC2626"/>
+                      </w:rPr>
+                    </m:rPr>
+                    <m:t>x</m:t>
+                  </m:r>
+                </m:den>
+              </m:f>
+              <m:r>
+                <m:rPr>
+                  <w:rPr>
+                    <w:color w:val="DC2626"/>
+                  </w:rPr>
+                </m:rPr>
+                <m:t>=</m:t>
+              </m:r>
+              <m:f>
+                <m:fPr>
+                  <m:type m:val="bar"/>
+                </m:fPr>
+                <m:num>
+                  <m:r>
+                    <m:rPr>
+                      <w:rPr>
+                        <w:color w:val="DC2626"/>
+                      </w:rPr>
+                    </m:rPr>
+                    <m:rPr>
+                      <m:nor/>
+                    </m:rPr>
+                    <m:t>斜邊</m:t>
+                  </m:r>
+                </m:num>
+                <m:den>
+                  <m:r>
+                    <m:rPr>
+                      <w:rPr>
+                        <w:color w:val="DC2626"/>
+                      </w:rPr>
+                    </m:rPr>
+                    <m:rPr>
+                      <m:nor/>
+                    </m:rPr>
+                    <m:t>鄰邊</m:t>
+                  </m:r>
+                </m:den>
+              </m:f>
+            </m:oMath>
           </w:p>
           <w:p>
             <w:pPr>
@@ -450,15 +754,91 @@
               </w:rPr>
               <w:t xml:space="preserve">3. </w:t>
             </w:r>
-            <w:r>
-              <w:rPr>
-                <w:rFonts w:ascii="Times New Roman" w:hAnsi="Times New Roman"/>
-                <w:b w:val="0"/>
-                <w:color w:val="DC2626"/>
-                <w:sz w:val="22"/>
-              </w:rPr>
-              <w:t>\tan\theta = \frac{y}{x} = \frac{\text{對邊}}{\text{鄰邊}}</w:t>
-            </w:r>
+            <m:oMath>
+              <m:r>
+                <m:rPr>
+                  <w:rPr>
+                    <w:color w:val="DC2626"/>
+                  </w:rPr>
+                </m:rPr>
+                <m:rPr>
+                  <m:sty m:val="p"/>
+                </m:rPr>
+                <m:t>tan</m:t>
+              </m:r>
+              <m:r>
+                <m:rPr>
+                  <w:rPr>
+                    <w:color w:val="DC2626"/>
+                  </w:rPr>
+                </m:rPr>
+                <m:t>θ=</m:t>
+              </m:r>
+              <m:f>
+                <m:fPr>
+                  <m:type m:val="bar"/>
+                </m:fPr>
+                <m:num>
+                  <m:r>
+                    <m:rPr>
+                      <w:rPr>
+                        <w:color w:val="DC2626"/>
+                      </w:rPr>
+                    </m:rPr>
+                    <m:t>y</m:t>
+                  </m:r>
+                </m:num>
+                <m:den>
+                  <m:r>
+                    <m:rPr>
+                      <w:rPr>
+                        <w:color w:val="DC2626"/>
+                      </w:rPr>
+                    </m:rPr>
+                    <m:t>x</m:t>
+                  </m:r>
+                </m:den>
+              </m:f>
+              <m:r>
+                <m:rPr>
+                  <w:rPr>
+                    <w:color w:val="DC2626"/>
+                  </w:rPr>
+                </m:rPr>
+                <m:t>=</m:t>
+              </m:r>
+              <m:f>
+                <m:fPr>
+                  <m:type m:val="bar"/>
+                </m:fPr>
+                <m:num>
+                  <m:r>
+                    <m:rPr>
+                      <w:rPr>
+                        <w:color w:val="DC2626"/>
+                      </w:rPr>
+                    </m:rPr>
+                    <m:rPr>
+                      <m:nor/>
+                    </m:rPr>
+                    <m:t>對邊</m:t>
+                  </m:r>
+                </m:num>
+                <m:den>
+                  <m:r>
+                    <m:rPr>
+                      <w:rPr>
+                        <w:color w:val="DC2626"/>
+                      </w:rPr>
+                    </m:rPr>
+                    <m:rPr>
+                      <m:nor/>
+                    </m:rPr>
+                    <m:t>鄰邊</m:t>
+                  </m:r>
+                </m:den>
+              </m:f>
+            </m:oMath>
             <w:r>
               <w:rPr>
                 <w:rFonts w:ascii="微軟正黑體" w:hAnsi="微軟正黑體"/>
@@ -468,15 +848,91 @@
               </w:rPr>
               <w:t xml:space="preserve"> ； </w:t>
             </w:r>
-            <w:r>
-              <w:rPr>
-                <w:rFonts w:ascii="Times New Roman" w:hAnsi="Times New Roman"/>
-                <w:b w:val="0"/>
-                <w:color w:val="DC2626"/>
-                <w:sz w:val="22"/>
-              </w:rPr>
-              <w:t>\cot\theta = \frac{x}{y} = \frac{\text{鄰邊}}{\text{對邊}}</w:t>
-            </w:r>
+            <m:oMath>
+              <m:r>
+                <m:rPr>
+                  <w:rPr>
+                    <w:color w:val="DC2626"/>
+                  </w:rPr>
+                </m:rPr>
+                <m:rPr>
+                  <m:sty m:val="p"/>
+                </m:rPr>
+                <m:t>cot</m:t>
+              </m:r>
+              <m:r>
+                <m:rPr>
+                  <w:rPr>
+                    <w:color w:val="DC2626"/>
+                  </w:rPr>
+                </m:rPr>
+                <m:t>θ=</m:t>
+              </m:r>
+              <m:f>
+                <m:fPr>
+                  <m:type m:val="bar"/>
+                </m:fPr>
+                <m:num>
+                  <m:r>
+                    <m:rPr>
+                      <w:rPr>
+                        <w:color w:val="DC2626"/>
+                      </w:rPr>
+                    </m:rPr>
+                    <m:t>x</m:t>
+                  </m:r>
+                </m:num>
+                <m:den>
+                  <m:r>
+                    <m:rPr>
+                      <w:rPr>
+                        <w:color w:val="DC2626"/>
+                      </w:rPr>
+                    </m:rPr>
+                    <m:t>y</m:t>
+                  </m:r>
+                </m:den>
+              </m:f>
+              <m:r>
+                <m:rPr>
+                  <w:rPr>
+                    <w:color w:val="DC2626"/>
+                  </w:rPr>
+                </m:rPr>
+                <m:t>=</m:t>
+              </m:r>
+              <m:f>
+                <m:fPr>
+                  <m:type m:val="bar"/>
+                </m:fPr>
+                <m:num>
+                  <m:r>
+                    <m:rPr>
+                      <w:rPr>
+                        <w:color w:val="DC2626"/>
+                      </w:rPr>
+                    </m:rPr>
+                    <m:rPr>
+                      <m:nor/>
+                    </m:rPr>
+                    <m:t>鄰邊</m:t>
+                  </m:r>
+                </m:num>
+                <m:den>
+                  <m:r>
+                    <m:rPr>
+                      <w:rPr>
+                        <w:color w:val="DC2626"/>
+                      </w:rPr>
+                    </m:rPr>
+                    <m:rPr>
+                      <m:nor/>
+                    </m:rPr>
+                    <m:t>對邊</m:t>
+                  </m:r>
+                </m:den>
+              </m:f>
+            </m:oMath>
           </w:p>
         </w:tc>
       </w:tr>
@@ -1055,15 +1511,74 @@
               </w:rPr>
               <w:t xml:space="preserve">1. </w:t>
             </w:r>
-            <w:r>
-              <w:rPr>
-                <w:rFonts w:ascii="Times New Roman" w:hAnsi="Times New Roman"/>
-                <w:b w:val="0"/>
-                <w:color w:val="DC2626"/>
-                <w:sz w:val="22"/>
-              </w:rPr>
-              <w:t>\sin 30^\circ = \frac{1}{2}</w:t>
-            </w:r>
+            <m:oMath>
+              <m:r>
+                <m:rPr>
+                  <w:rPr>
+                    <w:color w:val="DC2626"/>
+                  </w:rPr>
+                </m:rPr>
+                <m:rPr>
+                  <m:sty m:val="p"/>
+                </m:rPr>
+                <m:t>sin</m:t>
+              </m:r>
+              <m:sSup>
+                <m:e>
+                  <m:r>
+                    <m:rPr>
+                      <w:rPr>
+                        <w:color w:val="DC2626"/>
+                      </w:rPr>
+                    </m:rPr>
+                    <m:t>30</m:t>
+                  </m:r>
+                </m:e>
+                <m:sup>
+                  <m:r>
+                    <m:rPr>
+                      <w:rPr>
+                        <w:color w:val="DC2626"/>
+                      </w:rPr>
+                    </m:rPr>
+                    <m:t>∘</m:t>
+                  </m:r>
+                </m:sup>
+              </m:sSup>
+              <m:r>
+                <m:rPr>
+                  <w:rPr>
+                    <w:color w:val="DC2626"/>
+                  </w:rPr>
+                </m:rPr>
+                <m:t>=</m:t>
+              </m:r>
+              <m:f>
+                <m:fPr>
+                  <m:type m:val="bar"/>
+                </m:fPr>
+                <m:num>
+                  <m:r>
+                    <m:rPr>
+                      <w:rPr>
+                        <w:color w:val="DC2626"/>
+                      </w:rPr>
+                    </m:rPr>
+                    <m:t>1</m:t>
+                  </m:r>
+                </m:num>
+                <m:den>
+                  <m:r>
+                    <m:rPr>
+                      <w:rPr>
+                        <w:color w:val="DC2626"/>
+                      </w:rPr>
+                    </m:rPr>
+                    <m:t>2</m:t>
+                  </m:r>
+                </m:den>
+              </m:f>
+            </m:oMath>
             <w:r>
               <w:rPr>
                 <w:rFonts w:ascii="微軟正黑體" w:hAnsi="微軟正黑體"/>
@@ -1073,15 +1588,82 @@
               </w:rPr>
               <w:t>，</w:t>
             </w:r>
-            <w:r>
-              <w:rPr>
-                <w:rFonts w:ascii="Times New Roman" w:hAnsi="Times New Roman"/>
-                <w:b w:val="0"/>
-                <w:color w:val="DC2626"/>
-                <w:sz w:val="22"/>
-              </w:rPr>
-              <w:t>\cos 30^\circ = \frac{\sqrt{3}}{2}</w:t>
-            </w:r>
+            <m:oMath>
+              <m:r>
+                <m:rPr>
+                  <w:rPr>
+                    <w:color w:val="DC2626"/>
+                  </w:rPr>
+                </m:rPr>
+                <m:rPr>
+                  <m:sty m:val="p"/>
+                </m:rPr>
+                <m:t>cos</m:t>
+              </m:r>
+              <m:sSup>
+                <m:e>
+                  <m:r>
+                    <m:rPr>
+                      <w:rPr>
+                        <w:color w:val="DC2626"/>
+                      </w:rPr>
+                    </m:rPr>
+                    <m:t>30</m:t>
+                  </m:r>
+                </m:e>
+                <m:sup>
+                  <m:r>
+                    <m:rPr>
+                      <w:rPr>
+                        <w:color w:val="DC2626"/>
+                      </w:rPr>
+                    </m:rPr>
+                    <m:t>∘</m:t>
+                  </m:r>
+                </m:sup>
+              </m:sSup>
+              <m:r>
+                <m:rPr>
+                  <w:rPr>
+                    <w:color w:val="DC2626"/>
+                  </w:rPr>
+                </m:rPr>
+                <m:t>=</m:t>
+              </m:r>
+              <m:f>
+                <m:fPr>
+                  <m:type m:val="bar"/>
+                </m:fPr>
+                <m:num>
+                  <m:rad>
+                    <m:radPr>
+                      <m:degHide m:val="on"/>
+                    </m:radPr>
+                    <m:deg/>
+                    <m:e>
+                      <m:r>
+                        <m:rPr>
+                          <w:rPr>
+                            <w:color w:val="DC2626"/>
+                          </w:rPr>
+                        </m:rPr>
+                        <m:t>3</m:t>
+                      </m:r>
+                    </m:e>
+                  </m:rad>
+                </m:num>
+                <m:den>
+                  <m:r>
+                    <m:rPr>
+                      <w:rPr>
+                        <w:color w:val="DC2626"/>
+                      </w:rPr>
+                    </m:rPr>
+                    <m:t>2</m:t>
+                  </m:r>
+                </m:den>
+              </m:f>
+            </m:oMath>
             <w:r>
               <w:rPr>
                 <w:rFonts w:ascii="微軟正黑體" w:hAnsi="微軟正黑體"/>
@@ -1091,15 +1673,82 @@
               </w:rPr>
               <w:t>，</w:t>
             </w:r>
-            <w:r>
-              <w:rPr>
-                <w:rFonts w:ascii="Times New Roman" w:hAnsi="Times New Roman"/>
-                <w:b w:val="0"/>
-                <w:color w:val="DC2626"/>
-                <w:sz w:val="22"/>
-              </w:rPr>
-              <w:t>\tan 30^\circ = \frac{\sqrt{3}}{3}</w:t>
-            </w:r>
+            <m:oMath>
+              <m:r>
+                <m:rPr>
+                  <w:rPr>
+                    <w:color w:val="DC2626"/>
+                  </w:rPr>
+                </m:rPr>
+                <m:rPr>
+                  <m:sty m:val="p"/>
+                </m:rPr>
+                <m:t>tan</m:t>
+              </m:r>
+              <m:sSup>
+                <m:e>
+                  <m:r>
+                    <m:rPr>
+                      <w:rPr>
+                        <w:color w:val="DC2626"/>
+                      </w:rPr>
+                    </m:rPr>
+                    <m:t>30</m:t>
+                  </m:r>
+                </m:e>
+                <m:sup>
+                  <m:r>
+                    <m:rPr>
+                      <w:rPr>
+                        <w:color w:val="DC2626"/>
+                      </w:rPr>
+                    </m:rPr>
+                    <m:t>∘</m:t>
+                  </m:r>
+                </m:sup>
+              </m:sSup>
+              <m:r>
+                <m:rPr>
+                  <w:rPr>
+                    <w:color w:val="DC2626"/>
+                  </w:rPr>
+                </m:rPr>
+                <m:t>=</m:t>
+              </m:r>
+              <m:f>
+                <m:fPr>
+                  <m:type m:val="bar"/>
+                </m:fPr>
+                <m:num>
+                  <m:rad>
+                    <m:radPr>
+                      <m:degHide m:val="on"/>
+                    </m:radPr>
+                    <m:deg/>
+                    <m:e>
+                      <m:r>
+                        <m:rPr>
+                          <w:rPr>
+                            <w:color w:val="DC2626"/>
+                          </w:rPr>
+                        </m:rPr>
+                        <m:t>3</m:t>
+                      </m:r>
+                    </m:e>
+                  </m:rad>
+                </m:num>
+                <m:den>
+                  <m:r>
+                    <m:rPr>
+                      <w:rPr>
+                        <w:color w:val="DC2626"/>
+                      </w:rPr>
+                    </m:rPr>
+                    <m:t>3</m:t>
+                  </m:r>
+                </m:den>
+              </m:f>
+            </m:oMath>
           </w:p>
           <w:p>
             <w:pPr>
@@ -1114,15 +1763,82 @@
               </w:rPr>
               <w:t xml:space="preserve">2. </w:t>
             </w:r>
-            <w:r>
-              <w:rPr>
-                <w:rFonts w:ascii="Times New Roman" w:hAnsi="Times New Roman"/>
-                <w:b w:val="0"/>
-                <w:color w:val="DC2626"/>
-                <w:sz w:val="22"/>
-              </w:rPr>
-              <w:t>\sin 45^\circ = \frac{\sqrt{2}}{2}</w:t>
-            </w:r>
+            <m:oMath>
+              <m:r>
+                <m:rPr>
+                  <w:rPr>
+                    <w:color w:val="DC2626"/>
+                  </w:rPr>
+                </m:rPr>
+                <m:rPr>
+                  <m:sty m:val="p"/>
+                </m:rPr>
+                <m:t>sin</m:t>
+              </m:r>
+              <m:sSup>
+                <m:e>
+                  <m:r>
+                    <m:rPr>
+                      <w:rPr>
+                        <w:color w:val="DC2626"/>
+                      </w:rPr>
+                    </m:rPr>
+                    <m:t>45</m:t>
+                  </m:r>
+                </m:e>
+                <m:sup>
+                  <m:r>
+                    <m:rPr>
+                      <w:rPr>
+                        <w:color w:val="DC2626"/>
+                      </w:rPr>
+                    </m:rPr>
+                    <m:t>∘</m:t>
+                  </m:r>
+                </m:sup>
+              </m:sSup>
+              <m:r>
+                <m:rPr>
+                  <w:rPr>
+                    <w:color w:val="DC2626"/>
+                  </w:rPr>
+                </m:rPr>
+                <m:t>=</m:t>
+              </m:r>
+              <m:f>
+                <m:fPr>
+                  <m:type m:val="bar"/>
+                </m:fPr>
+                <m:num>
+                  <m:rad>
+                    <m:radPr>
+                      <m:degHide m:val="on"/>
+                    </m:radPr>
+                    <m:deg/>
+                    <m:e>
+                      <m:r>
+                        <m:rPr>
+                          <w:rPr>
+                            <w:color w:val="DC2626"/>
+                          </w:rPr>
+                        </m:rPr>
+                        <m:t>2</m:t>
+                      </m:r>
+                    </m:e>
+                  </m:rad>
+                </m:num>
+                <m:den>
+                  <m:r>
+                    <m:rPr>
+                      <w:rPr>
+                        <w:color w:val="DC2626"/>
+                      </w:rPr>
+                    </m:rPr>
+                    <m:t>2</m:t>
+                  </m:r>
+                </m:den>
+              </m:f>
+            </m:oMath>
             <w:r>
               <w:rPr>
                 <w:rFonts w:ascii="微軟正黑體" w:hAnsi="微軟正黑體"/>
@@ -1132,15 +1848,82 @@
               </w:rPr>
               <w:t>，</w:t>
             </w:r>
-            <w:r>
-              <w:rPr>
-                <w:rFonts w:ascii="Times New Roman" w:hAnsi="Times New Roman"/>
-                <w:b w:val="0"/>
-                <w:color w:val="DC2626"/>
-                <w:sz w:val="22"/>
-              </w:rPr>
-              <w:t>\cos 45^\circ = \frac{\sqrt{2}}{2}</w:t>
-            </w:r>
+            <m:oMath>
+              <m:r>
+                <m:rPr>
+                  <w:rPr>
+                    <w:color w:val="DC2626"/>
+                  </w:rPr>
+                </m:rPr>
+                <m:rPr>
+                  <m:sty m:val="p"/>
+                </m:rPr>
+                <m:t>cos</m:t>
+              </m:r>
+              <m:sSup>
+                <m:e>
+                  <m:r>
+                    <m:rPr>
+                      <w:rPr>
+                        <w:color w:val="DC2626"/>
+                      </w:rPr>
+                    </m:rPr>
+                    <m:t>45</m:t>
+                  </m:r>
+                </m:e>
+                <m:sup>
+                  <m:r>
+                    <m:rPr>
+                      <w:rPr>
+                        <w:color w:val="DC2626"/>
+                      </w:rPr>
+                    </m:rPr>
+                    <m:t>∘</m:t>
+                  </m:r>
+                </m:sup>
+              </m:sSup>
+              <m:r>
+                <m:rPr>
+                  <w:rPr>
+                    <w:color w:val="DC2626"/>
+                  </w:rPr>
+                </m:rPr>
+                <m:t>=</m:t>
+              </m:r>
+              <m:f>
+                <m:fPr>
+                  <m:type m:val="bar"/>
+                </m:fPr>
+                <m:num>
+                  <m:rad>
+                    <m:radPr>
+                      <m:degHide m:val="on"/>
+                    </m:radPr>
+                    <m:deg/>
+                    <m:e>
+                      <m:r>
+                        <m:rPr>
+                          <w:rPr>
+                            <w:color w:val="DC2626"/>
+                          </w:rPr>
+                        </m:rPr>
+                        <m:t>2</m:t>
+                      </m:r>
+                    </m:e>
+                  </m:rad>
+                </m:num>
+                <m:den>
+                  <m:r>
+                    <m:rPr>
+                      <w:rPr>
+                        <w:color w:val="DC2626"/>
+                      </w:rPr>
+                    </m:rPr>
+                    <m:t>2</m:t>
+                  </m:r>
+                </m:den>
+              </m:f>
+            </m:oMath>
             <w:r>
               <w:rPr>
                 <w:rFonts w:ascii="微軟正黑體" w:hAnsi="微軟正黑體"/>
@@ -1150,15 +1933,49 @@
               </w:rPr>
               <w:t>，</w:t>
             </w:r>
-            <w:r>
-              <w:rPr>
-                <w:rFonts w:ascii="Times New Roman" w:hAnsi="Times New Roman"/>
-                <w:b w:val="0"/>
-                <w:color w:val="DC2626"/>
-                <w:sz w:val="22"/>
-              </w:rPr>
-              <w:t>\tan 45^\circ = 1</w:t>
-            </w:r>
+            <m:oMath>
+              <m:r>
+                <m:rPr>
+                  <w:rPr>
+                    <w:color w:val="DC2626"/>
+                  </w:rPr>
+                </m:rPr>
+                <m:rPr>
+                  <m:sty m:val="p"/>
+                </m:rPr>
+                <m:t>tan</m:t>
+              </m:r>
+              <m:sSup>
+                <m:e>
+                  <m:r>
+                    <m:rPr>
+                      <w:rPr>
+                        <w:color w:val="DC2626"/>
+                      </w:rPr>
+                    </m:rPr>
+                    <m:t>45</m:t>
+                  </m:r>
+                </m:e>
+                <m:sup>
+                  <m:r>
+                    <m:rPr>
+                      <w:rPr>
+                        <w:color w:val="DC2626"/>
+                      </w:rPr>
+                    </m:rPr>
+                    <m:t>∘</m:t>
+                  </m:r>
+                </m:sup>
+              </m:sSup>
+              <m:r>
+                <m:rPr>
+                  <w:rPr>
+                    <w:color w:val="DC2626"/>
+                  </w:rPr>
+                </m:rPr>
+                <m:t>=1</m:t>
+              </m:r>
+            </m:oMath>
           </w:p>
           <w:p>
             <w:pPr>
@@ -1173,15 +1990,82 @@
               </w:rPr>
               <w:t xml:space="preserve">3. </w:t>
             </w:r>
-            <w:r>
-              <w:rPr>
-                <w:rFonts w:ascii="Times New Roman" w:hAnsi="Times New Roman"/>
-                <w:b w:val="0"/>
-                <w:color w:val="DC2626"/>
-                <w:sz w:val="22"/>
-              </w:rPr>
-              <w:t>\sin 60^\circ = \frac{\sqrt{3}}{2}</w:t>
-            </w:r>
+            <m:oMath>
+              <m:r>
+                <m:rPr>
+                  <w:rPr>
+                    <w:color w:val="DC2626"/>
+                  </w:rPr>
+                </m:rPr>
+                <m:rPr>
+                  <m:sty m:val="p"/>
+                </m:rPr>
+                <m:t>sin</m:t>
+              </m:r>
+              <m:sSup>
+                <m:e>
+                  <m:r>
+                    <m:rPr>
+                      <w:rPr>
+                        <w:color w:val="DC2626"/>
+                      </w:rPr>
+                    </m:rPr>
+                    <m:t>60</m:t>
+                  </m:r>
+                </m:e>
+                <m:sup>
+                  <m:r>
+                    <m:rPr>
+                      <w:rPr>
+                        <w:color w:val="DC2626"/>
+                      </w:rPr>
+                    </m:rPr>
+                    <m:t>∘</m:t>
+                  </m:r>
+                </m:sup>
+              </m:sSup>
+              <m:r>
+                <m:rPr>
+                  <w:rPr>
+                    <w:color w:val="DC2626"/>
+                  </w:rPr>
+                </m:rPr>
+                <m:t>=</m:t>
+              </m:r>
+              <m:f>
+                <m:fPr>
+                  <m:type m:val="bar"/>
+                </m:fPr>
+                <m:num>
+                  <m:rad>
+                    <m:radPr>
+                      <m:degHide m:val="on"/>
+                    </m:radPr>
+                    <m:deg/>
+                    <m:e>
+                      <m:r>
+                        <m:rPr>
+                          <w:rPr>
+                            <w:color w:val="DC2626"/>
+                          </w:rPr>
+                        </m:rPr>
+                        <m:t>3</m:t>
+                      </m:r>
+                    </m:e>
+                  </m:rad>
+                </m:num>
+                <m:den>
+                  <m:r>
+                    <m:rPr>
+                      <w:rPr>
+                        <w:color w:val="DC2626"/>
+                      </w:rPr>
+                    </m:rPr>
+                    <m:t>2</m:t>
+                  </m:r>
+                </m:den>
+              </m:f>
+            </m:oMath>
             <w:r>
               <w:rPr>
                 <w:rFonts w:ascii="微軟正黑體" w:hAnsi="微軟正黑體"/>
@@ -1191,15 +2075,74 @@
               </w:rPr>
               <w:t>，</w:t>
             </w:r>
-            <w:r>
-              <w:rPr>
-                <w:rFonts w:ascii="Times New Roman" w:hAnsi="Times New Roman"/>
-                <w:b w:val="0"/>
-                <w:color w:val="DC2626"/>
-                <w:sz w:val="22"/>
-              </w:rPr>
-              <w:t>\cos 60^\circ = \frac{1}{2}</w:t>
-            </w:r>
+            <m:oMath>
+              <m:r>
+                <m:rPr>
+                  <w:rPr>
+                    <w:color w:val="DC2626"/>
+                  </w:rPr>
+                </m:rPr>
+                <m:rPr>
+                  <m:sty m:val="p"/>
+                </m:rPr>
+                <m:t>cos</m:t>
+              </m:r>
+              <m:sSup>
+                <m:e>
+                  <m:r>
+                    <m:rPr>
+                      <w:rPr>
+                        <w:color w:val="DC2626"/>
+                      </w:rPr>
+                    </m:rPr>
+                    <m:t>60</m:t>
+                  </m:r>
+                </m:e>
+                <m:sup>
+                  <m:r>
+                    <m:rPr>
+                      <w:rPr>
+                        <w:color w:val="DC2626"/>
+                      </w:rPr>
+                    </m:rPr>
+                    <m:t>∘</m:t>
+                  </m:r>
+                </m:sup>
+              </m:sSup>
+              <m:r>
+                <m:rPr>
+                  <w:rPr>
+                    <w:color w:val="DC2626"/>
+                  </w:rPr>
+                </m:rPr>
+                <m:t>=</m:t>
+              </m:r>
+              <m:f>
+                <m:fPr>
+                  <m:type m:val="bar"/>
+                </m:fPr>
+                <m:num>
+                  <m:r>
+                    <m:rPr>
+                      <w:rPr>
+                        <w:color w:val="DC2626"/>
+                      </w:rPr>
+                    </m:rPr>
+                    <m:t>1</m:t>
+                  </m:r>
+                </m:num>
+                <m:den>
+                  <m:r>
+                    <m:rPr>
+                      <w:rPr>
+                        <w:color w:val="DC2626"/>
+                      </w:rPr>
+                    </m:rPr>
+                    <m:t>2</m:t>
+                  </m:r>
+                </m:den>
+              </m:f>
+            </m:oMath>
             <w:r>
               <w:rPr>
                 <w:rFonts w:ascii="微軟正黑體" w:hAnsi="微軟正黑體"/>
@@ -1209,15 +2152,65 @@
               </w:rPr>
               <w:t>，</w:t>
             </w:r>
-            <w:r>
-              <w:rPr>
-                <w:rFonts w:ascii="Times New Roman" w:hAnsi="Times New Roman"/>
-                <w:b w:val="0"/>
-                <w:color w:val="DC2626"/>
-                <w:sz w:val="22"/>
-              </w:rPr>
-              <w:t>\tan 60^\circ = \sqrt{3}</w:t>
-            </w:r>
+            <m:oMath>
+              <m:r>
+                <m:rPr>
+                  <w:rPr>
+                    <w:color w:val="DC2626"/>
+                  </w:rPr>
+                </m:rPr>
+                <m:rPr>
+                  <m:sty m:val="p"/>
+                </m:rPr>
+                <m:t>tan</m:t>
+              </m:r>
+              <m:sSup>
+                <m:e>
+                  <m:r>
+                    <m:rPr>
+                      <w:rPr>
+                        <w:color w:val="DC2626"/>
+                      </w:rPr>
+                    </m:rPr>
+                    <m:t>60</m:t>
+                  </m:r>
+                </m:e>
+                <m:sup>
+                  <m:r>
+                    <m:rPr>
+                      <w:rPr>
+                        <w:color w:val="DC2626"/>
+                      </w:rPr>
+                    </m:rPr>
+                    <m:t>∘</m:t>
+                  </m:r>
+                </m:sup>
+              </m:sSup>
+              <m:r>
+                <m:rPr>
+                  <w:rPr>
+                    <w:color w:val="DC2626"/>
+                  </w:rPr>
+                </m:rPr>
+                <m:t>=</m:t>
+              </m:r>
+              <m:rad>
+                <m:radPr>
+                  <m:degHide m:val="on"/>
+                </m:radPr>
+                <m:deg/>
+                <m:e>
+                  <m:r>
+                    <m:rPr>
+                      <w:rPr>
+                        <w:color w:val="DC2626"/>
+                      </w:rPr>
+                    </m:rPr>
+                    <m:t>3</m:t>
+                  </m:r>
+                </m:e>
+              </m:rad>
+            </m:oMath>
           </w:p>
         </w:tc>
       </w:tr>
@@ -1687,15 +2680,74 @@
               </w:rPr>
               <w:t xml:space="preserve">2. </w:t>
             </w:r>
-            <w:r>
-              <w:rPr>
-                <w:rFonts w:ascii="Times New Roman" w:hAnsi="Times New Roman"/>
-                <w:b w:val="0"/>
-                <w:color w:val="DC2626"/>
-                <w:sz w:val="22"/>
-              </w:rPr>
-              <w:t>\tan\theta = \frac{\sin\theta}{\cos\theta}</w:t>
-            </w:r>
+            <m:oMath>
+              <m:r>
+                <m:rPr>
+                  <w:rPr>
+                    <w:color w:val="DC2626"/>
+                  </w:rPr>
+                </m:rPr>
+                <m:rPr>
+                  <m:sty m:val="p"/>
+                </m:rPr>
+                <m:t>tan</m:t>
+              </m:r>
+              <m:r>
+                <m:rPr>
+                  <w:rPr>
+                    <w:color w:val="DC2626"/>
+                  </w:rPr>
+                </m:rPr>
+                <m:t>θ=</m:t>
+              </m:r>
+              <m:f>
+                <m:fPr>
+                  <m:type m:val="bar"/>
+                </m:fPr>
+                <m:num>
+                  <m:r>
+                    <m:rPr>
+                      <w:rPr>
+                        <w:color w:val="DC2626"/>
+                      </w:rPr>
+                    </m:rPr>
+                    <m:rPr>
+                      <m:sty m:val="p"/>
+                    </m:rPr>
+                    <m:t>sin</m:t>
+                  </m:r>
+                  <m:r>
+                    <m:rPr>
+                      <w:rPr>
+                        <w:color w:val="DC2626"/>
+                      </w:rPr>
+                    </m:rPr>
+                    <m:t>θ</m:t>
+                  </m:r>
+                </m:num>
+                <m:den>
+                  <m:r>
+                    <m:rPr>
+                      <w:rPr>
+                        <w:color w:val="DC2626"/>
+                      </w:rPr>
+                    </m:rPr>
+                    <m:rPr>
+                      <m:sty m:val="p"/>
+                    </m:rPr>
+                    <m:t>cos</m:t>
+                  </m:r>
+                  <m:r>
+                    <m:rPr>
+                      <w:rPr>
+                        <w:color w:val="DC2626"/>
+                      </w:rPr>
+                    </m:rPr>
+                    <m:t>θ</m:t>
+                  </m:r>
+                </m:den>
+              </m:f>
+            </m:oMath>
             <w:r>
               <w:rPr>
                 <w:rFonts w:ascii="微軟正黑體" w:hAnsi="微軟正黑體"/>
@@ -1705,15 +2757,74 @@
               </w:rPr>
               <w:t xml:space="preserve"> ； </w:t>
             </w:r>
-            <w:r>
-              <w:rPr>
-                <w:rFonts w:ascii="Times New Roman" w:hAnsi="Times New Roman"/>
-                <w:b w:val="0"/>
-                <w:color w:val="DC2626"/>
-                <w:sz w:val="22"/>
-              </w:rPr>
-              <w:t>\cot\theta = \frac{\cos\theta}{\sin\theta}</w:t>
-            </w:r>
+            <m:oMath>
+              <m:r>
+                <m:rPr>
+                  <w:rPr>
+                    <w:color w:val="DC2626"/>
+                  </w:rPr>
+                </m:rPr>
+                <m:rPr>
+                  <m:sty m:val="p"/>
+                </m:rPr>
+                <m:t>cot</m:t>
+              </m:r>
+              <m:r>
+                <m:rPr>
+                  <w:rPr>
+                    <w:color w:val="DC2626"/>
+                  </w:rPr>
+                </m:rPr>
+                <m:t>θ=</m:t>
+              </m:r>
+              <m:f>
+                <m:fPr>
+                  <m:type m:val="bar"/>
+                </m:fPr>
+                <m:num>
+                  <m:r>
+                    <m:rPr>
+                      <w:rPr>
+                        <w:color w:val="DC2626"/>
+                      </w:rPr>
+                    </m:rPr>
+                    <m:rPr>
+                      <m:sty m:val="p"/>
+                    </m:rPr>
+                    <m:t>cos</m:t>
+                  </m:r>
+                  <m:r>
+                    <m:rPr>
+                      <w:rPr>
+                        <w:color w:val="DC2626"/>
+                      </w:rPr>
+                    </m:rPr>
+                    <m:t>θ</m:t>
+                  </m:r>
+                </m:num>
+                <m:den>
+                  <m:r>
+                    <m:rPr>
+                      <w:rPr>
+                        <w:color w:val="DC2626"/>
+                      </w:rPr>
+                    </m:rPr>
+                    <m:rPr>
+                      <m:sty m:val="p"/>
+                    </m:rPr>
+                    <m:t>sin</m:t>
+                  </m:r>
+                  <m:r>
+                    <m:rPr>
+                      <w:rPr>
+                        <w:color w:val="DC2626"/>
+                      </w:rPr>
+                    </m:rPr>
+                    <m:t>θ</m:t>
+                  </m:r>
+                </m:den>
+              </m:f>
+            </m:oMath>
           </w:p>
           <w:p>
             <w:pPr>
@@ -1728,15 +2839,74 @@
               </w:rPr>
               <w:t xml:space="preserve">3. </w:t>
             </w:r>
-            <w:r>
-              <w:rPr>
-                <w:rFonts w:ascii="Times New Roman" w:hAnsi="Times New Roman"/>
-                <w:b w:val="0"/>
-                <w:color w:val="DC2626"/>
-                <w:sz w:val="22"/>
-              </w:rPr>
-              <w:t>\sin^2\theta + \cos^2\theta = 1</w:t>
-            </w:r>
+            <m:oMath>
+              <m:sSup>
+                <m:e>
+                  <m:r>
+                    <m:rPr>
+                      <w:rPr>
+                        <w:color w:val="DC2626"/>
+                      </w:rPr>
+                    </m:rPr>
+                    <m:rPr>
+                      <m:sty m:val="p"/>
+                    </m:rPr>
+                    <m:t>sin</m:t>
+                  </m:r>
+                </m:e>
+                <m:sup>
+                  <m:r>
+                    <m:rPr>
+                      <w:rPr>
+                        <w:color w:val="DC2626"/>
+                      </w:rPr>
+                    </m:rPr>
+                    <m:t>2</m:t>
+                  </m:r>
+                </m:sup>
+              </m:sSup>
+              <m:r>
+                <m:rPr>
+                  <w:rPr>
+                    <w:color w:val="DC2626"/>
+                  </w:rPr>
+                </m:rPr>
+                <m:t>θ+</m:t>
+              </m:r>
+              <m:sSup>
+                <m:e>
+                  <m:r>
+                    <m:rPr>
+                      <w:rPr>
+                        <w:color w:val="DC2626"/>
+                      </w:rPr>
+                    </m:rPr>
+                    <m:rPr>
+                      <m:sty m:val="p"/>
+                    </m:rPr>
+                    <m:t>cos</m:t>
+                  </m:r>
+                </m:e>
+                <m:sup>
+                  <m:r>
+                    <m:rPr>
+                      <w:rPr>
+                        <w:color w:val="DC2626"/>
+                      </w:rPr>
+                    </m:rPr>
+                    <m:t>2</m:t>
+                  </m:r>
+                </m:sup>
+              </m:sSup>
+              <m:r>
+                <m:rPr>
+                  <w:rPr>
+                    <w:color w:val="DC2626"/>
+                  </w:rPr>
+                </m:rPr>
+                <m:t>θ=1</m:t>
+              </m:r>
+            </m:oMath>
             <w:r>
               <w:rPr>
                 <w:rFonts w:ascii="微軟正黑體" w:hAnsi="微軟正黑體"/>
@@ -1746,15 +2916,82 @@
               </w:rPr>
               <w:t xml:space="preserve"> ； </w:t>
             </w:r>
-            <w:r>
-              <w:rPr>
-                <w:rFonts w:ascii="Times New Roman" w:hAnsi="Times New Roman"/>
-                <w:b w:val="0"/>
-                <w:color w:val="DC2626"/>
-                <w:sz w:val="22"/>
-              </w:rPr>
-              <w:t>1 + \tan^2\theta = \sec^2\theta</w:t>
-            </w:r>
+            <m:oMath>
+              <m:r>
+                <m:rPr>
+                  <w:rPr>
+                    <w:color w:val="DC2626"/>
+                  </w:rPr>
+                </m:rPr>
+                <m:t>1+</m:t>
+              </m:r>
+              <m:sSup>
+                <m:e>
+                  <m:r>
+                    <m:rPr>
+                      <w:rPr>
+                        <w:color w:val="DC2626"/>
+                      </w:rPr>
+                    </m:rPr>
+                    <m:rPr>
+                      <m:sty m:val="p"/>
+                    </m:rPr>
+                    <m:t>tan</m:t>
+                  </m:r>
+                </m:e>
+                <m:sup>
+                  <m:r>
+                    <m:rPr>
+                      <w:rPr>
+                        <w:color w:val="DC2626"/>
+                      </w:rPr>
+                    </m:rPr>
+                    <m:t>2</m:t>
+                  </m:r>
+                </m:sup>
+              </m:sSup>
+              <m:r>
+                <m:rPr>
+                  <w:rPr>
+                    <w:color w:val="DC2626"/>
+                  </w:rPr>
+                </m:rPr>
+                <m:t>θ=</m:t>
+              </m:r>
+              <m:sSup>
+                <m:e>
+                  <m:r>
+                    <m:rPr>
+                      <w:rPr>
+                        <w:color w:val="DC2626"/>
+                      </w:rPr>
+                    </m:rPr>
+                    <m:rPr>
+                      <m:sty m:val="p"/>
+                    </m:rPr>
+                    <m:t>sec</m:t>
+                  </m:r>
+                </m:e>
+                <m:sup>
+                  <m:r>
+                    <m:rPr>
+                      <w:rPr>
+                        <w:color w:val="DC2626"/>
+                      </w:rPr>
+                    </m:rPr>
+                    <m:t>2</m:t>
+                  </m:r>
+                </m:sup>
+              </m:sSup>
+              <m:r>
+                <m:rPr>
+                  <w:rPr>
+                    <w:color w:val="DC2626"/>
+                  </w:rPr>
+                </m:rPr>
+                <m:t>θ</m:t>
+              </m:r>
+            </m:oMath>
             <w:r>
               <w:rPr>
                 <w:rFonts w:ascii="微軟正黑體" w:hAnsi="微軟正黑體"/>
@@ -1764,15 +3001,82 @@
               </w:rPr>
               <w:t xml:space="preserve"> ； </w:t>
             </w:r>
-            <w:r>
-              <w:rPr>
-                <w:rFonts w:ascii="Times New Roman" w:hAnsi="Times New Roman"/>
-                <w:b w:val="0"/>
-                <w:color w:val="DC2626"/>
-                <w:sz w:val="22"/>
-              </w:rPr>
-              <w:t>1 + \cot^2\theta = \csc^2\theta</w:t>
-            </w:r>
+            <m:oMath>
+              <m:r>
+                <m:rPr>
+                  <w:rPr>
+                    <w:color w:val="DC2626"/>
+                  </w:rPr>
+                </m:rPr>
+                <m:t>1+</m:t>
+              </m:r>
+              <m:sSup>
+                <m:e>
+                  <m:r>
+                    <m:rPr>
+                      <w:rPr>
+                        <w:color w:val="DC2626"/>
+                      </w:rPr>
+                    </m:rPr>
+                    <m:rPr>
+                      <m:sty m:val="p"/>
+                    </m:rPr>
+                    <m:t>cot</m:t>
+                  </m:r>
+                </m:e>
+                <m:sup>
+                  <m:r>
+                    <m:rPr>
+                      <w:rPr>
+                        <w:color w:val="DC2626"/>
+                      </w:rPr>
+                    </m:rPr>
+                    <m:t>2</m:t>
+                  </m:r>
+                </m:sup>
+              </m:sSup>
+              <m:r>
+                <m:rPr>
+                  <w:rPr>
+                    <w:color w:val="DC2626"/>
+                  </w:rPr>
+                </m:rPr>
+                <m:t>θ=</m:t>
+              </m:r>
+              <m:sSup>
+                <m:e>
+                  <m:r>
+                    <m:rPr>
+                      <w:rPr>
+                        <w:color w:val="DC2626"/>
+                      </w:rPr>
+                    </m:rPr>
+                    <m:rPr>
+                      <m:sty m:val="p"/>
+                    </m:rPr>
+                    <m:t>csc</m:t>
+                  </m:r>
+                </m:e>
+                <m:sup>
+                  <m:r>
+                    <m:rPr>
+                      <w:rPr>
+                        <w:color w:val="DC2626"/>
+                      </w:rPr>
+                    </m:rPr>
+                    <m:t>2</m:t>
+                  </m:r>
+                </m:sup>
+              </m:sSup>
+              <m:r>
+                <m:rPr>
+                  <w:rPr>
+                    <w:color w:val="DC2626"/>
+                  </w:rPr>
+                </m:rPr>
+                <m:t>θ</m:t>
+              </m:r>
+            </m:oMath>
           </w:p>
           <w:p>
             <w:pPr>
@@ -1787,15 +3091,76 @@
               </w:rPr>
               <w:t>4. 橫向端點換裝：</w:t>
             </w:r>
-            <w:r>
-              <w:rPr>
-                <w:rFonts w:ascii="Times New Roman" w:hAnsi="Times New Roman"/>
-                <w:b w:val="0"/>
-                <w:color w:val="DC2626"/>
-                <w:sz w:val="22"/>
-              </w:rPr>
-              <w:t>\sin(90^\circ-\theta)=\cos\theta</w:t>
-            </w:r>
+            <m:oMath>
+              <m:r>
+                <m:rPr>
+                  <w:rPr>
+                    <w:color w:val="DC2626"/>
+                  </w:rPr>
+                </m:rPr>
+                <m:rPr>
+                  <m:sty m:val="p"/>
+                </m:rPr>
+                <m:t>sin</m:t>
+              </m:r>
+              <m:r>
+                <m:rPr>
+                  <w:rPr>
+                    <w:color w:val="DC2626"/>
+                  </w:rPr>
+                </m:rPr>
+                <m:t>(</m:t>
+              </m:r>
+              <m:sSup>
+                <m:e>
+                  <m:r>
+                    <m:rPr>
+                      <w:rPr>
+                        <w:color w:val="DC2626"/>
+                      </w:rPr>
+                    </m:rPr>
+                    <m:t>90</m:t>
+                  </m:r>
+                </m:e>
+                <m:sup>
+                  <m:r>
+                    <m:rPr>
+                      <w:rPr>
+                        <w:color w:val="DC2626"/>
+                      </w:rPr>
+                    </m:rPr>
+                    <m:t>∘</m:t>
+                  </m:r>
+                </m:sup>
+              </m:sSup>
+              <m:r>
+                <m:rPr>
+                  <w:rPr>
+                    <w:color w:val="DC2626"/>
+                  </w:rPr>
+                </m:rPr>
+                <m:t>−θ)=</m:t>
+              </m:r>
+              <m:r>
+                <m:rPr>
+                  <w:rPr>
+                    <w:color w:val="DC2626"/>
+                  </w:rPr>
+                </m:rPr>
+                <m:rPr>
+                  <m:sty m:val="p"/>
+                </m:rPr>
+                <m:t>cos</m:t>
+              </m:r>
+              <m:r>
+                <m:rPr>
+                  <w:rPr>
+                    <w:color w:val="DC2626"/>
+                  </w:rPr>
+                </m:rPr>
+                <m:t>θ</m:t>
+              </m:r>
+            </m:oMath>
             <w:r>
               <w:rPr>
                 <w:rFonts w:ascii="微軟正黑體" w:hAnsi="微軟正黑體"/>
@@ -1805,15 +3170,76 @@
               </w:rPr>
               <w:t xml:space="preserve"> ； </w:t>
             </w:r>
-            <w:r>
-              <w:rPr>
-                <w:rFonts w:ascii="Times New Roman" w:hAnsi="Times New Roman"/>
-                <w:b w:val="0"/>
-                <w:color w:val="DC2626"/>
-                <w:sz w:val="22"/>
-              </w:rPr>
-              <w:t>\tan(90^\circ-\theta)=\cot\theta</w:t>
-            </w:r>
+            <m:oMath>
+              <m:r>
+                <m:rPr>
+                  <w:rPr>
+                    <w:color w:val="DC2626"/>
+                  </w:rPr>
+                </m:rPr>
+                <m:rPr>
+                  <m:sty m:val="p"/>
+                </m:rPr>
+                <m:t>tan</m:t>
+              </m:r>
+              <m:r>
+                <m:rPr>
+                  <w:rPr>
+                    <w:color w:val="DC2626"/>
+                  </w:rPr>
+                </m:rPr>
+                <m:t>(</m:t>
+              </m:r>
+              <m:sSup>
+                <m:e>
+                  <m:r>
+                    <m:rPr>
+                      <w:rPr>
+                        <w:color w:val="DC2626"/>
+                      </w:rPr>
+                    </m:rPr>
+                    <m:t>90</m:t>
+                  </m:r>
+                </m:e>
+                <m:sup>
+                  <m:r>
+                    <m:rPr>
+                      <w:rPr>
+                        <w:color w:val="DC2626"/>
+                      </w:rPr>
+                    </m:rPr>
+                    <m:t>∘</m:t>
+                  </m:r>
+                </m:sup>
+              </m:sSup>
+              <m:r>
+                <m:rPr>
+                  <w:rPr>
+                    <w:color w:val="DC2626"/>
+                  </w:rPr>
+                </m:rPr>
+                <m:t>−θ)=</m:t>
+              </m:r>
+              <m:r>
+                <m:rPr>
+                  <w:rPr>
+                    <w:color w:val="DC2626"/>
+                  </w:rPr>
+                </m:rPr>
+                <m:rPr>
+                  <m:sty m:val="p"/>
+                </m:rPr>
+                <m:t>cot</m:t>
+              </m:r>
+              <m:r>
+                <m:rPr>
+                  <w:rPr>
+                    <w:color w:val="DC2626"/>
+                  </w:rPr>
+                </m:rPr>
+                <m:t>θ</m:t>
+              </m:r>
+            </m:oMath>
             <w:r>
               <w:rPr>
                 <w:rFonts w:ascii="微軟正黑體" w:hAnsi="微軟正黑體"/>
@@ -1823,15 +3249,76 @@
               </w:rPr>
               <w:t xml:space="preserve"> ； </w:t>
             </w:r>
-            <w:r>
-              <w:rPr>
-                <w:rFonts w:ascii="Times New Roman" w:hAnsi="Times New Roman"/>
-                <w:b w:val="0"/>
-                <w:color w:val="DC2626"/>
-                <w:sz w:val="22"/>
-              </w:rPr>
-              <w:t>\sec(90^\circ-\theta)=\csc\theta</w:t>
-            </w:r>
+            <m:oMath>
+              <m:r>
+                <m:rPr>
+                  <w:rPr>
+                    <w:color w:val="DC2626"/>
+                  </w:rPr>
+                </m:rPr>
+                <m:rPr>
+                  <m:sty m:val="p"/>
+                </m:rPr>
+                <m:t>sec</m:t>
+              </m:r>
+              <m:r>
+                <m:rPr>
+                  <w:rPr>
+                    <w:color w:val="DC2626"/>
+                  </w:rPr>
+                </m:rPr>
+                <m:t>(</m:t>
+              </m:r>
+              <m:sSup>
+                <m:e>
+                  <m:r>
+                    <m:rPr>
+                      <w:rPr>
+                        <w:color w:val="DC2626"/>
+                      </w:rPr>
+                    </m:rPr>
+                    <m:t>90</m:t>
+                  </m:r>
+                </m:e>
+                <m:sup>
+                  <m:r>
+                    <m:rPr>
+                      <w:rPr>
+                        <w:color w:val="DC2626"/>
+                      </w:rPr>
+                    </m:rPr>
+                    <m:t>∘</m:t>
+                  </m:r>
+                </m:sup>
+              </m:sSup>
+              <m:r>
+                <m:rPr>
+                  <w:rPr>
+                    <w:color w:val="DC2626"/>
+                  </w:rPr>
+                </m:rPr>
+                <m:t>−θ)=</m:t>
+              </m:r>
+              <m:r>
+                <m:rPr>
+                  <w:rPr>
+                    <w:color w:val="DC2626"/>
+                  </w:rPr>
+                </m:rPr>
+                <m:rPr>
+                  <m:sty m:val="p"/>
+                </m:rPr>
+                <m:t>csc</m:t>
+              </m:r>
+              <m:r>
+                <m:rPr>
+                  <w:rPr>
+                    <w:color w:val="DC2626"/>
+                  </w:rPr>
+                </m:rPr>
+                <m:t>θ</m:t>
+              </m:r>
+            </m:oMath>
           </w:p>
         </w:tc>
       </w:tr>
@@ -2072,15 +3559,148 @@
               </w:rPr>
               <w:t xml:space="preserve">1. </w:t>
             </w:r>
-            <w:r>
-              <w:rPr>
-                <w:rFonts w:ascii="Times New Roman" w:hAnsi="Times New Roman"/>
-                <w:b w:val="0"/>
-                <w:color w:val="DC2626"/>
-                <w:sz w:val="22"/>
-              </w:rPr>
-              <w:t>(\sin\theta \pm \cos\theta)^2 = 1 \pm 2\sin\theta\cos\theta</w:t>
-            </w:r>
+            <m:oMath>
+              <m:d>
+                <m:dPr>
+                  <m:sepChr m:val="="/>
+                  <m:endChr m:val=""/>
+                </m:dPr>
+                <m:e>
+                  <m:r>
+                    <m:rPr>
+                      <w:rPr>
+                        <w:color w:val="DC2626"/>
+                      </w:rPr>
+                    </m:rPr>
+                    <m:rPr>
+                      <m:sty m:val="p"/>
+                    </m:rPr>
+                    <m:t>sin</m:t>
+                  </m:r>
+                  <m:r>
+                    <m:rPr>
+                      <w:rPr>
+                        <w:color w:val="DC2626"/>
+                      </w:rPr>
+                    </m:rPr>
+                    <m:t>θ</m:t>
+                  </m:r>
+                  <m:r>
+                    <m:rPr>
+                      <w:rPr>
+                        <w:color w:val="DC2626"/>
+                      </w:rPr>
+                    </m:rPr>
+                    <m:t>±</m:t>
+                  </m:r>
+                  <m:r>
+                    <m:rPr>
+                      <w:rPr>
+                        <w:color w:val="DC2626"/>
+                      </w:rPr>
+                    </m:rPr>
+                    <m:rPr>
+                      <m:sty m:val="p"/>
+                    </m:rPr>
+                    <m:t>cos</m:t>
+                  </m:r>
+                  <m:r>
+                    <m:rPr>
+                      <w:rPr>
+                        <w:color w:val="DC2626"/>
+                      </w:rPr>
+                    </m:rPr>
+                    <m:t>θ</m:t>
+                  </m:r>
+                  <m:sSup>
+                    <m:e>
+                      <m:r>
+                        <m:rPr>
+                          <w:rPr>
+                            <w:color w:val="DC2626"/>
+                          </w:rPr>
+                        </m:rPr>
+                        <m:t>)</m:t>
+                      </m:r>
+                    </m:e>
+                    <m:sup>
+                      <m:r>
+                        <m:rPr>
+                          <w:rPr>
+                            <w:color w:val="DC2626"/>
+                          </w:rPr>
+                        </m:rPr>
+                        <m:t>2</m:t>
+                      </m:r>
+                    </m:sup>
+                  </m:sSup>
+                </m:e>
+                <m:e>
+                  <m:r>
+                    <m:rPr>
+                      <w:rPr>
+                        <w:color w:val="DC2626"/>
+                      </w:rPr>
+                    </m:rPr>
+                    <m:t>1</m:t>
+                  </m:r>
+                  <m:r>
+                    <m:rPr>
+                      <w:rPr>
+                        <w:color w:val="DC2626"/>
+                      </w:rPr>
+                    </m:rPr>
+                    <m:t>±</m:t>
+                  </m:r>
+                  <m:r>
+                    <m:rPr>
+                      <w:rPr>
+                        <w:color w:val="DC2626"/>
+                      </w:rPr>
+                    </m:rPr>
+                    <m:t>2</m:t>
+                  </m:r>
+                  <m:r>
+                    <m:rPr>
+                      <w:rPr>
+                        <w:color w:val="DC2626"/>
+                      </w:rPr>
+                    </m:rPr>
+                    <m:rPr>
+                      <m:sty m:val="p"/>
+                    </m:rPr>
+                    <m:t>sin</m:t>
+                  </m:r>
+                  <m:r>
+                    <m:rPr>
+                      <w:rPr>
+                        <w:color w:val="DC2626"/>
+                      </w:rPr>
+                    </m:rPr>
+                    <m:t>θ</m:t>
+                  </m:r>
+                  <m:r>
+                    <m:rPr>
+                      <w:rPr>
+                        <w:color w:val="DC2626"/>
+                      </w:rPr>
+                    </m:rPr>
+                    <m:rPr>
+                      <m:sty m:val="p"/>
+                    </m:rPr>
+                    <m:t>cos</m:t>
+                  </m:r>
+                  <m:r>
+                    <m:rPr>
+                      <w:rPr>
+                        <w:color w:val="DC2626"/>
+                      </w:rPr>
+                    </m:rPr>
+                    <m:t>θ</m:t>
+                  </m:r>
+                </m:e>
+              </m:d>
+            </m:oMath>
           </w:p>
           <w:p>
             <w:pPr>
@@ -2095,15 +3715,101 @@
               </w:rPr>
               <w:t xml:space="preserve">2. </w:t>
             </w:r>
-            <w:r>
-              <w:rPr>
-                <w:rFonts w:ascii="Times New Roman" w:hAnsi="Times New Roman"/>
-                <w:b w:val="0"/>
-                <w:color w:val="DC2626"/>
-                <w:sz w:val="22"/>
-              </w:rPr>
-              <w:t>\tan\theta + \cot\theta = \frac{1}{\sin\theta\cos\theta}</w:t>
-            </w:r>
+            <m:oMath>
+              <m:r>
+                <m:rPr>
+                  <w:rPr>
+                    <w:color w:val="DC2626"/>
+                  </w:rPr>
+                </m:rPr>
+                <m:rPr>
+                  <m:sty m:val="p"/>
+                </m:rPr>
+                <m:t>tan</m:t>
+              </m:r>
+              <m:r>
+                <m:rPr>
+                  <w:rPr>
+                    <w:color w:val="DC2626"/>
+                  </w:rPr>
+                </m:rPr>
+                <m:t>θ+</m:t>
+              </m:r>
+              <m:r>
+                <m:rPr>
+                  <w:rPr>
+                    <w:color w:val="DC2626"/>
+                  </w:rPr>
+                </m:rPr>
+                <m:rPr>
+                  <m:sty m:val="p"/>
+                </m:rPr>
+                <m:t>cot</m:t>
+              </m:r>
+              <m:r>
+                <m:rPr>
+                  <w:rPr>
+                    <w:color w:val="DC2626"/>
+                  </w:rPr>
+                </m:rPr>
+                <m:t>θ=</m:t>
+              </m:r>
+              <m:f>
+                <m:fPr>
+                  <m:type m:val="bar"/>
+                </m:fPr>
+                <m:num>
+                  <m:r>
+                    <m:rPr>
+                      <w:rPr>
+                        <w:color w:val="DC2626"/>
+                      </w:rPr>
+                    </m:rPr>
+                    <m:t>1</m:t>
+                  </m:r>
+                </m:num>
+                <m:den>
+                  <m:r>
+                    <m:rPr>
+                      <w:rPr>
+                        <w:color w:val="DC2626"/>
+                      </w:rPr>
+                    </m:rPr>
+                    <m:rPr>
+                      <m:sty m:val="p"/>
+                    </m:rPr>
+                    <m:t>sin</m:t>
+                  </m:r>
+                  <m:r>
+                    <m:rPr>
+                      <w:rPr>
+                        <w:color w:val="DC2626"/>
+                      </w:rPr>
+                    </m:rPr>
+                    <m:t>θ</m:t>
+                  </m:r>
+                  <m:r>
+                    <m:rPr>
+                      <w:rPr>
+                        <w:color w:val="DC2626"/>
+                      </w:rPr>
+                    </m:rPr>
+                    <m:rPr>
+                      <m:sty m:val="p"/>
+                    </m:rPr>
+                    <m:t>cos</m:t>
+                  </m:r>
+                  <m:r>
+                    <m:rPr>
+                      <w:rPr>
+                        <w:color w:val="DC2626"/>
+                      </w:rPr>
+                    </m:rPr>
+                    <m:t>θ</m:t>
+                  </m:r>
+                </m:den>
+              </m:f>
+            </m:oMath>
           </w:p>
           <w:p>
             <w:pPr>
@@ -2118,15 +3824,33 @@
               </w:rPr>
               <w:t xml:space="preserve">3. 按反三角函數鍵 </w:t>
             </w:r>
-            <w:r>
-              <w:rPr>
-                <w:rFonts w:ascii="Times New Roman" w:hAnsi="Times New Roman"/>
-                <w:b w:val="0"/>
-                <w:color w:val="DC2626"/>
-                <w:sz w:val="22"/>
-              </w:rPr>
-              <w:t>\tan^{-1}</w:t>
-            </w:r>
+            <m:oMath>
+              <m:sSup>
+                <m:e>
+                  <m:r>
+                    <m:rPr>
+                      <w:rPr>
+                        <w:color w:val="DC2626"/>
+                      </w:rPr>
+                    </m:rPr>
+                    <m:rPr>
+                      <m:sty m:val="p"/>
+                    </m:rPr>
+                    <m:t>tan</m:t>
+                  </m:r>
+                </m:e>
+                <m:sup>
+                  <m:r>
+                    <m:rPr>
+                      <w:rPr>
+                        <w:color w:val="DC2626"/>
+                      </w:rPr>
+                    </m:rPr>
+                    <m:t>−1</m:t>
+                  </m:r>
+                </m:sup>
+              </m:sSup>
+            </m:oMath>
             <w:r>
               <w:rPr>
                 <w:rFonts w:ascii="微軟正黑體" w:hAnsi="微軟正黑體"/>
@@ -2327,15 +4051,16 @@
               </w:rPr>
               <w:t xml:space="preserve">(1) </w:t>
             </w:r>
-            <w:r>
-              <w:rPr>
-                <w:rFonts w:ascii="Times New Roman" w:hAnsi="Times New Roman"/>
-                <w:b w:val="0"/>
-                <w:color w:val="DC2626"/>
-                <w:sz w:val="22"/>
-              </w:rPr>
-              <w:t>\angle A</w:t>
-            </w:r>
+            <m:oMath>
+              <m:r>
+                <m:rPr>
+                  <w:rPr>
+                    <w:color w:val="DC2626"/>
+                  </w:rPr>
+                </m:rPr>
+                <m:t>∠A</m:t>
+              </m:r>
+            </m:oMath>
             <w:r>
               <w:rPr>
                 <w:rFonts w:ascii="微軟正黑體" w:hAnsi="微軟正黑體"/>
@@ -2345,15 +4070,312 @@
               </w:rPr>
               <w:t xml:space="preserve"> 視角：對邊 15、鄰邊 8、斜邊 17。</w:t>
             </w:r>
-            <w:r>
-              <w:rPr>
-                <w:rFonts w:ascii="Times New Roman" w:hAnsi="Times New Roman"/>
-                <w:b w:val="0"/>
-                <w:color w:val="DC2626"/>
-                <w:sz w:val="22"/>
-              </w:rPr>
-              <w:t>\sin A = \frac{15}{17}, \cos A = \frac{8}{17}, \tan A = \frac{15}{8}, \csc A = \frac{17}{15}, \sec A = \frac{17}{8}, \cot A = \frac{8}{15}</w:t>
-            </w:r>
+            <m:oMath>
+              <m:r>
+                <m:rPr>
+                  <w:rPr>
+                    <w:color w:val="DC2626"/>
+                  </w:rPr>
+                </m:rPr>
+                <m:rPr>
+                  <m:sty m:val="p"/>
+                </m:rPr>
+                <m:t>sin</m:t>
+              </m:r>
+              <m:r>
+                <m:rPr>
+                  <w:rPr>
+                    <w:color w:val="DC2626"/>
+                  </w:rPr>
+                </m:rPr>
+                <m:t>A=</m:t>
+              </m:r>
+              <m:f>
+                <m:fPr>
+                  <m:type m:val="bar"/>
+                </m:fPr>
+                <m:num>
+                  <m:r>
+                    <m:rPr>
+                      <w:rPr>
+                        <w:color w:val="DC2626"/>
+                      </w:rPr>
+                    </m:rPr>
+                    <m:t>15</m:t>
+                  </m:r>
+                </m:num>
+                <m:den>
+                  <m:r>
+                    <m:rPr>
+                      <w:rPr>
+                        <w:color w:val="DC2626"/>
+                      </w:rPr>
+                    </m:rPr>
+                    <m:t>17</m:t>
+                  </m:r>
+                </m:den>
+              </m:f>
+              <m:r>
+                <m:rPr>
+                  <w:rPr>
+                    <w:color w:val="DC2626"/>
+                  </w:rPr>
+                </m:rPr>
+                <m:t>,</m:t>
+              </m:r>
+              <m:r>
+                <m:rPr>
+                  <w:rPr>
+                    <w:color w:val="DC2626"/>
+                  </w:rPr>
+                </m:rPr>
+                <m:rPr>
+                  <m:sty m:val="p"/>
+                </m:rPr>
+                <m:t>cos</m:t>
+              </m:r>
+              <m:r>
+                <m:rPr>
+                  <w:rPr>
+                    <w:color w:val="DC2626"/>
+                  </w:rPr>
+                </m:rPr>
+                <m:t>A=</m:t>
+              </m:r>
+              <m:f>
+                <m:fPr>
+                  <m:type m:val="bar"/>
+                </m:fPr>
+                <m:num>
+                  <m:r>
+                    <m:rPr>
+                      <w:rPr>
+                        <w:color w:val="DC2626"/>
+                      </w:rPr>
+                    </m:rPr>
+                    <m:t>8</m:t>
+                  </m:r>
+                </m:num>
+                <m:den>
+                  <m:r>
+                    <m:rPr>
+                      <w:rPr>
+                        <w:color w:val="DC2626"/>
+                      </w:rPr>
+                    </m:rPr>
+                    <m:t>17</m:t>
+                  </m:r>
+                </m:den>
+              </m:f>
+              <m:r>
+                <m:rPr>
+                  <w:rPr>
+                    <w:color w:val="DC2626"/>
+                  </w:rPr>
+                </m:rPr>
+                <m:t>,</m:t>
+              </m:r>
+              <m:r>
+                <m:rPr>
+                  <w:rPr>
+                    <w:color w:val="DC2626"/>
+                  </w:rPr>
+                </m:rPr>
+                <m:rPr>
+                  <m:sty m:val="p"/>
+                </m:rPr>
+                <m:t>tan</m:t>
+              </m:r>
+              <m:r>
+                <m:rPr>
+                  <w:rPr>
+                    <w:color w:val="DC2626"/>
+                  </w:rPr>
+                </m:rPr>
+                <m:t>A=</m:t>
+              </m:r>
+              <m:f>
+                <m:fPr>
+                  <m:type m:val="bar"/>
+                </m:fPr>
+                <m:num>
+                  <m:r>
+                    <m:rPr>
+                      <w:rPr>
+                        <w:color w:val="DC2626"/>
+                      </w:rPr>
+                    </m:rPr>
+                    <m:t>15</m:t>
+                  </m:r>
+                </m:num>
+                <m:den>
+                  <m:r>
+                    <m:rPr>
+                      <w:rPr>
+                        <w:color w:val="DC2626"/>
+                      </w:rPr>
+                    </m:rPr>
+                    <m:t>8</m:t>
+                  </m:r>
+                </m:den>
+              </m:f>
+              <m:r>
+                <m:rPr>
+                  <w:rPr>
+                    <w:color w:val="DC2626"/>
+                  </w:rPr>
+                </m:rPr>
+                <m:t>,</m:t>
+              </m:r>
+              <m:r>
+                <m:rPr>
+                  <w:rPr>
+                    <w:color w:val="DC2626"/>
+                  </w:rPr>
+                </m:rPr>
+                <m:rPr>
+                  <m:sty m:val="p"/>
+                </m:rPr>
+                <m:t>csc</m:t>
+              </m:r>
+              <m:r>
+                <m:rPr>
+                  <w:rPr>
+                    <w:color w:val="DC2626"/>
+                  </w:rPr>
+                </m:rPr>
+                <m:t>A=</m:t>
+              </m:r>
+              <m:f>
+                <m:fPr>
+                  <m:type m:val="bar"/>
+                </m:fPr>
+                <m:num>
+                  <m:r>
+                    <m:rPr>
+                      <w:rPr>
+                        <w:color w:val="DC2626"/>
+                      </w:rPr>
+                    </m:rPr>
+                    <m:t>17</m:t>
+                  </m:r>
+                </m:num>
+                <m:den>
+                  <m:r>
+                    <m:rPr>
+                      <w:rPr>
+                        <w:color w:val="DC2626"/>
+                      </w:rPr>
+                    </m:rPr>
+                    <m:t>15</m:t>
+                  </m:r>
+                </m:den>
+              </m:f>
+              <m:r>
+                <m:rPr>
+                  <w:rPr>
+                    <w:color w:val="DC2626"/>
+                  </w:rPr>
+                </m:rPr>
+                <m:t>,</m:t>
+              </m:r>
+              <m:r>
+                <m:rPr>
+                  <w:rPr>
+                    <w:color w:val="DC2626"/>
+                  </w:rPr>
+                </m:rPr>
+                <m:rPr>
+                  <m:sty m:val="p"/>
+                </m:rPr>
+                <m:t>sec</m:t>
+              </m:r>
+              <m:r>
+                <m:rPr>
+                  <w:rPr>
+                    <w:color w:val="DC2626"/>
+                  </w:rPr>
+                </m:rPr>
+                <m:t>A=</m:t>
+              </m:r>
+              <m:f>
+                <m:fPr>
+                  <m:type m:val="bar"/>
+                </m:fPr>
+                <m:num>
+                  <m:r>
+                    <m:rPr>
+                      <w:rPr>
+                        <w:color w:val="DC2626"/>
+                      </w:rPr>
+                    </m:rPr>
+                    <m:t>17</m:t>
+                  </m:r>
+                </m:num>
+                <m:den>
+                  <m:r>
+                    <m:rPr>
+                      <w:rPr>
+                        <w:color w:val="DC2626"/>
+                      </w:rPr>
+                    </m:rPr>
+                    <m:t>8</m:t>
+                  </m:r>
+                </m:den>
+              </m:f>
+              <m:r>
+                <m:rPr>
+                  <w:rPr>
+                    <w:color w:val="DC2626"/>
+                  </w:rPr>
+                </m:rPr>
+                <m:t>,</m:t>
+              </m:r>
+              <m:r>
+                <m:rPr>
+                  <w:rPr>
+                    <w:color w:val="DC2626"/>
+                  </w:rPr>
+                </m:rPr>
+                <m:rPr>
+                  <m:sty m:val="p"/>
+                </m:rPr>
+                <m:t>cot</m:t>
+              </m:r>
+              <m:r>
+                <m:rPr>
+                  <w:rPr>
+                    <w:color w:val="DC2626"/>
+                  </w:rPr>
+                </m:rPr>
+                <m:t>A=</m:t>
+              </m:r>
+              <m:f>
+                <m:fPr>
+                  <m:type m:val="bar"/>
+                </m:fPr>
+                <m:num>
+                  <m:r>
+                    <m:rPr>
+                      <w:rPr>
+                        <w:color w:val="DC2626"/>
+                      </w:rPr>
+                    </m:rPr>
+                    <m:t>8</m:t>
+                  </m:r>
+                </m:num>
+                <m:den>
+                  <m:r>
+                    <m:rPr>
+                      <w:rPr>
+                        <w:color w:val="DC2626"/>
+                      </w:rPr>
+                    </m:rPr>
+                    <m:t>15</m:t>
+                  </m:r>
+                </m:den>
+              </m:f>
+            </m:oMath>
             <w:r>
               <w:rPr>
                 <w:rFonts w:ascii="微軟正黑體" w:hAnsi="微軟正黑體"/>
@@ -2377,15 +4399,16 @@
               </w:rPr>
               <w:t xml:space="preserve">(2) </w:t>
             </w:r>
-            <w:r>
-              <w:rPr>
-                <w:rFonts w:ascii="Times New Roman" w:hAnsi="Times New Roman"/>
-                <w:b w:val="0"/>
-                <w:color w:val="DC2626"/>
-                <w:sz w:val="22"/>
-              </w:rPr>
-              <w:t>\angle B</w:t>
-            </w:r>
+            <m:oMath>
+              <m:r>
+                <m:rPr>
+                  <w:rPr>
+                    <w:color w:val="DC2626"/>
+                  </w:rPr>
+                </m:rPr>
+                <m:t>∠B</m:t>
+              </m:r>
+            </m:oMath>
             <w:r>
               <w:rPr>
                 <w:rFonts w:ascii="微軟正黑體" w:hAnsi="微軟正黑體"/>
@@ -2395,15 +4418,312 @@
               </w:rPr>
               <w:t xml:space="preserve"> 視角：對邊 8、鄰邊 15、斜邊 17。</w:t>
             </w:r>
-            <w:r>
-              <w:rPr>
-                <w:rFonts w:ascii="Times New Roman" w:hAnsi="Times New Roman"/>
-                <w:b w:val="0"/>
-                <w:color w:val="DC2626"/>
-                <w:sz w:val="22"/>
-              </w:rPr>
-              <w:t>\sin B = \frac{8}{17}, \cos B = \frac{15}{17}, \tan B = \frac{8}{15}, \csc B = \frac{17}{8}, \sec B = \frac{17}{15}, \cot B = \frac{15}{8}</w:t>
-            </w:r>
+            <m:oMath>
+              <m:r>
+                <m:rPr>
+                  <w:rPr>
+                    <w:color w:val="DC2626"/>
+                  </w:rPr>
+                </m:rPr>
+                <m:rPr>
+                  <m:sty m:val="p"/>
+                </m:rPr>
+                <m:t>sin</m:t>
+              </m:r>
+              <m:r>
+                <m:rPr>
+                  <w:rPr>
+                    <w:color w:val="DC2626"/>
+                  </w:rPr>
+                </m:rPr>
+                <m:t>B=</m:t>
+              </m:r>
+              <m:f>
+                <m:fPr>
+                  <m:type m:val="bar"/>
+                </m:fPr>
+                <m:num>
+                  <m:r>
+                    <m:rPr>
+                      <w:rPr>
+                        <w:color w:val="DC2626"/>
+                      </w:rPr>
+                    </m:rPr>
+                    <m:t>8</m:t>
+                  </m:r>
+                </m:num>
+                <m:den>
+                  <m:r>
+                    <m:rPr>
+                      <w:rPr>
+                        <w:color w:val="DC2626"/>
+                      </w:rPr>
+                    </m:rPr>
+                    <m:t>17</m:t>
+                  </m:r>
+                </m:den>
+              </m:f>
+              <m:r>
+                <m:rPr>
+                  <w:rPr>
+                    <w:color w:val="DC2626"/>
+                  </w:rPr>
+                </m:rPr>
+                <m:t>,</m:t>
+              </m:r>
+              <m:r>
+                <m:rPr>
+                  <w:rPr>
+                    <w:color w:val="DC2626"/>
+                  </w:rPr>
+                </m:rPr>
+                <m:rPr>
+                  <m:sty m:val="p"/>
+                </m:rPr>
+                <m:t>cos</m:t>
+              </m:r>
+              <m:r>
+                <m:rPr>
+                  <w:rPr>
+                    <w:color w:val="DC2626"/>
+                  </w:rPr>
+                </m:rPr>
+                <m:t>B=</m:t>
+              </m:r>
+              <m:f>
+                <m:fPr>
+                  <m:type m:val="bar"/>
+                </m:fPr>
+                <m:num>
+                  <m:r>
+                    <m:rPr>
+                      <w:rPr>
+                        <w:color w:val="DC2626"/>
+                      </w:rPr>
+                    </m:rPr>
+                    <m:t>15</m:t>
+                  </m:r>
+                </m:num>
+                <m:den>
+                  <m:r>
+                    <m:rPr>
+                      <w:rPr>
+                        <w:color w:val="DC2626"/>
+                      </w:rPr>
+                    </m:rPr>
+                    <m:t>17</m:t>
+                  </m:r>
+                </m:den>
+              </m:f>
+              <m:r>
+                <m:rPr>
+                  <w:rPr>
+                    <w:color w:val="DC2626"/>
+                  </w:rPr>
+                </m:rPr>
+                <m:t>,</m:t>
+              </m:r>
+              <m:r>
+                <m:rPr>
+                  <w:rPr>
+                    <w:color w:val="DC2626"/>
+                  </w:rPr>
+                </m:rPr>
+                <m:rPr>
+                  <m:sty m:val="p"/>
+                </m:rPr>
+                <m:t>tan</m:t>
+              </m:r>
+              <m:r>
+                <m:rPr>
+                  <w:rPr>
+                    <w:color w:val="DC2626"/>
+                  </w:rPr>
+                </m:rPr>
+                <m:t>B=</m:t>
+              </m:r>
+              <m:f>
+                <m:fPr>
+                  <m:type m:val="bar"/>
+                </m:fPr>
+                <m:num>
+                  <m:r>
+                    <m:rPr>
+                      <w:rPr>
+                        <w:color w:val="DC2626"/>
+                      </w:rPr>
+                    </m:rPr>
+                    <m:t>8</m:t>
+                  </m:r>
+                </m:num>
+                <m:den>
+                  <m:r>
+                    <m:rPr>
+                      <w:rPr>
+                        <w:color w:val="DC2626"/>
+                      </w:rPr>
+                    </m:rPr>
+                    <m:t>15</m:t>
+                  </m:r>
+                </m:den>
+              </m:f>
+              <m:r>
+                <m:rPr>
+                  <w:rPr>
+                    <w:color w:val="DC2626"/>
+                  </w:rPr>
+                </m:rPr>
+                <m:t>,</m:t>
+              </m:r>
+              <m:r>
+                <m:rPr>
+                  <w:rPr>
+                    <w:color w:val="DC2626"/>
+                  </w:rPr>
+                </m:rPr>
+                <m:rPr>
+                  <m:sty m:val="p"/>
+                </m:rPr>
+                <m:t>csc</m:t>
+              </m:r>
+              <m:r>
+                <m:rPr>
+                  <w:rPr>
+                    <w:color w:val="DC2626"/>
+                  </w:rPr>
+                </m:rPr>
+                <m:t>B=</m:t>
+              </m:r>
+              <m:f>
+                <m:fPr>
+                  <m:type m:val="bar"/>
+                </m:fPr>
+                <m:num>
+                  <m:r>
+                    <m:rPr>
+                      <w:rPr>
+                        <w:color w:val="DC2626"/>
+                      </w:rPr>
+                    </m:rPr>
+                    <m:t>17</m:t>
+                  </m:r>
+                </m:num>
+                <m:den>
+                  <m:r>
+                    <m:rPr>
+                      <w:rPr>
+                        <w:color w:val="DC2626"/>
+                      </w:rPr>
+                    </m:rPr>
+                    <m:t>8</m:t>
+                  </m:r>
+                </m:den>
+              </m:f>
+              <m:r>
+                <m:rPr>
+                  <w:rPr>
+                    <w:color w:val="DC2626"/>
+                  </w:rPr>
+                </m:rPr>
+                <m:t>,</m:t>
+              </m:r>
+              <m:r>
+                <m:rPr>
+                  <w:rPr>
+                    <w:color w:val="DC2626"/>
+                  </w:rPr>
+                </m:rPr>
+                <m:rPr>
+                  <m:sty m:val="p"/>
+                </m:rPr>
+                <m:t>sec</m:t>
+              </m:r>
+              <m:r>
+                <m:rPr>
+                  <w:rPr>
+                    <w:color w:val="DC2626"/>
+                  </w:rPr>
+                </m:rPr>
+                <m:t>B=</m:t>
+              </m:r>
+              <m:f>
+                <m:fPr>
+                  <m:type m:val="bar"/>
+                </m:fPr>
+                <m:num>
+                  <m:r>
+                    <m:rPr>
+                      <w:rPr>
+                        <w:color w:val="DC2626"/>
+                      </w:rPr>
+                    </m:rPr>
+                    <m:t>17</m:t>
+                  </m:r>
+                </m:num>
+                <m:den>
+                  <m:r>
+                    <m:rPr>
+                      <w:rPr>
+                        <w:color w:val="DC2626"/>
+                      </w:rPr>
+                    </m:rPr>
+                    <m:t>15</m:t>
+                  </m:r>
+                </m:den>
+              </m:f>
+              <m:r>
+                <m:rPr>
+                  <w:rPr>
+                    <w:color w:val="DC2626"/>
+                  </w:rPr>
+                </m:rPr>
+                <m:t>,</m:t>
+              </m:r>
+              <m:r>
+                <m:rPr>
+                  <w:rPr>
+                    <w:color w:val="DC2626"/>
+                  </w:rPr>
+                </m:rPr>
+                <m:rPr>
+                  <m:sty m:val="p"/>
+                </m:rPr>
+                <m:t>cot</m:t>
+              </m:r>
+              <m:r>
+                <m:rPr>
+                  <w:rPr>
+                    <w:color w:val="DC2626"/>
+                  </w:rPr>
+                </m:rPr>
+                <m:t>B=</m:t>
+              </m:r>
+              <m:f>
+                <m:fPr>
+                  <m:type m:val="bar"/>
+                </m:fPr>
+                <m:num>
+                  <m:r>
+                    <m:rPr>
+                      <w:rPr>
+                        <w:color w:val="DC2626"/>
+                      </w:rPr>
+                    </m:rPr>
+                    <m:t>15</m:t>
+                  </m:r>
+                </m:num>
+                <m:den>
+                  <m:r>
+                    <m:rPr>
+                      <w:rPr>
+                        <w:color w:val="DC2626"/>
+                      </w:rPr>
+                    </m:rPr>
+                    <m:t>8</m:t>
+                  </m:r>
+                </m:den>
+              </m:f>
+            </m:oMath>
             <w:r>
               <w:rPr>
                 <w:rFonts w:ascii="微軟正黑體" w:hAnsi="微軟正黑體"/>
@@ -2680,15 +5000,16 @@
               </w:rPr>
               <w:t xml:space="preserve">(1) 設鄰邊 </w:t>
             </w:r>
-            <w:r>
-              <w:rPr>
-                <w:rFonts w:ascii="Times New Roman" w:hAnsi="Times New Roman"/>
-                <w:b w:val="0"/>
-                <w:color w:val="DC2626"/>
-                <w:sz w:val="22"/>
-              </w:rPr>
-              <w:t>5k</w:t>
-            </w:r>
+            <m:oMath>
+              <m:r>
+                <m:rPr>
+                  <w:rPr>
+                    <w:color w:val="DC2626"/>
+                  </w:rPr>
+                </m:rPr>
+                <m:t>5k</m:t>
+              </m:r>
+            </m:oMath>
             <w:r>
               <w:rPr>
                 <w:rFonts w:ascii="微軟正黑體" w:hAnsi="微軟正黑體"/>
@@ -2698,15 +5019,16 @@
               </w:rPr>
               <w:t xml:space="preserve">、斜邊 </w:t>
             </w:r>
-            <w:r>
-              <w:rPr>
-                <w:rFonts w:ascii="Times New Roman" w:hAnsi="Times New Roman"/>
-                <w:b w:val="0"/>
-                <w:color w:val="DC2626"/>
-                <w:sz w:val="22"/>
-              </w:rPr>
-              <w:t>13k</w:t>
-            </w:r>
+            <m:oMath>
+              <m:r>
+                <m:rPr>
+                  <w:rPr>
+                    <w:color w:val="DC2626"/>
+                  </w:rPr>
+                </m:rPr>
+                <m:t>13k</m:t>
+              </m:r>
+            </m:oMath>
             <w:r>
               <w:rPr>
                 <w:rFonts w:ascii="微軟正黑體" w:hAnsi="微軟正黑體"/>
@@ -2716,15 +5038,84 @@
               </w:rPr>
               <w:t xml:space="preserve">，對邊 </w:t>
             </w:r>
-            <w:r>
-              <w:rPr>
-                <w:rFonts w:ascii="Times New Roman" w:hAnsi="Times New Roman"/>
-                <w:b w:val="0"/>
-                <w:color w:val="DC2626"/>
-                <w:sz w:val="22"/>
-              </w:rPr>
-              <w:t>BC = \sqrt{13^2 - 5^2}k = 12k</w:t>
-            </w:r>
+            <m:oMath>
+              <m:r>
+                <m:rPr>
+                  <w:rPr>
+                    <w:color w:val="DC2626"/>
+                  </w:rPr>
+                </m:rPr>
+                <m:t>BC=</m:t>
+              </m:r>
+              <m:rad>
+                <m:radPr>
+                  <m:degHide m:val="on"/>
+                </m:radPr>
+                <m:deg/>
+                <m:e>
+                  <m:sSup>
+                    <m:e>
+                      <m:r>
+                        <m:rPr>
+                          <w:rPr>
+                            <w:color w:val="DC2626"/>
+                          </w:rPr>
+                        </m:rPr>
+                        <m:t>13</m:t>
+                      </m:r>
+                    </m:e>
+                    <m:sup>
+                      <m:r>
+                        <m:rPr>
+                          <w:rPr>
+                            <w:color w:val="DC2626"/>
+                          </w:rPr>
+                        </m:rPr>
+                        <m:t>2</m:t>
+                      </m:r>
+                    </m:sup>
+                  </m:sSup>
+                  <m:r>
+                    <m:rPr>
+                      <w:rPr>
+                        <w:color w:val="DC2626"/>
+                      </w:rPr>
+                    </m:rPr>
+                    <m:t>−</m:t>
+                  </m:r>
+                  <m:sSup>
+                    <m:e>
+                      <m:r>
+                        <m:rPr>
+                          <w:rPr>
+                            <w:color w:val="DC2626"/>
+                          </w:rPr>
+                        </m:rPr>
+                        <m:t>5</m:t>
+                      </m:r>
+                    </m:e>
+                    <m:sup>
+                      <m:r>
+                        <m:rPr>
+                          <w:rPr>
+                            <w:color w:val="DC2626"/>
+                          </w:rPr>
+                        </m:rPr>
+                        <m:t>2</m:t>
+                      </m:r>
+                    </m:sup>
+                  </m:sSup>
+                </m:e>
+              </m:rad>
+              <m:r>
+                <m:rPr>
+                  <w:rPr>
+                    <w:color w:val="DC2626"/>
+                  </w:rPr>
+                </m:rPr>
+                <m:t>k=12k</m:t>
+              </m:r>
+            </m:oMath>
             <w:r>
               <w:rPr>
                 <w:rFonts w:ascii="微軟正黑體" w:hAnsi="微軟正黑體"/>
@@ -2734,15 +5125,260 @@
               </w:rPr>
               <w:t>。</w:t>
             </w:r>
-            <w:r>
-              <w:rPr>
-                <w:rFonts w:ascii="Times New Roman" w:hAnsi="Times New Roman"/>
-                <w:b w:val="0"/>
-                <w:color w:val="DC2626"/>
-                <w:sz w:val="22"/>
-              </w:rPr>
-              <w:t>\sin A = \frac{12}{13}, \tan A = \frac{12}{5}, \csc A = \frac{13}{12}, \sec A = \frac{13}{5}, \cot A = \frac{5}{12}</w:t>
-            </w:r>
+            <m:oMath>
+              <m:r>
+                <m:rPr>
+                  <w:rPr>
+                    <w:color w:val="DC2626"/>
+                  </w:rPr>
+                </m:rPr>
+                <m:rPr>
+                  <m:sty m:val="p"/>
+                </m:rPr>
+                <m:t>sin</m:t>
+              </m:r>
+              <m:r>
+                <m:rPr>
+                  <w:rPr>
+                    <w:color w:val="DC2626"/>
+                  </w:rPr>
+                </m:rPr>
+                <m:t>A=</m:t>
+              </m:r>
+              <m:f>
+                <m:fPr>
+                  <m:type m:val="bar"/>
+                </m:fPr>
+                <m:num>
+                  <m:r>
+                    <m:rPr>
+                      <w:rPr>
+                        <w:color w:val="DC2626"/>
+                      </w:rPr>
+                    </m:rPr>
+                    <m:t>12</m:t>
+                  </m:r>
+                </m:num>
+                <m:den>
+                  <m:r>
+                    <m:rPr>
+                      <w:rPr>
+                        <w:color w:val="DC2626"/>
+                      </w:rPr>
+                    </m:rPr>
+                    <m:t>13</m:t>
+                  </m:r>
+                </m:den>
+              </m:f>
+              <m:r>
+                <m:rPr>
+                  <w:rPr>
+                    <w:color w:val="DC2626"/>
+                  </w:rPr>
+                </m:rPr>
+                <m:t>,</m:t>
+              </m:r>
+              <m:r>
+                <m:rPr>
+                  <w:rPr>
+                    <w:color w:val="DC2626"/>
+                  </w:rPr>
+                </m:rPr>
+                <m:rPr>
+                  <m:sty m:val="p"/>
+                </m:rPr>
+                <m:t>tan</m:t>
+              </m:r>
+              <m:r>
+                <m:rPr>
+                  <w:rPr>
+                    <w:color w:val="DC2626"/>
+                  </w:rPr>
+                </m:rPr>
+                <m:t>A=</m:t>
+              </m:r>
+              <m:f>
+                <m:fPr>
+                  <m:type m:val="bar"/>
+                </m:fPr>
+                <m:num>
+                  <m:r>
+                    <m:rPr>
+                      <w:rPr>
+                        <w:color w:val="DC2626"/>
+                      </w:rPr>
+                    </m:rPr>
+                    <m:t>12</m:t>
+                  </m:r>
+                </m:num>
+                <m:den>
+                  <m:r>
+                    <m:rPr>
+                      <w:rPr>
+                        <w:color w:val="DC2626"/>
+                      </w:rPr>
+                    </m:rPr>
+                    <m:t>5</m:t>
+                  </m:r>
+                </m:den>
+              </m:f>
+              <m:r>
+                <m:rPr>
+                  <w:rPr>
+                    <w:color w:val="DC2626"/>
+                  </w:rPr>
+                </m:rPr>
+                <m:t>,</m:t>
+              </m:r>
+              <m:r>
+                <m:rPr>
+                  <w:rPr>
+                    <w:color w:val="DC2626"/>
+                  </w:rPr>
+                </m:rPr>
+                <m:rPr>
+                  <m:sty m:val="p"/>
+                </m:rPr>
+                <m:t>csc</m:t>
+              </m:r>
+              <m:r>
+                <m:rPr>
+                  <w:rPr>
+                    <w:color w:val="DC2626"/>
+                  </w:rPr>
+                </m:rPr>
+                <m:t>A=</m:t>
+              </m:r>
+              <m:f>
+                <m:fPr>
+                  <m:type m:val="bar"/>
+                </m:fPr>
+                <m:num>
+                  <m:r>
+                    <m:rPr>
+                      <w:rPr>
+                        <w:color w:val="DC2626"/>
+                      </w:rPr>
+                    </m:rPr>
+                    <m:t>13</m:t>
+                  </m:r>
+                </m:num>
+                <m:den>
+                  <m:r>
+                    <m:rPr>
+                      <w:rPr>
+                        <w:color w:val="DC2626"/>
+                      </w:rPr>
+                    </m:rPr>
+                    <m:t>12</m:t>
+                  </m:r>
+                </m:den>
+              </m:f>
+              <m:r>
+                <m:rPr>
+                  <w:rPr>
+                    <w:color w:val="DC2626"/>
+                  </w:rPr>
+                </m:rPr>
+                <m:t>,</m:t>
+              </m:r>
+              <m:r>
+                <m:rPr>
+                  <w:rPr>
+                    <w:color w:val="DC2626"/>
+                  </w:rPr>
+                </m:rPr>
+                <m:rPr>
+                  <m:sty m:val="p"/>
+                </m:rPr>
+                <m:t>sec</m:t>
+              </m:r>
+              <m:r>
+                <m:rPr>
+                  <w:rPr>
+                    <w:color w:val="DC2626"/>
+                  </w:rPr>
+                </m:rPr>
+                <m:t>A=</m:t>
+              </m:r>
+              <m:f>
+                <m:fPr>
+                  <m:type m:val="bar"/>
+                </m:fPr>
+                <m:num>
+                  <m:r>
+                    <m:rPr>
+                      <w:rPr>
+                        <w:color w:val="DC2626"/>
+                      </w:rPr>
+                    </m:rPr>
+                    <m:t>13</m:t>
+                  </m:r>
+                </m:num>
+                <m:den>
+                  <m:r>
+                    <m:rPr>
+                      <w:rPr>
+                        <w:color w:val="DC2626"/>
+                      </w:rPr>
+                    </m:rPr>
+                    <m:t>5</m:t>
+                  </m:r>
+                </m:den>
+              </m:f>
+              <m:r>
+                <m:rPr>
+                  <w:rPr>
+                    <w:color w:val="DC2626"/>
+                  </w:rPr>
+                </m:rPr>
+                <m:t>,</m:t>
+              </m:r>
+              <m:r>
+                <m:rPr>
+                  <w:rPr>
+                    <w:color w:val="DC2626"/>
+                  </w:rPr>
+                </m:rPr>
+                <m:rPr>
+                  <m:sty m:val="p"/>
+                </m:rPr>
+                <m:t>cot</m:t>
+              </m:r>
+              <m:r>
+                <m:rPr>
+                  <w:rPr>
+                    <w:color w:val="DC2626"/>
+                  </w:rPr>
+                </m:rPr>
+                <m:t>A=</m:t>
+              </m:r>
+              <m:f>
+                <m:fPr>
+                  <m:type m:val="bar"/>
+                </m:fPr>
+                <m:num>
+                  <m:r>
+                    <m:rPr>
+                      <w:rPr>
+                        <w:color w:val="DC2626"/>
+                      </w:rPr>
+                    </m:rPr>
+                    <m:t>5</m:t>
+                  </m:r>
+                </m:num>
+                <m:den>
+                  <m:r>
+                    <m:rPr>
+                      <w:rPr>
+                        <w:color w:val="DC2626"/>
+                      </w:rPr>
+                    </m:rPr>
+                    <m:t>12</m:t>
+                  </m:r>
+                </m:den>
+              </m:f>
+            </m:oMath>
             <w:r>
               <w:rPr>
                 <w:rFonts w:ascii="微軟正黑體" w:hAnsi="微軟正黑體"/>
@@ -2766,15 +5402,16 @@
               </w:rPr>
               <w:t xml:space="preserve">(2) 設對邊 </w:t>
             </w:r>
-            <w:r>
-              <w:rPr>
-                <w:rFonts w:ascii="Times New Roman" w:hAnsi="Times New Roman"/>
-                <w:b w:val="0"/>
-                <w:color w:val="DC2626"/>
-                <w:sz w:val="22"/>
-              </w:rPr>
-              <w:t>24k</w:t>
-            </w:r>
+            <m:oMath>
+              <m:r>
+                <m:rPr>
+                  <w:rPr>
+                    <w:color w:val="DC2626"/>
+                  </w:rPr>
+                </m:rPr>
+                <m:t>24k</m:t>
+              </m:r>
+            </m:oMath>
             <w:r>
               <w:rPr>
                 <w:rFonts w:ascii="微軟正黑體" w:hAnsi="微軟正黑體"/>
@@ -2784,15 +5421,16 @@
               </w:rPr>
               <w:t xml:space="preserve">、鄰邊 </w:t>
             </w:r>
-            <w:r>
-              <w:rPr>
-                <w:rFonts w:ascii="Times New Roman" w:hAnsi="Times New Roman"/>
-                <w:b w:val="0"/>
-                <w:color w:val="DC2626"/>
-                <w:sz w:val="22"/>
-              </w:rPr>
-              <w:t>7k</w:t>
-            </w:r>
+            <m:oMath>
+              <m:r>
+                <m:rPr>
+                  <w:rPr>
+                    <w:color w:val="DC2626"/>
+                  </w:rPr>
+                </m:rPr>
+                <m:t>7k</m:t>
+              </m:r>
+            </m:oMath>
             <w:r>
               <w:rPr>
                 <w:rFonts w:ascii="微軟正黑體" w:hAnsi="微軟正黑體"/>
@@ -2802,15 +5440,84 @@
               </w:rPr>
               <w:t xml:space="preserve">，斜邊 </w:t>
             </w:r>
-            <w:r>
-              <w:rPr>
-                <w:rFonts w:ascii="Times New Roman" w:hAnsi="Times New Roman"/>
-                <w:b w:val="0"/>
-                <w:color w:val="DC2626"/>
-                <w:sz w:val="22"/>
-              </w:rPr>
-              <w:t>AB = \sqrt{24^2 + 7^2}k = 25k</w:t>
-            </w:r>
+            <m:oMath>
+              <m:r>
+                <m:rPr>
+                  <w:rPr>
+                    <w:color w:val="DC2626"/>
+                  </w:rPr>
+                </m:rPr>
+                <m:t>AB=</m:t>
+              </m:r>
+              <m:rad>
+                <m:radPr>
+                  <m:degHide m:val="on"/>
+                </m:radPr>
+                <m:deg/>
+                <m:e>
+                  <m:sSup>
+                    <m:e>
+                      <m:r>
+                        <m:rPr>
+                          <w:rPr>
+                            <w:color w:val="DC2626"/>
+                          </w:rPr>
+                        </m:rPr>
+                        <m:t>24</m:t>
+                      </m:r>
+                    </m:e>
+                    <m:sup>
+                      <m:r>
+                        <m:rPr>
+                          <w:rPr>
+                            <w:color w:val="DC2626"/>
+                          </w:rPr>
+                        </m:rPr>
+                        <m:t>2</m:t>
+                      </m:r>
+                    </m:sup>
+                  </m:sSup>
+                  <m:r>
+                    <m:rPr>
+                      <w:rPr>
+                        <w:color w:val="DC2626"/>
+                      </w:rPr>
+                    </m:rPr>
+                    <m:t>+</m:t>
+                  </m:r>
+                  <m:sSup>
+                    <m:e>
+                      <m:r>
+                        <m:rPr>
+                          <w:rPr>
+                            <w:color w:val="DC2626"/>
+                          </w:rPr>
+                        </m:rPr>
+                        <m:t>7</m:t>
+                      </m:r>
+                    </m:e>
+                    <m:sup>
+                      <m:r>
+                        <m:rPr>
+                          <w:rPr>
+                            <w:color w:val="DC2626"/>
+                          </w:rPr>
+                        </m:rPr>
+                        <m:t>2</m:t>
+                      </m:r>
+                    </m:sup>
+                  </m:sSup>
+                </m:e>
+              </m:rad>
+              <m:r>
+                <m:rPr>
+                  <w:rPr>
+                    <w:color w:val="DC2626"/>
+                  </w:rPr>
+                </m:rPr>
+                <m:t>k=25k</m:t>
+              </m:r>
+            </m:oMath>
             <w:r>
               <w:rPr>
                 <w:rFonts w:ascii="微軟正黑體" w:hAnsi="微軟正黑體"/>
@@ -2820,15 +5527,260 @@
               </w:rPr>
               <w:t>。</w:t>
             </w:r>
-            <w:r>
-              <w:rPr>
-                <w:rFonts w:ascii="Times New Roman" w:hAnsi="Times New Roman"/>
-                <w:b w:val="0"/>
-                <w:color w:val="DC2626"/>
-                <w:sz w:val="22"/>
-              </w:rPr>
-              <w:t>\sin A = \frac{24}{25}, \cos A = \frac{7}{25}, \csc A = \frac{25}{24}, \sec A = \frac{25}{7}, \cot A = \frac{7}{24}</w:t>
-            </w:r>
+            <m:oMath>
+              <m:r>
+                <m:rPr>
+                  <w:rPr>
+                    <w:color w:val="DC2626"/>
+                  </w:rPr>
+                </m:rPr>
+                <m:rPr>
+                  <m:sty m:val="p"/>
+                </m:rPr>
+                <m:t>sin</m:t>
+              </m:r>
+              <m:r>
+                <m:rPr>
+                  <w:rPr>
+                    <w:color w:val="DC2626"/>
+                  </w:rPr>
+                </m:rPr>
+                <m:t>A=</m:t>
+              </m:r>
+              <m:f>
+                <m:fPr>
+                  <m:type m:val="bar"/>
+                </m:fPr>
+                <m:num>
+                  <m:r>
+                    <m:rPr>
+                      <w:rPr>
+                        <w:color w:val="DC2626"/>
+                      </w:rPr>
+                    </m:rPr>
+                    <m:t>24</m:t>
+                  </m:r>
+                </m:num>
+                <m:den>
+                  <m:r>
+                    <m:rPr>
+                      <w:rPr>
+                        <w:color w:val="DC2626"/>
+                      </w:rPr>
+                    </m:rPr>
+                    <m:t>25</m:t>
+                  </m:r>
+                </m:den>
+              </m:f>
+              <m:r>
+                <m:rPr>
+                  <w:rPr>
+                    <w:color w:val="DC2626"/>
+                  </w:rPr>
+                </m:rPr>
+                <m:t>,</m:t>
+              </m:r>
+              <m:r>
+                <m:rPr>
+                  <w:rPr>
+                    <w:color w:val="DC2626"/>
+                  </w:rPr>
+                </m:rPr>
+                <m:rPr>
+                  <m:sty m:val="p"/>
+                </m:rPr>
+                <m:t>cos</m:t>
+              </m:r>
+              <m:r>
+                <m:rPr>
+                  <w:rPr>
+                    <w:color w:val="DC2626"/>
+                  </w:rPr>
+                </m:rPr>
+                <m:t>A=</m:t>
+              </m:r>
+              <m:f>
+                <m:fPr>
+                  <m:type m:val="bar"/>
+                </m:fPr>
+                <m:num>
+                  <m:r>
+                    <m:rPr>
+                      <w:rPr>
+                        <w:color w:val="DC2626"/>
+                      </w:rPr>
+                    </m:rPr>
+                    <m:t>7</m:t>
+                  </m:r>
+                </m:num>
+                <m:den>
+                  <m:r>
+                    <m:rPr>
+                      <w:rPr>
+                        <w:color w:val="DC2626"/>
+                      </w:rPr>
+                    </m:rPr>
+                    <m:t>25</m:t>
+                  </m:r>
+                </m:den>
+              </m:f>
+              <m:r>
+                <m:rPr>
+                  <w:rPr>
+                    <w:color w:val="DC2626"/>
+                  </w:rPr>
+                </m:rPr>
+                <m:t>,</m:t>
+              </m:r>
+              <m:r>
+                <m:rPr>
+                  <w:rPr>
+                    <w:color w:val="DC2626"/>
+                  </w:rPr>
+                </m:rPr>
+                <m:rPr>
+                  <m:sty m:val="p"/>
+                </m:rPr>
+                <m:t>csc</m:t>
+              </m:r>
+              <m:r>
+                <m:rPr>
+                  <w:rPr>
+                    <w:color w:val="DC2626"/>
+                  </w:rPr>
+                </m:rPr>
+                <m:t>A=</m:t>
+              </m:r>
+              <m:f>
+                <m:fPr>
+                  <m:type m:val="bar"/>
+                </m:fPr>
+                <m:num>
+                  <m:r>
+                    <m:rPr>
+                      <w:rPr>
+                        <w:color w:val="DC2626"/>
+                      </w:rPr>
+                    </m:rPr>
+                    <m:t>25</m:t>
+                  </m:r>
+                </m:num>
+                <m:den>
+                  <m:r>
+                    <m:rPr>
+                      <w:rPr>
+                        <w:color w:val="DC2626"/>
+                      </w:rPr>
+                    </m:rPr>
+                    <m:t>24</m:t>
+                  </m:r>
+                </m:den>
+              </m:f>
+              <m:r>
+                <m:rPr>
+                  <w:rPr>
+                    <w:color w:val="DC2626"/>
+                  </w:rPr>
+                </m:rPr>
+                <m:t>,</m:t>
+              </m:r>
+              <m:r>
+                <m:rPr>
+                  <w:rPr>
+                    <w:color w:val="DC2626"/>
+                  </w:rPr>
+                </m:rPr>
+                <m:rPr>
+                  <m:sty m:val="p"/>
+                </m:rPr>
+                <m:t>sec</m:t>
+              </m:r>
+              <m:r>
+                <m:rPr>
+                  <w:rPr>
+                    <w:color w:val="DC2626"/>
+                  </w:rPr>
+                </m:rPr>
+                <m:t>A=</m:t>
+              </m:r>
+              <m:f>
+                <m:fPr>
+                  <m:type m:val="bar"/>
+                </m:fPr>
+                <m:num>
+                  <m:r>
+                    <m:rPr>
+                      <w:rPr>
+                        <w:color w:val="DC2626"/>
+                      </w:rPr>
+                    </m:rPr>
+                    <m:t>25</m:t>
+                  </m:r>
+                </m:num>
+                <m:den>
+                  <m:r>
+                    <m:rPr>
+                      <w:rPr>
+                        <w:color w:val="DC2626"/>
+                      </w:rPr>
+                    </m:rPr>
+                    <m:t>7</m:t>
+                  </m:r>
+                </m:den>
+              </m:f>
+              <m:r>
+                <m:rPr>
+                  <w:rPr>
+                    <w:color w:val="DC2626"/>
+                  </w:rPr>
+                </m:rPr>
+                <m:t>,</m:t>
+              </m:r>
+              <m:r>
+                <m:rPr>
+                  <w:rPr>
+                    <w:color w:val="DC2626"/>
+                  </w:rPr>
+                </m:rPr>
+                <m:rPr>
+                  <m:sty m:val="p"/>
+                </m:rPr>
+                <m:t>cot</m:t>
+              </m:r>
+              <m:r>
+                <m:rPr>
+                  <w:rPr>
+                    <w:color w:val="DC2626"/>
+                  </w:rPr>
+                </m:rPr>
+                <m:t>A=</m:t>
+              </m:r>
+              <m:f>
+                <m:fPr>
+                  <m:type m:val="bar"/>
+                </m:fPr>
+                <m:num>
+                  <m:r>
+                    <m:rPr>
+                      <w:rPr>
+                        <w:color w:val="DC2626"/>
+                      </w:rPr>
+                    </m:rPr>
+                    <m:t>7</m:t>
+                  </m:r>
+                </m:num>
+                <m:den>
+                  <m:r>
+                    <m:rPr>
+                      <w:rPr>
+                        <w:color w:val="DC2626"/>
+                      </w:rPr>
+                    </m:rPr>
+                    <m:t>24</m:t>
+                  </m:r>
+                </m:den>
+              </m:f>
+            </m:oMath>
             <w:r>
               <w:rPr>
                 <w:rFonts w:ascii="微軟正黑體" w:hAnsi="微軟正黑體"/>
@@ -3199,15 +6151,16 @@
               </w:rPr>
               <w:t xml:space="preserve">(1) 斜邊 </w:t>
             </w:r>
-            <w:r>
-              <w:rPr>
-                <w:rFonts w:ascii="Times New Roman" w:hAnsi="Times New Roman"/>
-                <w:b w:val="0"/>
-                <w:color w:val="DC2626"/>
-                <w:sz w:val="22"/>
-              </w:rPr>
-              <w:t>5k = 15 \implies k = 3</w:t>
-            </w:r>
+            <m:oMath>
+              <m:r>
+                <m:rPr>
+                  <w:rPr>
+                    <w:color w:val="DC2626"/>
+                  </w:rPr>
+                </m:rPr>
+                <m:t>5k=15⟹k=3</m:t>
+              </m:r>
+            </m:oMath>
             <w:r>
               <w:rPr>
                 <w:rFonts w:ascii="微軟正黑體" w:hAnsi="微軟正黑體"/>
@@ -3217,15 +6170,112 @@
               </w:rPr>
               <w:t>。</w:t>
             </w:r>
-            <w:r>
-              <w:rPr>
-                <w:rFonts w:ascii="Times New Roman" w:hAnsi="Times New Roman"/>
-                <w:b w:val="0"/>
-                <w:color w:val="DC2626"/>
-                <w:sz w:val="22"/>
-              </w:rPr>
-              <w:t>\cos A = \frac{3}{5}, \tan A = \frac{4}{3}, BC = 4(3) = 12, AC = 3(3) = 9</w:t>
-            </w:r>
+            <m:oMath>
+              <m:r>
+                <m:rPr>
+                  <w:rPr>
+                    <w:color w:val="DC2626"/>
+                  </w:rPr>
+                </m:rPr>
+                <m:rPr>
+                  <m:sty m:val="p"/>
+                </m:rPr>
+                <m:t>cos</m:t>
+              </m:r>
+              <m:r>
+                <m:rPr>
+                  <w:rPr>
+                    <w:color w:val="DC2626"/>
+                  </w:rPr>
+                </m:rPr>
+                <m:t>A=</m:t>
+              </m:r>
+              <m:f>
+                <m:fPr>
+                  <m:type m:val="bar"/>
+                </m:fPr>
+                <m:num>
+                  <m:r>
+                    <m:rPr>
+                      <w:rPr>
+                        <w:color w:val="DC2626"/>
+                      </w:rPr>
+                    </m:rPr>
+                    <m:t>3</m:t>
+                  </m:r>
+                </m:num>
+                <m:den>
+                  <m:r>
+                    <m:rPr>
+                      <w:rPr>
+                        <w:color w:val="DC2626"/>
+                      </w:rPr>
+                    </m:rPr>
+                    <m:t>5</m:t>
+                  </m:r>
+                </m:den>
+              </m:f>
+              <m:r>
+                <m:rPr>
+                  <w:rPr>
+                    <w:color w:val="DC2626"/>
+                  </w:rPr>
+                </m:rPr>
+                <m:t>,</m:t>
+              </m:r>
+              <m:r>
+                <m:rPr>
+                  <w:rPr>
+                    <w:color w:val="DC2626"/>
+                  </w:rPr>
+                </m:rPr>
+                <m:rPr>
+                  <m:sty m:val="p"/>
+                </m:rPr>
+                <m:t>tan</m:t>
+              </m:r>
+              <m:r>
+                <m:rPr>
+                  <w:rPr>
+                    <w:color w:val="DC2626"/>
+                  </w:rPr>
+                </m:rPr>
+                <m:t>A=</m:t>
+              </m:r>
+              <m:f>
+                <m:fPr>
+                  <m:type m:val="bar"/>
+                </m:fPr>
+                <m:num>
+                  <m:r>
+                    <m:rPr>
+                      <w:rPr>
+                        <w:color w:val="DC2626"/>
+                      </w:rPr>
+                    </m:rPr>
+                    <m:t>4</m:t>
+                  </m:r>
+                </m:num>
+                <m:den>
+                  <m:r>
+                    <m:rPr>
+                      <w:rPr>
+                        <w:color w:val="DC2626"/>
+                      </w:rPr>
+                    </m:rPr>
+                    <m:t>3</m:t>
+                  </m:r>
+                </m:den>
+              </m:f>
+              <m:r>
+                <m:rPr>
+                  <w:rPr>
+                    <w:color w:val="DC2626"/>
+                  </w:rPr>
+                </m:rPr>
+                <m:t>,BC=4(3)=12,AC=3(3)=9</m:t>
+              </m:r>
+            </m:oMath>
             <w:r>
               <w:rPr>
                 <w:rFonts w:ascii="微軟正黑體" w:hAnsi="微軟正黑體"/>
@@ -3249,15 +6299,52 @@
               </w:rPr>
               <w:t xml:space="preserve">(2) </w:t>
             </w:r>
-            <w:r>
-              <w:rPr>
-                <w:rFonts w:ascii="Times New Roman" w:hAnsi="Times New Roman"/>
-                <w:b w:val="0"/>
-                <w:color w:val="DC2626"/>
-                <w:sz w:val="22"/>
-              </w:rPr>
-              <w:t>\sin A = \frac{15}{17}</w:t>
-            </w:r>
+            <m:oMath>
+              <m:r>
+                <m:rPr>
+                  <w:rPr>
+                    <w:color w:val="DC2626"/>
+                  </w:rPr>
+                </m:rPr>
+                <m:rPr>
+                  <m:sty m:val="p"/>
+                </m:rPr>
+                <m:t>sin</m:t>
+              </m:r>
+              <m:r>
+                <m:rPr>
+                  <w:rPr>
+                    <w:color w:val="DC2626"/>
+                  </w:rPr>
+                </m:rPr>
+                <m:t>A=</m:t>
+              </m:r>
+              <m:f>
+                <m:fPr>
+                  <m:type m:val="bar"/>
+                </m:fPr>
+                <m:num>
+                  <m:r>
+                    <m:rPr>
+                      <w:rPr>
+                        <w:color w:val="DC2626"/>
+                      </w:rPr>
+                    </m:rPr>
+                    <m:t>15</m:t>
+                  </m:r>
+                </m:num>
+                <m:den>
+                  <m:r>
+                    <m:rPr>
+                      <w:rPr>
+                        <w:color w:val="DC2626"/>
+                      </w:rPr>
+                    </m:rPr>
+                    <m:t>17</m:t>
+                  </m:r>
+                </m:den>
+              </m:f>
+            </m:oMath>
             <w:r>
               <w:rPr>
                 <w:rFonts w:ascii="微軟正黑體" w:hAnsi="微軟正黑體"/>
@@ -3267,15 +6354,16 @@
               </w:rPr>
               <w:t xml:space="preserve">，三邊比 </w:t>
             </w:r>
-            <w:r>
-              <w:rPr>
-                <w:rFonts w:ascii="Times New Roman" w:hAnsi="Times New Roman"/>
-                <w:b w:val="0"/>
-                <w:color w:val="DC2626"/>
-                <w:sz w:val="22"/>
-              </w:rPr>
-              <w:t>8k : 15k : 17k</w:t>
-            </w:r>
+            <m:oMath>
+              <m:r>
+                <m:rPr>
+                  <w:rPr>
+                    <w:color w:val="DC2626"/>
+                  </w:rPr>
+                </m:rPr>
+                <m:t>8k:15k:17k</m:t>
+              </m:r>
+            </m:oMath>
             <w:r>
               <w:rPr>
                 <w:rFonts w:ascii="微軟正黑體" w:hAnsi="微軟正黑體"/>
@@ -3285,15 +6373,16 @@
               </w:rPr>
               <w:t>。</w:t>
             </w:r>
-            <w:r>
-              <w:rPr>
-                <w:rFonts w:ascii="Times New Roman" w:hAnsi="Times New Roman"/>
-                <w:b w:val="0"/>
-                <w:color w:val="DC2626"/>
-                <w:sz w:val="22"/>
-              </w:rPr>
-              <w:t>AC = 8k = 40 \implies k = 5</w:t>
-            </w:r>
+            <m:oMath>
+              <m:r>
+                <m:rPr>
+                  <w:rPr>
+                    <w:color w:val="DC2626"/>
+                  </w:rPr>
+                </m:rPr>
+                <m:t>AC=8k=40⟹k=5</m:t>
+              </m:r>
+            </m:oMath>
             <w:r>
               <w:rPr>
                 <w:rFonts w:ascii="微軟正黑體" w:hAnsi="微軟正黑體"/>
@@ -3303,15 +6392,112 @@
               </w:rPr>
               <w:t>。</w:t>
             </w:r>
-            <w:r>
-              <w:rPr>
-                <w:rFonts w:ascii="Times New Roman" w:hAnsi="Times New Roman"/>
-                <w:b w:val="0"/>
-                <w:color w:val="DC2626"/>
-                <w:sz w:val="22"/>
-              </w:rPr>
-              <w:t>\tan A = \frac{15}{8}, \sec A = \frac{17}{8}, AB = 17(5) = 85, BC = 15(5) = 75</w:t>
-            </w:r>
+            <m:oMath>
+              <m:r>
+                <m:rPr>
+                  <w:rPr>
+                    <w:color w:val="DC2626"/>
+                  </w:rPr>
+                </m:rPr>
+                <m:rPr>
+                  <m:sty m:val="p"/>
+                </m:rPr>
+                <m:t>tan</m:t>
+              </m:r>
+              <m:r>
+                <m:rPr>
+                  <w:rPr>
+                    <w:color w:val="DC2626"/>
+                  </w:rPr>
+                </m:rPr>
+                <m:t>A=</m:t>
+              </m:r>
+              <m:f>
+                <m:fPr>
+                  <m:type m:val="bar"/>
+                </m:fPr>
+                <m:num>
+                  <m:r>
+                    <m:rPr>
+                      <w:rPr>
+                        <w:color w:val="DC2626"/>
+                      </w:rPr>
+                    </m:rPr>
+                    <m:t>15</m:t>
+                  </m:r>
+                </m:num>
+                <m:den>
+                  <m:r>
+                    <m:rPr>
+                      <w:rPr>
+                        <w:color w:val="DC2626"/>
+                      </w:rPr>
+                    </m:rPr>
+                    <m:t>8</m:t>
+                  </m:r>
+                </m:den>
+              </m:f>
+              <m:r>
+                <m:rPr>
+                  <w:rPr>
+                    <w:color w:val="DC2626"/>
+                  </w:rPr>
+                </m:rPr>
+                <m:t>,</m:t>
+              </m:r>
+              <m:r>
+                <m:rPr>
+                  <w:rPr>
+                    <w:color w:val="DC2626"/>
+                  </w:rPr>
+                </m:rPr>
+                <m:rPr>
+                  <m:sty m:val="p"/>
+                </m:rPr>
+                <m:t>sec</m:t>
+              </m:r>
+              <m:r>
+                <m:rPr>
+                  <w:rPr>
+                    <w:color w:val="DC2626"/>
+                  </w:rPr>
+                </m:rPr>
+                <m:t>A=</m:t>
+              </m:r>
+              <m:f>
+                <m:fPr>
+                  <m:type m:val="bar"/>
+                </m:fPr>
+                <m:num>
+                  <m:r>
+                    <m:rPr>
+                      <w:rPr>
+                        <w:color w:val="DC2626"/>
+                      </w:rPr>
+                    </m:rPr>
+                    <m:t>17</m:t>
+                  </m:r>
+                </m:num>
+                <m:den>
+                  <m:r>
+                    <m:rPr>
+                      <w:rPr>
+                        <w:color w:val="DC2626"/>
+                      </w:rPr>
+                    </m:rPr>
+                    <m:t>8</m:t>
+                  </m:r>
+                </m:den>
+              </m:f>
+              <m:r>
+                <m:rPr>
+                  <w:rPr>
+                    <w:color w:val="DC2626"/>
+                  </w:rPr>
+                </m:rPr>
+                <m:t>,AB=17(5)=85,BC=15(5)=75</m:t>
+              </m:r>
+            </m:oMath>
             <w:r>
               <w:rPr>
                 <w:rFonts w:ascii="微軟正黑體" w:hAnsi="微軟正黑體"/>
@@ -3686,15 +6872,82 @@
               </w:rPr>
               <w:t xml:space="preserve">(1) 原式 </w:t>
             </w:r>
-            <w:r>
-              <w:rPr>
-                <w:rFonts w:ascii="Times New Roman" w:hAnsi="Times New Roman"/>
-                <w:b w:val="0"/>
-                <w:color w:val="DC2626"/>
-                <w:sz w:val="22"/>
-              </w:rPr>
-              <w:t>= \frac{1}{2} - \frac{1}{2} + 1 = 1</w:t>
-            </w:r>
+            <m:oMath>
+              <m:r>
+                <m:rPr>
+                  <w:rPr>
+                    <w:color w:val="DC2626"/>
+                  </w:rPr>
+                </m:rPr>
+                <m:t>=</m:t>
+              </m:r>
+              <m:f>
+                <m:fPr>
+                  <m:type m:val="bar"/>
+                </m:fPr>
+                <m:num>
+                  <m:r>
+                    <m:rPr>
+                      <w:rPr>
+                        <w:color w:val="DC2626"/>
+                      </w:rPr>
+                    </m:rPr>
+                    <m:t>1</m:t>
+                  </m:r>
+                </m:num>
+                <m:den>
+                  <m:r>
+                    <m:rPr>
+                      <w:rPr>
+                        <w:color w:val="DC2626"/>
+                      </w:rPr>
+                    </m:rPr>
+                    <m:t>2</m:t>
+                  </m:r>
+                </m:den>
+              </m:f>
+              <m:r>
+                <m:rPr>
+                  <w:rPr>
+                    <w:color w:val="DC2626"/>
+                  </w:rPr>
+                </m:rPr>
+                <m:t>−</m:t>
+              </m:r>
+              <m:f>
+                <m:fPr>
+                  <m:type m:val="bar"/>
+                </m:fPr>
+                <m:num>
+                  <m:r>
+                    <m:rPr>
+                      <w:rPr>
+                        <w:color w:val="DC2626"/>
+                      </w:rPr>
+                    </m:rPr>
+                    <m:t>1</m:t>
+                  </m:r>
+                </m:num>
+                <m:den>
+                  <m:r>
+                    <m:rPr>
+                      <w:rPr>
+                        <w:color w:val="DC2626"/>
+                      </w:rPr>
+                    </m:rPr>
+                    <m:t>2</m:t>
+                  </m:r>
+                </m:den>
+              </m:f>
+              <m:r>
+                <m:rPr>
+                  <w:rPr>
+                    <w:color w:val="DC2626"/>
+                  </w:rPr>
+                </m:rPr>
+                <m:t>+1=1</m:t>
+              </m:r>
+            </m:oMath>
             <w:r>
               <w:rPr>
                 <w:rFonts w:ascii="微軟正黑體" w:hAnsi="微軟正黑體"/>
@@ -3718,15 +6971,114 @@
               </w:rPr>
               <w:t xml:space="preserve">(2) 原式 </w:t>
             </w:r>
-            <w:r>
-              <w:rPr>
-                <w:rFonts w:ascii="Times New Roman" w:hAnsi="Times New Roman"/>
-                <w:b w:val="0"/>
-                <w:color w:val="DC2626"/>
-                <w:sz w:val="22"/>
-              </w:rPr>
-              <w:t>= 2(\frac{1}{2}) + \sqrt{3}(\frac{2}{\sqrt{3}}) = 1 + 2 = 3</w:t>
-            </w:r>
+            <m:oMath>
+              <m:r>
+                <m:rPr>
+                  <w:rPr>
+                    <w:color w:val="DC2626"/>
+                  </w:rPr>
+                </m:rPr>
+                <m:t>=2(</m:t>
+              </m:r>
+              <m:f>
+                <m:fPr>
+                  <m:type m:val="bar"/>
+                </m:fPr>
+                <m:num>
+                  <m:r>
+                    <m:rPr>
+                      <w:rPr>
+                        <w:color w:val="DC2626"/>
+                      </w:rPr>
+                    </m:rPr>
+                    <m:t>1</m:t>
+                  </m:r>
+                </m:num>
+                <m:den>
+                  <m:r>
+                    <m:rPr>
+                      <w:rPr>
+                        <w:color w:val="DC2626"/>
+                      </w:rPr>
+                    </m:rPr>
+                    <m:t>2</m:t>
+                  </m:r>
+                </m:den>
+              </m:f>
+              <m:r>
+                <m:rPr>
+                  <w:rPr>
+                    <w:color w:val="DC2626"/>
+                  </w:rPr>
+                </m:rPr>
+                <m:t>)+</m:t>
+              </m:r>
+              <m:rad>
+                <m:radPr>
+                  <m:degHide m:val="on"/>
+                </m:radPr>
+                <m:deg/>
+                <m:e>
+                  <m:r>
+                    <m:rPr>
+                      <w:rPr>
+                        <w:color w:val="DC2626"/>
+                      </w:rPr>
+                    </m:rPr>
+                    <m:t>3</m:t>
+                  </m:r>
+                </m:e>
+              </m:rad>
+              <m:r>
+                <m:rPr>
+                  <w:rPr>
+                    <w:color w:val="DC2626"/>
+                  </w:rPr>
+                </m:rPr>
+                <m:t>(</m:t>
+              </m:r>
+              <m:f>
+                <m:fPr>
+                  <m:type m:val="bar"/>
+                </m:fPr>
+                <m:num>
+                  <m:r>
+                    <m:rPr>
+                      <w:rPr>
+                        <w:color w:val="DC2626"/>
+                      </w:rPr>
+                    </m:rPr>
+                    <m:t>2</m:t>
+                  </m:r>
+                </m:num>
+                <m:den>
+                  <m:rad>
+                    <m:radPr>
+                      <m:degHide m:val="on"/>
+                    </m:radPr>
+                    <m:deg/>
+                    <m:e>
+                      <m:r>
+                        <m:rPr>
+                          <w:rPr>
+                            <w:color w:val="DC2626"/>
+                          </w:rPr>
+                        </m:rPr>
+                        <m:t>3</m:t>
+                      </m:r>
+                    </m:e>
+                  </m:rad>
+                </m:den>
+              </m:f>
+              <m:r>
+                <m:rPr>
+                  <w:rPr>
+                    <w:color w:val="DC2626"/>
+                  </w:rPr>
+                </m:rPr>
+                <m:t>)=1+2=3</m:t>
+              </m:r>
+            </m:oMath>
             <w:r>
               <w:rPr>
                 <w:rFonts w:ascii="微軟正黑體" w:hAnsi="微軟正黑體"/>
@@ -3750,15 +7102,173 @@
               </w:rPr>
               <w:t xml:space="preserve">(3) 原式 </w:t>
             </w:r>
-            <w:r>
-              <w:rPr>
-                <w:rFonts w:ascii="Times New Roman" w:hAnsi="Times New Roman"/>
-                <w:b w:val="0"/>
-                <w:color w:val="DC2626"/>
-                <w:sz w:val="22"/>
-              </w:rPr>
-              <w:t>= \frac{1}{2} + \frac{3}{4} - \frac{1}{3} = \frac{6 + 9 - 4}{12} = \frac{11}{12}</w:t>
-            </w:r>
+            <m:oMath>
+              <m:r>
+                <m:rPr>
+                  <w:rPr>
+                    <w:color w:val="DC2626"/>
+                  </w:rPr>
+                </m:rPr>
+                <m:t>=</m:t>
+              </m:r>
+              <m:f>
+                <m:fPr>
+                  <m:type m:val="bar"/>
+                </m:fPr>
+                <m:num>
+                  <m:r>
+                    <m:rPr>
+                      <w:rPr>
+                        <w:color w:val="DC2626"/>
+                      </w:rPr>
+                    </m:rPr>
+                    <m:t>1</m:t>
+                  </m:r>
+                </m:num>
+                <m:den>
+                  <m:r>
+                    <m:rPr>
+                      <w:rPr>
+                        <w:color w:val="DC2626"/>
+                      </w:rPr>
+                    </m:rPr>
+                    <m:t>2</m:t>
+                  </m:r>
+                </m:den>
+              </m:f>
+              <m:r>
+                <m:rPr>
+                  <w:rPr>
+                    <w:color w:val="DC2626"/>
+                  </w:rPr>
+                </m:rPr>
+                <m:t>+</m:t>
+              </m:r>
+              <m:f>
+                <m:fPr>
+                  <m:type m:val="bar"/>
+                </m:fPr>
+                <m:num>
+                  <m:r>
+                    <m:rPr>
+                      <w:rPr>
+                        <w:color w:val="DC2626"/>
+                      </w:rPr>
+                    </m:rPr>
+                    <m:t>3</m:t>
+                  </m:r>
+                </m:num>
+                <m:den>
+                  <m:r>
+                    <m:rPr>
+                      <w:rPr>
+                        <w:color w:val="DC2626"/>
+                      </w:rPr>
+                    </m:rPr>
+                    <m:t>4</m:t>
+                  </m:r>
+                </m:den>
+              </m:f>
+              <m:r>
+                <m:rPr>
+                  <w:rPr>
+                    <w:color w:val="DC2626"/>
+                  </w:rPr>
+                </m:rPr>
+                <m:t>−</m:t>
+              </m:r>
+              <m:f>
+                <m:fPr>
+                  <m:type m:val="bar"/>
+                </m:fPr>
+                <m:num>
+                  <m:r>
+                    <m:rPr>
+                      <w:rPr>
+                        <w:color w:val="DC2626"/>
+                      </w:rPr>
+                    </m:rPr>
+                    <m:t>1</m:t>
+                  </m:r>
+                </m:num>
+                <m:den>
+                  <m:r>
+                    <m:rPr>
+                      <w:rPr>
+                        <w:color w:val="DC2626"/>
+                      </w:rPr>
+                    </m:rPr>
+                    <m:t>3</m:t>
+                  </m:r>
+                </m:den>
+              </m:f>
+              <m:r>
+                <m:rPr>
+                  <w:rPr>
+                    <w:color w:val="DC2626"/>
+                  </w:rPr>
+                </m:rPr>
+                <m:t>=</m:t>
+              </m:r>
+              <m:f>
+                <m:fPr>
+                  <m:type m:val="bar"/>
+                </m:fPr>
+                <m:num>
+                  <m:r>
+                    <m:rPr>
+                      <w:rPr>
+                        <w:color w:val="DC2626"/>
+                      </w:rPr>
+                    </m:rPr>
+                    <m:t>6+9−4</m:t>
+                  </m:r>
+                </m:num>
+                <m:den>
+                  <m:r>
+                    <m:rPr>
+                      <w:rPr>
+                        <w:color w:val="DC2626"/>
+                      </w:rPr>
+                    </m:rPr>
+                    <m:t>12</m:t>
+                  </m:r>
+                </m:den>
+              </m:f>
+              <m:r>
+                <m:rPr>
+                  <w:rPr>
+                    <w:color w:val="DC2626"/>
+                  </w:rPr>
+                </m:rPr>
+                <m:t>=</m:t>
+              </m:r>
+              <m:f>
+                <m:fPr>
+                  <m:type m:val="bar"/>
+                </m:fPr>
+                <m:num>
+                  <m:r>
+                    <m:rPr>
+                      <w:rPr>
+                        <w:color w:val="DC2626"/>
+                      </w:rPr>
+                    </m:rPr>
+                    <m:t>11</m:t>
+                  </m:r>
+                </m:num>
+                <m:den>
+                  <m:r>
+                    <m:rPr>
+                      <w:rPr>
+                        <w:color w:val="DC2626"/>
+                      </w:rPr>
+                    </m:rPr>
+                    <m:t>12</m:t>
+                  </m:r>
+                </m:den>
+              </m:f>
+            </m:oMath>
             <w:r>
               <w:rPr>
                 <w:rFonts w:ascii="微軟正黑體" w:hAnsi="微軟正黑體"/>
@@ -4061,15 +7571,16 @@
               </w:rPr>
               <w:t xml:space="preserve">(1) 倒數關係：原式 </w:t>
             </w:r>
-            <w:r>
-              <w:rPr>
-                <w:rFonts w:ascii="Times New Roman" w:hAnsi="Times New Roman"/>
-                <w:b w:val="0"/>
-                <w:color w:val="DC2626"/>
-                <w:sz w:val="22"/>
-              </w:rPr>
-              <w:t>= 1</w:t>
-            </w:r>
+            <m:oMath>
+              <m:r>
+                <m:rPr>
+                  <w:rPr>
+                    <w:color w:val="DC2626"/>
+                  </w:rPr>
+                </m:rPr>
+                <m:t>=1</m:t>
+              </m:r>
+            </m:oMath>
             <w:r>
               <w:rPr>
                 <w:rFonts w:ascii="微軟正黑體" w:hAnsi="微軟正黑體"/>
@@ -4093,15 +7604,148 @@
               </w:rPr>
               <w:t>(2) 平方關係：</w:t>
             </w:r>
-            <w:r>
-              <w:rPr>
-                <w:rFonts w:ascii="Times New Roman" w:hAnsi="Times New Roman"/>
-                <w:b w:val="0"/>
-                <w:color w:val="DC2626"/>
-                <w:sz w:val="22"/>
-              </w:rPr>
-              <w:t>1 + \tan^2\theta = \sec^2\theta \implies \sec^2\theta - \tan^2\theta = 1</w:t>
-            </w:r>
+            <m:oMath>
+              <m:r>
+                <m:rPr>
+                  <w:rPr>
+                    <w:color w:val="DC2626"/>
+                  </w:rPr>
+                </m:rPr>
+                <m:t>1+</m:t>
+              </m:r>
+              <m:sSup>
+                <m:e>
+                  <m:r>
+                    <m:rPr>
+                      <w:rPr>
+                        <w:color w:val="DC2626"/>
+                      </w:rPr>
+                    </m:rPr>
+                    <m:rPr>
+                      <m:sty m:val="p"/>
+                    </m:rPr>
+                    <m:t>tan</m:t>
+                  </m:r>
+                </m:e>
+                <m:sup>
+                  <m:r>
+                    <m:rPr>
+                      <w:rPr>
+                        <w:color w:val="DC2626"/>
+                      </w:rPr>
+                    </m:rPr>
+                    <m:t>2</m:t>
+                  </m:r>
+                </m:sup>
+              </m:sSup>
+              <m:r>
+                <m:rPr>
+                  <w:rPr>
+                    <w:color w:val="DC2626"/>
+                  </w:rPr>
+                </m:rPr>
+                <m:t>θ=</m:t>
+              </m:r>
+              <m:sSup>
+                <m:e>
+                  <m:r>
+                    <m:rPr>
+                      <w:rPr>
+                        <w:color w:val="DC2626"/>
+                      </w:rPr>
+                    </m:rPr>
+                    <m:rPr>
+                      <m:sty m:val="p"/>
+                    </m:rPr>
+                    <m:t>sec</m:t>
+                  </m:r>
+                </m:e>
+                <m:sup>
+                  <m:r>
+                    <m:rPr>
+                      <w:rPr>
+                        <w:color w:val="DC2626"/>
+                      </w:rPr>
+                    </m:rPr>
+                    <m:t>2</m:t>
+                  </m:r>
+                </m:sup>
+              </m:sSup>
+              <m:r>
+                <m:rPr>
+                  <w:rPr>
+                    <w:color w:val="DC2626"/>
+                  </w:rPr>
+                </m:rPr>
+                <m:t>θ⟹</m:t>
+              </m:r>
+              <m:sSup>
+                <m:e>
+                  <m:r>
+                    <m:rPr>
+                      <w:rPr>
+                        <w:color w:val="DC2626"/>
+                      </w:rPr>
+                    </m:rPr>
+                    <m:rPr>
+                      <m:sty m:val="p"/>
+                    </m:rPr>
+                    <m:t>sec</m:t>
+                  </m:r>
+                </m:e>
+                <m:sup>
+                  <m:r>
+                    <m:rPr>
+                      <w:rPr>
+                        <w:color w:val="DC2626"/>
+                      </w:rPr>
+                    </m:rPr>
+                    <m:t>2</m:t>
+                  </m:r>
+                </m:sup>
+              </m:sSup>
+              <m:r>
+                <m:rPr>
+                  <w:rPr>
+                    <w:color w:val="DC2626"/>
+                  </w:rPr>
+                </m:rPr>
+                <m:t>θ−</m:t>
+              </m:r>
+              <m:sSup>
+                <m:e>
+                  <m:r>
+                    <m:rPr>
+                      <w:rPr>
+                        <w:color w:val="DC2626"/>
+                      </w:rPr>
+                    </m:rPr>
+                    <m:rPr>
+                      <m:sty m:val="p"/>
+                    </m:rPr>
+                    <m:t>tan</m:t>
+                  </m:r>
+                </m:e>
+                <m:sup>
+                  <m:r>
+                    <m:rPr>
+                      <w:rPr>
+                        <w:color w:val="DC2626"/>
+                      </w:rPr>
+                    </m:rPr>
+                    <m:t>2</m:t>
+                  </m:r>
+                </m:sup>
+              </m:sSup>
+              <m:r>
+                <m:rPr>
+                  <w:rPr>
+                    <w:color w:val="DC2626"/>
+                  </w:rPr>
+                </m:rPr>
+                <m:t>θ=1</m:t>
+              </m:r>
+            </m:oMath>
             <w:r>
               <w:rPr>
                 <w:rFonts w:ascii="微軟正黑體" w:hAnsi="微軟正黑體"/>
@@ -4125,15 +7769,148 @@
               </w:rPr>
               <w:t>(3) 平方關係：</w:t>
             </w:r>
-            <w:r>
-              <w:rPr>
-                <w:rFonts w:ascii="Times New Roman" w:hAnsi="Times New Roman"/>
-                <w:b w:val="0"/>
-                <w:color w:val="DC2626"/>
-                <w:sz w:val="22"/>
-              </w:rPr>
-              <w:t>1 + \cot^2\theta = \csc^2\theta \implies \cot^2\theta - \csc^2\theta = -1</w:t>
-            </w:r>
+            <m:oMath>
+              <m:r>
+                <m:rPr>
+                  <w:rPr>
+                    <w:color w:val="DC2626"/>
+                  </w:rPr>
+                </m:rPr>
+                <m:t>1+</m:t>
+              </m:r>
+              <m:sSup>
+                <m:e>
+                  <m:r>
+                    <m:rPr>
+                      <w:rPr>
+                        <w:color w:val="DC2626"/>
+                      </w:rPr>
+                    </m:rPr>
+                    <m:rPr>
+                      <m:sty m:val="p"/>
+                    </m:rPr>
+                    <m:t>cot</m:t>
+                  </m:r>
+                </m:e>
+                <m:sup>
+                  <m:r>
+                    <m:rPr>
+                      <w:rPr>
+                        <w:color w:val="DC2626"/>
+                      </w:rPr>
+                    </m:rPr>
+                    <m:t>2</m:t>
+                  </m:r>
+                </m:sup>
+              </m:sSup>
+              <m:r>
+                <m:rPr>
+                  <w:rPr>
+                    <w:color w:val="DC2626"/>
+                  </w:rPr>
+                </m:rPr>
+                <m:t>θ=</m:t>
+              </m:r>
+              <m:sSup>
+                <m:e>
+                  <m:r>
+                    <m:rPr>
+                      <w:rPr>
+                        <w:color w:val="DC2626"/>
+                      </w:rPr>
+                    </m:rPr>
+                    <m:rPr>
+                      <m:sty m:val="p"/>
+                    </m:rPr>
+                    <m:t>csc</m:t>
+                  </m:r>
+                </m:e>
+                <m:sup>
+                  <m:r>
+                    <m:rPr>
+                      <w:rPr>
+                        <w:color w:val="DC2626"/>
+                      </w:rPr>
+                    </m:rPr>
+                    <m:t>2</m:t>
+                  </m:r>
+                </m:sup>
+              </m:sSup>
+              <m:r>
+                <m:rPr>
+                  <w:rPr>
+                    <w:color w:val="DC2626"/>
+                  </w:rPr>
+                </m:rPr>
+                <m:t>θ⟹</m:t>
+              </m:r>
+              <m:sSup>
+                <m:e>
+                  <m:r>
+                    <m:rPr>
+                      <w:rPr>
+                        <w:color w:val="DC2626"/>
+                      </w:rPr>
+                    </m:rPr>
+                    <m:rPr>
+                      <m:sty m:val="p"/>
+                    </m:rPr>
+                    <m:t>cot</m:t>
+                  </m:r>
+                </m:e>
+                <m:sup>
+                  <m:r>
+                    <m:rPr>
+                      <w:rPr>
+                        <w:color w:val="DC2626"/>
+                      </w:rPr>
+                    </m:rPr>
+                    <m:t>2</m:t>
+                  </m:r>
+                </m:sup>
+              </m:sSup>
+              <m:r>
+                <m:rPr>
+                  <w:rPr>
+                    <w:color w:val="DC2626"/>
+                  </w:rPr>
+                </m:rPr>
+                <m:t>θ−</m:t>
+              </m:r>
+              <m:sSup>
+                <m:e>
+                  <m:r>
+                    <m:rPr>
+                      <w:rPr>
+                        <w:color w:val="DC2626"/>
+                      </w:rPr>
+                    </m:rPr>
+                    <m:rPr>
+                      <m:sty m:val="p"/>
+                    </m:rPr>
+                    <m:t>csc</m:t>
+                  </m:r>
+                </m:e>
+                <m:sup>
+                  <m:r>
+                    <m:rPr>
+                      <w:rPr>
+                        <w:color w:val="DC2626"/>
+                      </w:rPr>
+                    </m:rPr>
+                    <m:t>2</m:t>
+                  </m:r>
+                </m:sup>
+              </m:sSup>
+              <m:r>
+                <m:rPr>
+                  <w:rPr>
+                    <w:color w:val="DC2626"/>
+                  </w:rPr>
+                </m:rPr>
+                <m:t>θ=−1</m:t>
+              </m:r>
+            </m:oMath>
             <w:r>
               <w:rPr>
                 <w:rFonts w:ascii="微軟正黑體" w:hAnsi="微軟正黑體"/>
@@ -4473,15 +8250,164 @@
               </w:rPr>
               <w:t xml:space="preserve">(1) </w:t>
             </w:r>
-            <w:r>
-              <w:rPr>
-                <w:rFonts w:ascii="Times New Roman" w:hAnsi="Times New Roman"/>
-                <w:b w:val="0"/>
-                <w:color w:val="DC2626"/>
-                <w:sz w:val="22"/>
-              </w:rPr>
-              <w:t>\tan 50^\circ = \cot 40^\circ \implies \tan 40^\circ\cot 40^\circ = 1</w:t>
-            </w:r>
+            <m:oMath>
+              <m:r>
+                <m:rPr>
+                  <w:rPr>
+                    <w:color w:val="DC2626"/>
+                  </w:rPr>
+                </m:rPr>
+                <m:rPr>
+                  <m:sty m:val="p"/>
+                </m:rPr>
+                <m:t>tan</m:t>
+              </m:r>
+              <m:sSup>
+                <m:e>
+                  <m:r>
+                    <m:rPr>
+                      <w:rPr>
+                        <w:color w:val="DC2626"/>
+                      </w:rPr>
+                    </m:rPr>
+                    <m:t>50</m:t>
+                  </m:r>
+                </m:e>
+                <m:sup>
+                  <m:r>
+                    <m:rPr>
+                      <w:rPr>
+                        <w:color w:val="DC2626"/>
+                      </w:rPr>
+                    </m:rPr>
+                    <m:t>∘</m:t>
+                  </m:r>
+                </m:sup>
+              </m:sSup>
+              <m:r>
+                <m:rPr>
+                  <w:rPr>
+                    <w:color w:val="DC2626"/>
+                  </w:rPr>
+                </m:rPr>
+                <m:t>=</m:t>
+              </m:r>
+              <m:r>
+                <m:rPr>
+                  <w:rPr>
+                    <w:color w:val="DC2626"/>
+                  </w:rPr>
+                </m:rPr>
+                <m:rPr>
+                  <m:sty m:val="p"/>
+                </m:rPr>
+                <m:t>cot</m:t>
+              </m:r>
+              <m:sSup>
+                <m:e>
+                  <m:r>
+                    <m:rPr>
+                      <w:rPr>
+                        <w:color w:val="DC2626"/>
+                      </w:rPr>
+                    </m:rPr>
+                    <m:t>40</m:t>
+                  </m:r>
+                </m:e>
+                <m:sup>
+                  <m:r>
+                    <m:rPr>
+                      <w:rPr>
+                        <w:color w:val="DC2626"/>
+                      </w:rPr>
+                    </m:rPr>
+                    <m:t>∘</m:t>
+                  </m:r>
+                </m:sup>
+              </m:sSup>
+              <m:r>
+                <m:rPr>
+                  <w:rPr>
+                    <w:color w:val="DC2626"/>
+                  </w:rPr>
+                </m:rPr>
+                <m:t>⟹</m:t>
+              </m:r>
+              <m:r>
+                <m:rPr>
+                  <w:rPr>
+                    <w:color w:val="DC2626"/>
+                  </w:rPr>
+                </m:rPr>
+                <m:rPr>
+                  <m:sty m:val="p"/>
+                </m:rPr>
+                <m:t>tan</m:t>
+              </m:r>
+              <m:sSup>
+                <m:e>
+                  <m:r>
+                    <m:rPr>
+                      <w:rPr>
+                        <w:color w:val="DC2626"/>
+                      </w:rPr>
+                    </m:rPr>
+                    <m:t>40</m:t>
+                  </m:r>
+                </m:e>
+                <m:sup>
+                  <m:r>
+                    <m:rPr>
+                      <w:rPr>
+                        <w:color w:val="DC2626"/>
+                      </w:rPr>
+                    </m:rPr>
+                    <m:t>∘</m:t>
+                  </m:r>
+                </m:sup>
+              </m:sSup>
+              <m:r>
+                <m:rPr>
+                  <w:rPr>
+                    <w:color w:val="DC2626"/>
+                  </w:rPr>
+                </m:rPr>
+                <m:rPr>
+                  <m:sty m:val="p"/>
+                </m:rPr>
+                <m:t>cot</m:t>
+              </m:r>
+              <m:sSup>
+                <m:e>
+                  <m:r>
+                    <m:rPr>
+                      <w:rPr>
+                        <w:color w:val="DC2626"/>
+                      </w:rPr>
+                    </m:rPr>
+                    <m:t>40</m:t>
+                  </m:r>
+                </m:e>
+                <m:sup>
+                  <m:r>
+                    <m:rPr>
+                      <w:rPr>
+                        <w:color w:val="DC2626"/>
+                      </w:rPr>
+                    </m:rPr>
+                    <m:t>∘</m:t>
+                  </m:r>
+                </m:sup>
+              </m:sSup>
+              <m:r>
+                <m:rPr>
+                  <w:rPr>
+                    <w:color w:val="DC2626"/>
+                  </w:rPr>
+                </m:rPr>
+                <m:t>=1</m:t>
+              </m:r>
+            </m:oMath>
             <w:r>
               <w:rPr>
                 <w:rFonts w:ascii="微軟正黑體" w:hAnsi="微軟正黑體"/>
@@ -4491,15 +8417,200 @@
               </w:rPr>
               <w:t>；</w:t>
             </w:r>
-            <w:r>
-              <w:rPr>
-                <w:rFonts w:ascii="Times New Roman" w:hAnsi="Times New Roman"/>
-                <w:b w:val="0"/>
-                <w:color w:val="DC2626"/>
-                <w:sz w:val="22"/>
-              </w:rPr>
-              <w:t>\csc 18^\circ = \sec 72^\circ \implies \tan^2 72^\circ - \sec^2 72^\circ = -1</w:t>
-            </w:r>
+            <m:oMath>
+              <m:r>
+                <m:rPr>
+                  <w:rPr>
+                    <w:color w:val="DC2626"/>
+                  </w:rPr>
+                </m:rPr>
+                <m:rPr>
+                  <m:sty m:val="p"/>
+                </m:rPr>
+                <m:t>csc</m:t>
+              </m:r>
+              <m:sSup>
+                <m:e>
+                  <m:r>
+                    <m:rPr>
+                      <w:rPr>
+                        <w:color w:val="DC2626"/>
+                      </w:rPr>
+                    </m:rPr>
+                    <m:t>18</m:t>
+                  </m:r>
+                </m:e>
+                <m:sup>
+                  <m:r>
+                    <m:rPr>
+                      <w:rPr>
+                        <w:color w:val="DC2626"/>
+                      </w:rPr>
+                    </m:rPr>
+                    <m:t>∘</m:t>
+                  </m:r>
+                </m:sup>
+              </m:sSup>
+              <m:r>
+                <m:rPr>
+                  <w:rPr>
+                    <w:color w:val="DC2626"/>
+                  </w:rPr>
+                </m:rPr>
+                <m:t>=</m:t>
+              </m:r>
+              <m:r>
+                <m:rPr>
+                  <w:rPr>
+                    <w:color w:val="DC2626"/>
+                  </w:rPr>
+                </m:rPr>
+                <m:rPr>
+                  <m:sty m:val="p"/>
+                </m:rPr>
+                <m:t>sec</m:t>
+              </m:r>
+              <m:sSup>
+                <m:e>
+                  <m:r>
+                    <m:rPr>
+                      <w:rPr>
+                        <w:color w:val="DC2626"/>
+                      </w:rPr>
+                    </m:rPr>
+                    <m:t>72</m:t>
+                  </m:r>
+                </m:e>
+                <m:sup>
+                  <m:r>
+                    <m:rPr>
+                      <w:rPr>
+                        <w:color w:val="DC2626"/>
+                      </w:rPr>
+                    </m:rPr>
+                    <m:t>∘</m:t>
+                  </m:r>
+                </m:sup>
+              </m:sSup>
+              <m:r>
+                <m:rPr>
+                  <w:rPr>
+                    <w:color w:val="DC2626"/>
+                  </w:rPr>
+                </m:rPr>
+                <m:t>⟹</m:t>
+              </m:r>
+              <m:sSup>
+                <m:e>
+                  <m:r>
+                    <m:rPr>
+                      <w:rPr>
+                        <w:color w:val="DC2626"/>
+                      </w:rPr>
+                    </m:rPr>
+                    <m:rPr>
+                      <m:sty m:val="p"/>
+                    </m:rPr>
+                    <m:t>tan</m:t>
+                  </m:r>
+                </m:e>
+                <m:sup>
+                  <m:r>
+                    <m:rPr>
+                      <w:rPr>
+                        <w:color w:val="DC2626"/>
+                      </w:rPr>
+                    </m:rPr>
+                    <m:t>2</m:t>
+                  </m:r>
+                </m:sup>
+              </m:sSup>
+              <m:sSup>
+                <m:e>
+                  <m:r>
+                    <m:rPr>
+                      <w:rPr>
+                        <w:color w:val="DC2626"/>
+                      </w:rPr>
+                    </m:rPr>
+                    <m:t>72</m:t>
+                  </m:r>
+                </m:e>
+                <m:sup>
+                  <m:r>
+                    <m:rPr>
+                      <w:rPr>
+                        <w:color w:val="DC2626"/>
+                      </w:rPr>
+                    </m:rPr>
+                    <m:t>∘</m:t>
+                  </m:r>
+                </m:sup>
+              </m:sSup>
+              <m:r>
+                <m:rPr>
+                  <w:rPr>
+                    <w:color w:val="DC2626"/>
+                  </w:rPr>
+                </m:rPr>
+                <m:t>−</m:t>
+              </m:r>
+              <m:sSup>
+                <m:e>
+                  <m:r>
+                    <m:rPr>
+                      <w:rPr>
+                        <w:color w:val="DC2626"/>
+                      </w:rPr>
+                    </m:rPr>
+                    <m:rPr>
+                      <m:sty m:val="p"/>
+                    </m:rPr>
+                    <m:t>sec</m:t>
+                  </m:r>
+                </m:e>
+                <m:sup>
+                  <m:r>
+                    <m:rPr>
+                      <w:rPr>
+                        <w:color w:val="DC2626"/>
+                      </w:rPr>
+                    </m:rPr>
+                    <m:t>2</m:t>
+                  </m:r>
+                </m:sup>
+              </m:sSup>
+              <m:sSup>
+                <m:e>
+                  <m:r>
+                    <m:rPr>
+                      <w:rPr>
+                        <w:color w:val="DC2626"/>
+                      </w:rPr>
+                    </m:rPr>
+                    <m:t>72</m:t>
+                  </m:r>
+                </m:e>
+                <m:sup>
+                  <m:r>
+                    <m:rPr>
+                      <w:rPr>
+                        <w:color w:val="DC2626"/>
+                      </w:rPr>
+                    </m:rPr>
+                    <m:t>∘</m:t>
+                  </m:r>
+                </m:sup>
+              </m:sSup>
+              <m:r>
+                <m:rPr>
+                  <w:rPr>
+                    <w:color w:val="DC2626"/>
+                  </w:rPr>
+                </m:rPr>
+                <m:t>=−1</m:t>
+              </m:r>
+            </m:oMath>
             <w:r>
               <w:rPr>
                 <w:rFonts w:ascii="微軟正黑體" w:hAnsi="微軟正黑體"/>
@@ -4509,15 +8620,16 @@
               </w:rPr>
               <w:t xml:space="preserve">。原式 </w:t>
             </w:r>
-            <w:r>
-              <w:rPr>
-                <w:rFonts w:ascii="Times New Roman" w:hAnsi="Times New Roman"/>
-                <w:b w:val="0"/>
-                <w:color w:val="DC2626"/>
-                <w:sz w:val="22"/>
-              </w:rPr>
-              <w:t>= 1 + (-1) = 0</w:t>
-            </w:r>
+            <m:oMath>
+              <m:r>
+                <m:rPr>
+                  <w:rPr>
+                    <w:color w:val="DC2626"/>
+                  </w:rPr>
+                </m:rPr>
+                <m:t>=1+(−1)=0</m:t>
+              </m:r>
+            </m:oMath>
             <w:r>
               <w:rPr>
                 <w:rFonts w:ascii="微軟正黑體" w:hAnsi="微軟正黑體"/>
@@ -4541,15 +8653,200 @@
               </w:rPr>
               <w:t xml:space="preserve">(2) </w:t>
             </w:r>
-            <w:r>
-              <w:rPr>
-                <w:rFonts w:ascii="Times New Roman" w:hAnsi="Times New Roman"/>
-                <w:b w:val="0"/>
-                <w:color w:val="DC2626"/>
-                <w:sz w:val="22"/>
-              </w:rPr>
-              <w:t>\cos 55^\circ = \sin 35^\circ \implies \cos^2 35^\circ + \sin^2 35^\circ = 1</w:t>
-            </w:r>
+            <m:oMath>
+              <m:r>
+                <m:rPr>
+                  <w:rPr>
+                    <w:color w:val="DC2626"/>
+                  </w:rPr>
+                </m:rPr>
+                <m:rPr>
+                  <m:sty m:val="p"/>
+                </m:rPr>
+                <m:t>cos</m:t>
+              </m:r>
+              <m:sSup>
+                <m:e>
+                  <m:r>
+                    <m:rPr>
+                      <w:rPr>
+                        <w:color w:val="DC2626"/>
+                      </w:rPr>
+                    </m:rPr>
+                    <m:t>55</m:t>
+                  </m:r>
+                </m:e>
+                <m:sup>
+                  <m:r>
+                    <m:rPr>
+                      <w:rPr>
+                        <w:color w:val="DC2626"/>
+                      </w:rPr>
+                    </m:rPr>
+                    <m:t>∘</m:t>
+                  </m:r>
+                </m:sup>
+              </m:sSup>
+              <m:r>
+                <m:rPr>
+                  <w:rPr>
+                    <w:color w:val="DC2626"/>
+                  </w:rPr>
+                </m:rPr>
+                <m:t>=</m:t>
+              </m:r>
+              <m:r>
+                <m:rPr>
+                  <w:rPr>
+                    <w:color w:val="DC2626"/>
+                  </w:rPr>
+                </m:rPr>
+                <m:rPr>
+                  <m:sty m:val="p"/>
+                </m:rPr>
+                <m:t>sin</m:t>
+              </m:r>
+              <m:sSup>
+                <m:e>
+                  <m:r>
+                    <m:rPr>
+                      <w:rPr>
+                        <w:color w:val="DC2626"/>
+                      </w:rPr>
+                    </m:rPr>
+                    <m:t>35</m:t>
+                  </m:r>
+                </m:e>
+                <m:sup>
+                  <m:r>
+                    <m:rPr>
+                      <w:rPr>
+                        <w:color w:val="DC2626"/>
+                      </w:rPr>
+                    </m:rPr>
+                    <m:t>∘</m:t>
+                  </m:r>
+                </m:sup>
+              </m:sSup>
+              <m:r>
+                <m:rPr>
+                  <w:rPr>
+                    <w:color w:val="DC2626"/>
+                  </w:rPr>
+                </m:rPr>
+                <m:t>⟹</m:t>
+              </m:r>
+              <m:sSup>
+                <m:e>
+                  <m:r>
+                    <m:rPr>
+                      <w:rPr>
+                        <w:color w:val="DC2626"/>
+                      </w:rPr>
+                    </m:rPr>
+                    <m:rPr>
+                      <m:sty m:val="p"/>
+                    </m:rPr>
+                    <m:t>cos</m:t>
+                  </m:r>
+                </m:e>
+                <m:sup>
+                  <m:r>
+                    <m:rPr>
+                      <w:rPr>
+                        <w:color w:val="DC2626"/>
+                      </w:rPr>
+                    </m:rPr>
+                    <m:t>2</m:t>
+                  </m:r>
+                </m:sup>
+              </m:sSup>
+              <m:sSup>
+                <m:e>
+                  <m:r>
+                    <m:rPr>
+                      <w:rPr>
+                        <w:color w:val="DC2626"/>
+                      </w:rPr>
+                    </m:rPr>
+                    <m:t>35</m:t>
+                  </m:r>
+                </m:e>
+                <m:sup>
+                  <m:r>
+                    <m:rPr>
+                      <w:rPr>
+                        <w:color w:val="DC2626"/>
+                      </w:rPr>
+                    </m:rPr>
+                    <m:t>∘</m:t>
+                  </m:r>
+                </m:sup>
+              </m:sSup>
+              <m:r>
+                <m:rPr>
+                  <w:rPr>
+                    <w:color w:val="DC2626"/>
+                  </w:rPr>
+                </m:rPr>
+                <m:t>+</m:t>
+              </m:r>
+              <m:sSup>
+                <m:e>
+                  <m:r>
+                    <m:rPr>
+                      <w:rPr>
+                        <w:color w:val="DC2626"/>
+                      </w:rPr>
+                    </m:rPr>
+                    <m:rPr>
+                      <m:sty m:val="p"/>
+                    </m:rPr>
+                    <m:t>sin</m:t>
+                  </m:r>
+                </m:e>
+                <m:sup>
+                  <m:r>
+                    <m:rPr>
+                      <w:rPr>
+                        <w:color w:val="DC2626"/>
+                      </w:rPr>
+                    </m:rPr>
+                    <m:t>2</m:t>
+                  </m:r>
+                </m:sup>
+              </m:sSup>
+              <m:sSup>
+                <m:e>
+                  <m:r>
+                    <m:rPr>
+                      <w:rPr>
+                        <w:color w:val="DC2626"/>
+                      </w:rPr>
+                    </m:rPr>
+                    <m:t>35</m:t>
+                  </m:r>
+                </m:e>
+                <m:sup>
+                  <m:r>
+                    <m:rPr>
+                      <w:rPr>
+                        <w:color w:val="DC2626"/>
+                      </w:rPr>
+                    </m:rPr>
+                    <m:t>∘</m:t>
+                  </m:r>
+                </m:sup>
+              </m:sSup>
+              <m:r>
+                <m:rPr>
+                  <w:rPr>
+                    <w:color w:val="DC2626"/>
+                  </w:rPr>
+                </m:rPr>
+                <m:t>=1</m:t>
+              </m:r>
+            </m:oMath>
             <w:r>
               <w:rPr>
                 <w:rFonts w:ascii="微軟正黑體" w:hAnsi="微軟正黑體"/>
@@ -4559,15 +8856,200 @@
               </w:rPr>
               <w:t>；</w:t>
             </w:r>
-            <w:r>
-              <w:rPr>
-                <w:rFonts w:ascii="Times New Roman" w:hAnsi="Times New Roman"/>
-                <w:b w:val="0"/>
-                <w:color w:val="DC2626"/>
-                <w:sz w:val="22"/>
-              </w:rPr>
-              <w:t>\tan 43^\circ = \cot 47^\circ \implies \csc^2 47^\circ - \cot^2 47^\circ = 1</w:t>
-            </w:r>
+            <m:oMath>
+              <m:r>
+                <m:rPr>
+                  <w:rPr>
+                    <w:color w:val="DC2626"/>
+                  </w:rPr>
+                </m:rPr>
+                <m:rPr>
+                  <m:sty m:val="p"/>
+                </m:rPr>
+                <m:t>tan</m:t>
+              </m:r>
+              <m:sSup>
+                <m:e>
+                  <m:r>
+                    <m:rPr>
+                      <w:rPr>
+                        <w:color w:val="DC2626"/>
+                      </w:rPr>
+                    </m:rPr>
+                    <m:t>43</m:t>
+                  </m:r>
+                </m:e>
+                <m:sup>
+                  <m:r>
+                    <m:rPr>
+                      <w:rPr>
+                        <w:color w:val="DC2626"/>
+                      </w:rPr>
+                    </m:rPr>
+                    <m:t>∘</m:t>
+                  </m:r>
+                </m:sup>
+              </m:sSup>
+              <m:r>
+                <m:rPr>
+                  <w:rPr>
+                    <w:color w:val="DC2626"/>
+                  </w:rPr>
+                </m:rPr>
+                <m:t>=</m:t>
+              </m:r>
+              <m:r>
+                <m:rPr>
+                  <w:rPr>
+                    <w:color w:val="DC2626"/>
+                  </w:rPr>
+                </m:rPr>
+                <m:rPr>
+                  <m:sty m:val="p"/>
+                </m:rPr>
+                <m:t>cot</m:t>
+              </m:r>
+              <m:sSup>
+                <m:e>
+                  <m:r>
+                    <m:rPr>
+                      <w:rPr>
+                        <w:color w:val="DC2626"/>
+                      </w:rPr>
+                    </m:rPr>
+                    <m:t>47</m:t>
+                  </m:r>
+                </m:e>
+                <m:sup>
+                  <m:r>
+                    <m:rPr>
+                      <w:rPr>
+                        <w:color w:val="DC2626"/>
+                      </w:rPr>
+                    </m:rPr>
+                    <m:t>∘</m:t>
+                  </m:r>
+                </m:sup>
+              </m:sSup>
+              <m:r>
+                <m:rPr>
+                  <w:rPr>
+                    <w:color w:val="DC2626"/>
+                  </w:rPr>
+                </m:rPr>
+                <m:t>⟹</m:t>
+              </m:r>
+              <m:sSup>
+                <m:e>
+                  <m:r>
+                    <m:rPr>
+                      <w:rPr>
+                        <w:color w:val="DC2626"/>
+                      </w:rPr>
+                    </m:rPr>
+                    <m:rPr>
+                      <m:sty m:val="p"/>
+                    </m:rPr>
+                    <m:t>csc</m:t>
+                  </m:r>
+                </m:e>
+                <m:sup>
+                  <m:r>
+                    <m:rPr>
+                      <w:rPr>
+                        <w:color w:val="DC2626"/>
+                      </w:rPr>
+                    </m:rPr>
+                    <m:t>2</m:t>
+                  </m:r>
+                </m:sup>
+              </m:sSup>
+              <m:sSup>
+                <m:e>
+                  <m:r>
+                    <m:rPr>
+                      <w:rPr>
+                        <w:color w:val="DC2626"/>
+                      </w:rPr>
+                    </m:rPr>
+                    <m:t>47</m:t>
+                  </m:r>
+                </m:e>
+                <m:sup>
+                  <m:r>
+                    <m:rPr>
+                      <w:rPr>
+                        <w:color w:val="DC2626"/>
+                      </w:rPr>
+                    </m:rPr>
+                    <m:t>∘</m:t>
+                  </m:r>
+                </m:sup>
+              </m:sSup>
+              <m:r>
+                <m:rPr>
+                  <w:rPr>
+                    <w:color w:val="DC2626"/>
+                  </w:rPr>
+                </m:rPr>
+                <m:t>−</m:t>
+              </m:r>
+              <m:sSup>
+                <m:e>
+                  <m:r>
+                    <m:rPr>
+                      <w:rPr>
+                        <w:color w:val="DC2626"/>
+                      </w:rPr>
+                    </m:rPr>
+                    <m:rPr>
+                      <m:sty m:val="p"/>
+                    </m:rPr>
+                    <m:t>cot</m:t>
+                  </m:r>
+                </m:e>
+                <m:sup>
+                  <m:r>
+                    <m:rPr>
+                      <w:rPr>
+                        <w:color w:val="DC2626"/>
+                      </w:rPr>
+                    </m:rPr>
+                    <m:t>2</m:t>
+                  </m:r>
+                </m:sup>
+              </m:sSup>
+              <m:sSup>
+                <m:e>
+                  <m:r>
+                    <m:rPr>
+                      <w:rPr>
+                        <w:color w:val="DC2626"/>
+                      </w:rPr>
+                    </m:rPr>
+                    <m:t>47</m:t>
+                  </m:r>
+                </m:e>
+                <m:sup>
+                  <m:r>
+                    <m:rPr>
+                      <w:rPr>
+                        <w:color w:val="DC2626"/>
+                      </w:rPr>
+                    </m:rPr>
+                    <m:t>∘</m:t>
+                  </m:r>
+                </m:sup>
+              </m:sSup>
+              <m:r>
+                <m:rPr>
+                  <w:rPr>
+                    <w:color w:val="DC2626"/>
+                  </w:rPr>
+                </m:rPr>
+                <m:t>=1</m:t>
+              </m:r>
+            </m:oMath>
             <w:r>
               <w:rPr>
                 <w:rFonts w:ascii="微軟正黑體" w:hAnsi="微軟正黑體"/>
@@ -4577,15 +9059,16 @@
               </w:rPr>
               <w:t xml:space="preserve">。原式 </w:t>
             </w:r>
-            <w:r>
-              <w:rPr>
-                <w:rFonts w:ascii="Times New Roman" w:hAnsi="Times New Roman"/>
-                <w:b w:val="0"/>
-                <w:color w:val="DC2626"/>
-                <w:sz w:val="22"/>
-              </w:rPr>
-              <w:t>= 1 + 1 = 2</w:t>
-            </w:r>
+            <m:oMath>
+              <m:r>
+                <m:rPr>
+                  <w:rPr>
+                    <w:color w:val="DC2626"/>
+                  </w:rPr>
+                </m:rPr>
+                <m:t>=1+1=2</m:t>
+              </m:r>
+            </m:oMath>
             <w:r>
               <w:rPr>
                 <w:rFonts w:ascii="微軟正黑體" w:hAnsi="微軟正黑體"/>
@@ -4887,15 +9370,27 @@
               </w:rPr>
               <w:t xml:space="preserve">(1) 分子分母同除以 </w:t>
             </w:r>
-            <w:r>
-              <w:rPr>
-                <w:rFonts w:ascii="Times New Roman" w:hAnsi="Times New Roman"/>
-                <w:b w:val="0"/>
-                <w:color w:val="DC2626"/>
-                <w:sz w:val="22"/>
-              </w:rPr>
-              <w:t>\cos\theta</w:t>
-            </w:r>
+            <m:oMath>
+              <m:r>
+                <m:rPr>
+                  <w:rPr>
+                    <w:color w:val="DC2626"/>
+                  </w:rPr>
+                </m:rPr>
+                <m:rPr>
+                  <m:sty m:val="p"/>
+                </m:rPr>
+                <m:t>cos</m:t>
+              </m:r>
+              <m:r>
+                <m:rPr>
+                  <w:rPr>
+                    <w:color w:val="DC2626"/>
+                  </w:rPr>
+                </m:rPr>
+                <m:t>θ</m:t>
+              </m:r>
+            </m:oMath>
             <w:r>
               <w:rPr>
                 <w:rFonts w:ascii="微軟正黑體" w:hAnsi="微軟正黑體"/>
@@ -4905,15 +9400,129 @@
               </w:rPr>
               <w:t xml:space="preserve"> 得 </w:t>
             </w:r>
-            <w:r>
-              <w:rPr>
-                <w:rFonts w:ascii="Times New Roman" w:hAnsi="Times New Roman"/>
-                <w:b w:val="0"/>
-                <w:color w:val="DC2626"/>
-                <w:sz w:val="22"/>
-              </w:rPr>
-              <w:t>\frac{\tan\theta + 2}{3\tan\theta - 1} = \frac{2 + 2}{3(2) - 1} = \frac{4}{5}</w:t>
-            </w:r>
+            <m:oMath>
+              <m:f>
+                <m:fPr>
+                  <m:type m:val="bar"/>
+                </m:fPr>
+                <m:num>
+                  <m:r>
+                    <m:rPr>
+                      <w:rPr>
+                        <w:color w:val="DC2626"/>
+                      </w:rPr>
+                    </m:rPr>
+                    <m:rPr>
+                      <m:sty m:val="p"/>
+                    </m:rPr>
+                    <m:t>tan</m:t>
+                  </m:r>
+                  <m:r>
+                    <m:rPr>
+                      <w:rPr>
+                        <w:color w:val="DC2626"/>
+                      </w:rPr>
+                    </m:rPr>
+                    <m:t>θ+2</m:t>
+                  </m:r>
+                </m:num>
+                <m:den>
+                  <m:r>
+                    <m:rPr>
+                      <w:rPr>
+                        <w:color w:val="DC2626"/>
+                      </w:rPr>
+                    </m:rPr>
+                    <m:t>3</m:t>
+                  </m:r>
+                  <m:r>
+                    <m:rPr>
+                      <w:rPr>
+                        <w:color w:val="DC2626"/>
+                      </w:rPr>
+                    </m:rPr>
+                    <m:rPr>
+                      <m:sty m:val="p"/>
+                    </m:rPr>
+                    <m:t>tan</m:t>
+                  </m:r>
+                  <m:r>
+                    <m:rPr>
+                      <w:rPr>
+                        <w:color w:val="DC2626"/>
+                      </w:rPr>
+                    </m:rPr>
+                    <m:t>θ−1</m:t>
+                  </m:r>
+                </m:den>
+              </m:f>
+              <m:r>
+                <m:rPr>
+                  <w:rPr>
+                    <w:color w:val="DC2626"/>
+                  </w:rPr>
+                </m:rPr>
+                <m:t>=</m:t>
+              </m:r>
+              <m:f>
+                <m:fPr>
+                  <m:type m:val="bar"/>
+                </m:fPr>
+                <m:num>
+                  <m:r>
+                    <m:rPr>
+                      <w:rPr>
+                        <w:color w:val="DC2626"/>
+                      </w:rPr>
+                    </m:rPr>
+                    <m:t>2+2</m:t>
+                  </m:r>
+                </m:num>
+                <m:den>
+                  <m:r>
+                    <m:rPr>
+                      <w:rPr>
+                        <w:color w:val="DC2626"/>
+                      </w:rPr>
+                    </m:rPr>
+                    <m:t>3(2)−1</m:t>
+                  </m:r>
+                </m:den>
+              </m:f>
+              <m:r>
+                <m:rPr>
+                  <w:rPr>
+                    <w:color w:val="DC2626"/>
+                  </w:rPr>
+                </m:rPr>
+                <m:t>=</m:t>
+              </m:r>
+              <m:f>
+                <m:fPr>
+                  <m:type m:val="bar"/>
+                </m:fPr>
+                <m:num>
+                  <m:r>
+                    <m:rPr>
+                      <w:rPr>
+                        <w:color w:val="DC2626"/>
+                      </w:rPr>
+                    </m:rPr>
+                    <m:t>4</m:t>
+                  </m:r>
+                </m:num>
+                <m:den>
+                  <m:r>
+                    <m:rPr>
+                      <w:rPr>
+                        <w:color w:val="DC2626"/>
+                      </w:rPr>
+                    </m:rPr>
+                    <m:t>5</m:t>
+                  </m:r>
+                </m:den>
+              </m:f>
+            </m:oMath>
             <w:r>
               <w:rPr>
                 <w:rFonts w:ascii="微軟正黑體" w:hAnsi="微軟正黑體"/>
@@ -4937,15 +9546,27 @@
               </w:rPr>
               <w:t xml:space="preserve">(2) 分子分母同除以 </w:t>
             </w:r>
-            <w:r>
-              <w:rPr>
-                <w:rFonts w:ascii="Times New Roman" w:hAnsi="Times New Roman"/>
-                <w:b w:val="0"/>
-                <w:color w:val="DC2626"/>
-                <w:sz w:val="22"/>
-              </w:rPr>
-              <w:t>\sin\theta</w:t>
-            </w:r>
+            <m:oMath>
+              <m:r>
+                <m:rPr>
+                  <w:rPr>
+                    <w:color w:val="DC2626"/>
+                  </w:rPr>
+                </m:rPr>
+                <m:rPr>
+                  <m:sty m:val="p"/>
+                </m:rPr>
+                <m:t>sin</m:t>
+              </m:r>
+              <m:r>
+                <m:rPr>
+                  <w:rPr>
+                    <w:color w:val="DC2626"/>
+                  </w:rPr>
+                </m:rPr>
+                <m:t>θ</m:t>
+              </m:r>
+            </m:oMath>
             <w:r>
               <w:rPr>
                 <w:rFonts w:ascii="微軟正黑體" w:hAnsi="微軟正黑體"/>
@@ -4955,15 +9576,236 @@
               </w:rPr>
               <w:t xml:space="preserve"> 得 </w:t>
             </w:r>
-            <w:r>
-              <w:rPr>
-                <w:rFonts w:ascii="Times New Roman" w:hAnsi="Times New Roman"/>
-                <w:b w:val="0"/>
-                <w:color w:val="DC2626"/>
-                <w:sz w:val="22"/>
-              </w:rPr>
-              <w:t>\frac{1 - 3\cot\theta}{5 + 6\cot\theta} = \frac{1 - 3(\frac{2}{3})}{5 + 6(\frac{2}{3})} = \frac{1 - 2}{5 + 4} = -\frac{1}{9}</w:t>
-            </w:r>
+            <m:oMath>
+              <m:f>
+                <m:fPr>
+                  <m:type m:val="bar"/>
+                </m:fPr>
+                <m:num>
+                  <m:r>
+                    <m:rPr>
+                      <w:rPr>
+                        <w:color w:val="DC2626"/>
+                      </w:rPr>
+                    </m:rPr>
+                    <m:t>1−3</m:t>
+                  </m:r>
+                  <m:r>
+                    <m:rPr>
+                      <w:rPr>
+                        <w:color w:val="DC2626"/>
+                      </w:rPr>
+                    </m:rPr>
+                    <m:rPr>
+                      <m:sty m:val="p"/>
+                    </m:rPr>
+                    <m:t>cot</m:t>
+                  </m:r>
+                  <m:r>
+                    <m:rPr>
+                      <w:rPr>
+                        <w:color w:val="DC2626"/>
+                      </w:rPr>
+                    </m:rPr>
+                    <m:t>θ</m:t>
+                  </m:r>
+                </m:num>
+                <m:den>
+                  <m:r>
+                    <m:rPr>
+                      <w:rPr>
+                        <w:color w:val="DC2626"/>
+                      </w:rPr>
+                    </m:rPr>
+                    <m:t>5+6</m:t>
+                  </m:r>
+                  <m:r>
+                    <m:rPr>
+                      <w:rPr>
+                        <w:color w:val="DC2626"/>
+                      </w:rPr>
+                    </m:rPr>
+                    <m:rPr>
+                      <m:sty m:val="p"/>
+                    </m:rPr>
+                    <m:t>cot</m:t>
+                  </m:r>
+                  <m:r>
+                    <m:rPr>
+                      <w:rPr>
+                        <w:color w:val="DC2626"/>
+                      </w:rPr>
+                    </m:rPr>
+                    <m:t>θ</m:t>
+                  </m:r>
+                </m:den>
+              </m:f>
+              <m:r>
+                <m:rPr>
+                  <w:rPr>
+                    <w:color w:val="DC2626"/>
+                  </w:rPr>
+                </m:rPr>
+                <m:t>=</m:t>
+              </m:r>
+              <m:f>
+                <m:fPr>
+                  <m:type m:val="bar"/>
+                </m:fPr>
+                <m:num>
+                  <m:r>
+                    <m:rPr>
+                      <w:rPr>
+                        <w:color w:val="DC2626"/>
+                      </w:rPr>
+                    </m:rPr>
+                    <m:t>1−3(</m:t>
+                  </m:r>
+                  <m:f>
+                    <m:fPr>
+                      <m:type m:val="bar"/>
+                    </m:fPr>
+                    <m:num>
+                      <m:r>
+                        <m:rPr>
+                          <w:rPr>
+                            <w:color w:val="DC2626"/>
+                          </w:rPr>
+                        </m:rPr>
+                        <m:t>2</m:t>
+                      </m:r>
+                    </m:num>
+                    <m:den>
+                      <m:r>
+                        <m:rPr>
+                          <w:rPr>
+                            <w:color w:val="DC2626"/>
+                          </w:rPr>
+                        </m:rPr>
+                        <m:t>3</m:t>
+                      </m:r>
+                    </m:den>
+                  </m:f>
+                  <m:r>
+                    <m:rPr>
+                      <w:rPr>
+                        <w:color w:val="DC2626"/>
+                      </w:rPr>
+                    </m:rPr>
+                    <m:t>)</m:t>
+                  </m:r>
+                </m:num>
+                <m:den>
+                  <m:r>
+                    <m:rPr>
+                      <w:rPr>
+                        <w:color w:val="DC2626"/>
+                      </w:rPr>
+                    </m:rPr>
+                    <m:t>5+6(</m:t>
+                  </m:r>
+                  <m:f>
+                    <m:fPr>
+                      <m:type m:val="bar"/>
+                    </m:fPr>
+                    <m:num>
+                      <m:r>
+                        <m:rPr>
+                          <w:rPr>
+                            <w:color w:val="DC2626"/>
+                          </w:rPr>
+                        </m:rPr>
+                        <m:t>2</m:t>
+                      </m:r>
+                    </m:num>
+                    <m:den>
+                      <m:r>
+                        <m:rPr>
+                          <w:rPr>
+                            <w:color w:val="DC2626"/>
+                          </w:rPr>
+                        </m:rPr>
+                        <m:t>3</m:t>
+                      </m:r>
+                    </m:den>
+                  </m:f>
+                  <m:r>
+                    <m:rPr>
+                      <w:rPr>
+                        <w:color w:val="DC2626"/>
+                      </w:rPr>
+                    </m:rPr>
+                    <m:t>)</m:t>
+                  </m:r>
+                </m:den>
+              </m:f>
+              <m:r>
+                <m:rPr>
+                  <w:rPr>
+                    <w:color w:val="DC2626"/>
+                  </w:rPr>
+                </m:rPr>
+                <m:t>=</m:t>
+              </m:r>
+              <m:f>
+                <m:fPr>
+                  <m:type m:val="bar"/>
+                </m:fPr>
+                <m:num>
+                  <m:r>
+                    <m:rPr>
+                      <w:rPr>
+                        <w:color w:val="DC2626"/>
+                      </w:rPr>
+                    </m:rPr>
+                    <m:t>1−2</m:t>
+                  </m:r>
+                </m:num>
+                <m:den>
+                  <m:r>
+                    <m:rPr>
+                      <w:rPr>
+                        <w:color w:val="DC2626"/>
+                      </w:rPr>
+                    </m:rPr>
+                    <m:t>5+4</m:t>
+                  </m:r>
+                </m:den>
+              </m:f>
+              <m:r>
+                <m:rPr>
+                  <w:rPr>
+                    <w:color w:val="DC2626"/>
+                  </w:rPr>
+                </m:rPr>
+                <m:t>=−</m:t>
+              </m:r>
+              <m:f>
+                <m:fPr>
+                  <m:type m:val="bar"/>
+                </m:fPr>
+                <m:num>
+                  <m:r>
+                    <m:rPr>
+                      <w:rPr>
+                        <w:color w:val="DC2626"/>
+                      </w:rPr>
+                    </m:rPr>
+                    <m:t>1</m:t>
+                  </m:r>
+                </m:num>
+                <m:den>
+                  <m:r>
+                    <m:rPr>
+                      <w:rPr>
+                        <w:color w:val="DC2626"/>
+                      </w:rPr>
+                    </m:rPr>
+                    <m:t>9</m:t>
+                  </m:r>
+                </m:den>
+              </m:f>
+            </m:oMath>
             <w:r>
               <w:rPr>
                 <w:rFonts w:ascii="微軟正黑體" w:hAnsi="微軟正黑體"/>
@@ -5294,15 +10136,150 @@
               </w:rPr>
               <w:t>(1) 兩邊平方：</w:t>
             </w:r>
-            <w:r>
-              <w:rPr>
-                <w:rFonts w:ascii="Times New Roman" w:hAnsi="Times New Roman"/>
-                <w:b w:val="0"/>
-                <w:color w:val="DC2626"/>
-                <w:sz w:val="22"/>
-              </w:rPr>
-              <w:t>1 + 2\sin\theta\cos\theta = \frac{16}{9} \implies \sin\theta\cos\theta = \frac{7}{18}</w:t>
-            </w:r>
+            <m:oMath>
+              <m:r>
+                <m:rPr>
+                  <w:rPr>
+                    <w:color w:val="DC2626"/>
+                  </w:rPr>
+                </m:rPr>
+                <m:t>1+2</m:t>
+              </m:r>
+              <m:r>
+                <m:rPr>
+                  <w:rPr>
+                    <w:color w:val="DC2626"/>
+                  </w:rPr>
+                </m:rPr>
+                <m:rPr>
+                  <m:sty m:val="p"/>
+                </m:rPr>
+                <m:t>sin</m:t>
+              </m:r>
+              <m:r>
+                <m:rPr>
+                  <w:rPr>
+                    <w:color w:val="DC2626"/>
+                  </w:rPr>
+                </m:rPr>
+                <m:t>θ</m:t>
+              </m:r>
+              <m:r>
+                <m:rPr>
+                  <w:rPr>
+                    <w:color w:val="DC2626"/>
+                  </w:rPr>
+                </m:rPr>
+                <m:rPr>
+                  <m:sty m:val="p"/>
+                </m:rPr>
+                <m:t>cos</m:t>
+              </m:r>
+              <m:r>
+                <m:rPr>
+                  <w:rPr>
+                    <w:color w:val="DC2626"/>
+                  </w:rPr>
+                </m:rPr>
+                <m:t>θ=</m:t>
+              </m:r>
+              <m:f>
+                <m:fPr>
+                  <m:type m:val="bar"/>
+                </m:fPr>
+                <m:num>
+                  <m:r>
+                    <m:rPr>
+                      <w:rPr>
+                        <w:color w:val="DC2626"/>
+                      </w:rPr>
+                    </m:rPr>
+                    <m:t>16</m:t>
+                  </m:r>
+                </m:num>
+                <m:den>
+                  <m:r>
+                    <m:rPr>
+                      <w:rPr>
+                        <w:color w:val="DC2626"/>
+                      </w:rPr>
+                    </m:rPr>
+                    <m:t>9</m:t>
+                  </m:r>
+                </m:den>
+              </m:f>
+              <m:r>
+                <m:rPr>
+                  <w:rPr>
+                    <w:color w:val="DC2626"/>
+                  </w:rPr>
+                </m:rPr>
+                <m:t>⟹</m:t>
+              </m:r>
+              <m:r>
+                <m:rPr>
+                  <w:rPr>
+                    <w:color w:val="DC2626"/>
+                  </w:rPr>
+                </m:rPr>
+                <m:rPr>
+                  <m:sty m:val="p"/>
+                </m:rPr>
+                <m:t>sin</m:t>
+              </m:r>
+              <m:r>
+                <m:rPr>
+                  <w:rPr>
+                    <w:color w:val="DC2626"/>
+                  </w:rPr>
+                </m:rPr>
+                <m:t>θ</m:t>
+              </m:r>
+              <m:r>
+                <m:rPr>
+                  <w:rPr>
+                    <w:color w:val="DC2626"/>
+                  </w:rPr>
+                </m:rPr>
+                <m:rPr>
+                  <m:sty m:val="p"/>
+                </m:rPr>
+                <m:t>cos</m:t>
+              </m:r>
+              <m:r>
+                <m:rPr>
+                  <w:rPr>
+                    <w:color w:val="DC2626"/>
+                  </w:rPr>
+                </m:rPr>
+                <m:t>θ=</m:t>
+              </m:r>
+              <m:f>
+                <m:fPr>
+                  <m:type m:val="bar"/>
+                </m:fPr>
+                <m:num>
+                  <m:r>
+                    <m:rPr>
+                      <w:rPr>
+                        <w:color w:val="DC2626"/>
+                      </w:rPr>
+                    </m:rPr>
+                    <m:t>7</m:t>
+                  </m:r>
+                </m:num>
+                <m:den>
+                  <m:r>
+                    <m:rPr>
+                      <w:rPr>
+                        <w:color w:val="DC2626"/>
+                      </w:rPr>
+                    </m:rPr>
+                    <m:t>18</m:t>
+                  </m:r>
+                </m:den>
+              </m:f>
+            </m:oMath>
             <w:r>
               <w:rPr>
                 <w:rFonts w:ascii="微軟正黑體" w:hAnsi="微軟正黑體"/>
@@ -5312,15 +10289,134 @@
               </w:rPr>
               <w:t>；</w:t>
             </w:r>
-            <w:r>
-              <w:rPr>
-                <w:rFonts w:ascii="Times New Roman" w:hAnsi="Times New Roman"/>
-                <w:b w:val="0"/>
-                <w:color w:val="DC2626"/>
-                <w:sz w:val="22"/>
-              </w:rPr>
-              <w:t>\tan\theta + \cot\theta = \frac{1}{\sin\theta\cos\theta} = \frac{18}{7}</w:t>
-            </w:r>
+            <m:oMath>
+              <m:r>
+                <m:rPr>
+                  <w:rPr>
+                    <w:color w:val="DC2626"/>
+                  </w:rPr>
+                </m:rPr>
+                <m:rPr>
+                  <m:sty m:val="p"/>
+                </m:rPr>
+                <m:t>tan</m:t>
+              </m:r>
+              <m:r>
+                <m:rPr>
+                  <w:rPr>
+                    <w:color w:val="DC2626"/>
+                  </w:rPr>
+                </m:rPr>
+                <m:t>θ+</m:t>
+              </m:r>
+              <m:r>
+                <m:rPr>
+                  <w:rPr>
+                    <w:color w:val="DC2626"/>
+                  </w:rPr>
+                </m:rPr>
+                <m:rPr>
+                  <m:sty m:val="p"/>
+                </m:rPr>
+                <m:t>cot</m:t>
+              </m:r>
+              <m:r>
+                <m:rPr>
+                  <w:rPr>
+                    <w:color w:val="DC2626"/>
+                  </w:rPr>
+                </m:rPr>
+                <m:t>θ=</m:t>
+              </m:r>
+              <m:f>
+                <m:fPr>
+                  <m:type m:val="bar"/>
+                </m:fPr>
+                <m:num>
+                  <m:r>
+                    <m:rPr>
+                      <w:rPr>
+                        <w:color w:val="DC2626"/>
+                      </w:rPr>
+                    </m:rPr>
+                    <m:t>1</m:t>
+                  </m:r>
+                </m:num>
+                <m:den>
+                  <m:r>
+                    <m:rPr>
+                      <w:rPr>
+                        <w:color w:val="DC2626"/>
+                      </w:rPr>
+                    </m:rPr>
+                    <m:rPr>
+                      <m:sty m:val="p"/>
+                    </m:rPr>
+                    <m:t>sin</m:t>
+                  </m:r>
+                  <m:r>
+                    <m:rPr>
+                      <w:rPr>
+                        <w:color w:val="DC2626"/>
+                      </w:rPr>
+                    </m:rPr>
+                    <m:t>θ</m:t>
+                  </m:r>
+                  <m:r>
+                    <m:rPr>
+                      <w:rPr>
+                        <w:color w:val="DC2626"/>
+                      </w:rPr>
+                    </m:rPr>
+                    <m:rPr>
+                      <m:sty m:val="p"/>
+                    </m:rPr>
+                    <m:t>cos</m:t>
+                  </m:r>
+                  <m:r>
+                    <m:rPr>
+                      <w:rPr>
+                        <w:color w:val="DC2626"/>
+                      </w:rPr>
+                    </m:rPr>
+                    <m:t>θ</m:t>
+                  </m:r>
+                </m:den>
+              </m:f>
+              <m:r>
+                <m:rPr>
+                  <w:rPr>
+                    <w:color w:val="DC2626"/>
+                  </w:rPr>
+                </m:rPr>
+                <m:t>=</m:t>
+              </m:r>
+              <m:f>
+                <m:fPr>
+                  <m:type m:val="bar"/>
+                </m:fPr>
+                <m:num>
+                  <m:r>
+                    <m:rPr>
+                      <w:rPr>
+                        <w:color w:val="DC2626"/>
+                      </w:rPr>
+                    </m:rPr>
+                    <m:t>18</m:t>
+                  </m:r>
+                </m:num>
+                <m:den>
+                  <m:r>
+                    <m:rPr>
+                      <w:rPr>
+                        <w:color w:val="DC2626"/>
+                      </w:rPr>
+                    </m:rPr>
+                    <m:t>7</m:t>
+                  </m:r>
+                </m:den>
+              </m:f>
+            </m:oMath>
             <w:r>
               <w:rPr>
                 <w:rFonts w:ascii="微軟正黑體" w:hAnsi="微軟正黑體"/>
@@ -5344,15 +10440,150 @@
               </w:rPr>
               <w:t>(2) 兩邊平方：</w:t>
             </w:r>
-            <w:r>
-              <w:rPr>
-                <w:rFonts w:ascii="Times New Roman" w:hAnsi="Times New Roman"/>
-                <w:b w:val="0"/>
-                <w:color w:val="DC2626"/>
-                <w:sz w:val="22"/>
-              </w:rPr>
-              <w:t>1 - 2\sin\theta\cos\theta = \frac{9}{25} \implies \sin\theta\cos\theta = \frac{8}{25}</w:t>
-            </w:r>
+            <m:oMath>
+              <m:r>
+                <m:rPr>
+                  <w:rPr>
+                    <w:color w:val="DC2626"/>
+                  </w:rPr>
+                </m:rPr>
+                <m:t>1−2</m:t>
+              </m:r>
+              <m:r>
+                <m:rPr>
+                  <w:rPr>
+                    <w:color w:val="DC2626"/>
+                  </w:rPr>
+                </m:rPr>
+                <m:rPr>
+                  <m:sty m:val="p"/>
+                </m:rPr>
+                <m:t>sin</m:t>
+              </m:r>
+              <m:r>
+                <m:rPr>
+                  <w:rPr>
+                    <w:color w:val="DC2626"/>
+                  </w:rPr>
+                </m:rPr>
+                <m:t>θ</m:t>
+              </m:r>
+              <m:r>
+                <m:rPr>
+                  <w:rPr>
+                    <w:color w:val="DC2626"/>
+                  </w:rPr>
+                </m:rPr>
+                <m:rPr>
+                  <m:sty m:val="p"/>
+                </m:rPr>
+                <m:t>cos</m:t>
+              </m:r>
+              <m:r>
+                <m:rPr>
+                  <w:rPr>
+                    <w:color w:val="DC2626"/>
+                  </w:rPr>
+                </m:rPr>
+                <m:t>θ=</m:t>
+              </m:r>
+              <m:f>
+                <m:fPr>
+                  <m:type m:val="bar"/>
+                </m:fPr>
+                <m:num>
+                  <m:r>
+                    <m:rPr>
+                      <w:rPr>
+                        <w:color w:val="DC2626"/>
+                      </w:rPr>
+                    </m:rPr>
+                    <m:t>9</m:t>
+                  </m:r>
+                </m:num>
+                <m:den>
+                  <m:r>
+                    <m:rPr>
+                      <w:rPr>
+                        <w:color w:val="DC2626"/>
+                      </w:rPr>
+                    </m:rPr>
+                    <m:t>25</m:t>
+                  </m:r>
+                </m:den>
+              </m:f>
+              <m:r>
+                <m:rPr>
+                  <w:rPr>
+                    <w:color w:val="DC2626"/>
+                  </w:rPr>
+                </m:rPr>
+                <m:t>⟹</m:t>
+              </m:r>
+              <m:r>
+                <m:rPr>
+                  <w:rPr>
+                    <w:color w:val="DC2626"/>
+                  </w:rPr>
+                </m:rPr>
+                <m:rPr>
+                  <m:sty m:val="p"/>
+                </m:rPr>
+                <m:t>sin</m:t>
+              </m:r>
+              <m:r>
+                <m:rPr>
+                  <w:rPr>
+                    <w:color w:val="DC2626"/>
+                  </w:rPr>
+                </m:rPr>
+                <m:t>θ</m:t>
+              </m:r>
+              <m:r>
+                <m:rPr>
+                  <w:rPr>
+                    <w:color w:val="DC2626"/>
+                  </w:rPr>
+                </m:rPr>
+                <m:rPr>
+                  <m:sty m:val="p"/>
+                </m:rPr>
+                <m:t>cos</m:t>
+              </m:r>
+              <m:r>
+                <m:rPr>
+                  <w:rPr>
+                    <w:color w:val="DC2626"/>
+                  </w:rPr>
+                </m:rPr>
+                <m:t>θ=</m:t>
+              </m:r>
+              <m:f>
+                <m:fPr>
+                  <m:type m:val="bar"/>
+                </m:fPr>
+                <m:num>
+                  <m:r>
+                    <m:rPr>
+                      <w:rPr>
+                        <w:color w:val="DC2626"/>
+                      </w:rPr>
+                    </m:rPr>
+                    <m:t>8</m:t>
+                  </m:r>
+                </m:num>
+                <m:den>
+                  <m:r>
+                    <m:rPr>
+                      <w:rPr>
+                        <w:color w:val="DC2626"/>
+                      </w:rPr>
+                    </m:rPr>
+                    <m:t>25</m:t>
+                  </m:r>
+                </m:den>
+              </m:f>
+            </m:oMath>
             <w:r>
               <w:rPr>
                 <w:rFonts w:ascii="微軟正黑體" w:hAnsi="微軟正黑體"/>
@@ -5362,15 +10593,134 @@
               </w:rPr>
               <w:t>；</w:t>
             </w:r>
-            <w:r>
-              <w:rPr>
-                <w:rFonts w:ascii="Times New Roman" w:hAnsi="Times New Roman"/>
-                <w:b w:val="0"/>
-                <w:color w:val="DC2626"/>
-                <w:sz w:val="22"/>
-              </w:rPr>
-              <w:t>\tan\theta + \cot\theta = \frac{1}{\sin\theta\cos\theta} = \frac{25}{8}</w:t>
-            </w:r>
+            <m:oMath>
+              <m:r>
+                <m:rPr>
+                  <w:rPr>
+                    <w:color w:val="DC2626"/>
+                  </w:rPr>
+                </m:rPr>
+                <m:rPr>
+                  <m:sty m:val="p"/>
+                </m:rPr>
+                <m:t>tan</m:t>
+              </m:r>
+              <m:r>
+                <m:rPr>
+                  <w:rPr>
+                    <w:color w:val="DC2626"/>
+                  </w:rPr>
+                </m:rPr>
+                <m:t>θ+</m:t>
+              </m:r>
+              <m:r>
+                <m:rPr>
+                  <w:rPr>
+                    <w:color w:val="DC2626"/>
+                  </w:rPr>
+                </m:rPr>
+                <m:rPr>
+                  <m:sty m:val="p"/>
+                </m:rPr>
+                <m:t>cot</m:t>
+              </m:r>
+              <m:r>
+                <m:rPr>
+                  <w:rPr>
+                    <w:color w:val="DC2626"/>
+                  </w:rPr>
+                </m:rPr>
+                <m:t>θ=</m:t>
+              </m:r>
+              <m:f>
+                <m:fPr>
+                  <m:type m:val="bar"/>
+                </m:fPr>
+                <m:num>
+                  <m:r>
+                    <m:rPr>
+                      <w:rPr>
+                        <w:color w:val="DC2626"/>
+                      </w:rPr>
+                    </m:rPr>
+                    <m:t>1</m:t>
+                  </m:r>
+                </m:num>
+                <m:den>
+                  <m:r>
+                    <m:rPr>
+                      <w:rPr>
+                        <w:color w:val="DC2626"/>
+                      </w:rPr>
+                    </m:rPr>
+                    <m:rPr>
+                      <m:sty m:val="p"/>
+                    </m:rPr>
+                    <m:t>sin</m:t>
+                  </m:r>
+                  <m:r>
+                    <m:rPr>
+                      <w:rPr>
+                        <w:color w:val="DC2626"/>
+                      </w:rPr>
+                    </m:rPr>
+                    <m:t>θ</m:t>
+                  </m:r>
+                  <m:r>
+                    <m:rPr>
+                      <w:rPr>
+                        <w:color w:val="DC2626"/>
+                      </w:rPr>
+                    </m:rPr>
+                    <m:rPr>
+                      <m:sty m:val="p"/>
+                    </m:rPr>
+                    <m:t>cos</m:t>
+                  </m:r>
+                  <m:r>
+                    <m:rPr>
+                      <w:rPr>
+                        <w:color w:val="DC2626"/>
+                      </w:rPr>
+                    </m:rPr>
+                    <m:t>θ</m:t>
+                  </m:r>
+                </m:den>
+              </m:f>
+              <m:r>
+                <m:rPr>
+                  <w:rPr>
+                    <w:color w:val="DC2626"/>
+                  </w:rPr>
+                </m:rPr>
+                <m:t>=</m:t>
+              </m:r>
+              <m:f>
+                <m:fPr>
+                  <m:type m:val="bar"/>
+                </m:fPr>
+                <m:num>
+                  <m:r>
+                    <m:rPr>
+                      <w:rPr>
+                        <w:color w:val="DC2626"/>
+                      </w:rPr>
+                    </m:rPr>
+                    <m:t>25</m:t>
+                  </m:r>
+                </m:num>
+                <m:den>
+                  <m:r>
+                    <m:rPr>
+                      <w:rPr>
+                        <w:color w:val="DC2626"/>
+                      </w:rPr>
+                    </m:rPr>
+                    <m:t>8</m:t>
+                  </m:r>
+                </m:den>
+              </m:f>
+            </m:oMath>
             <w:r>
               <w:rPr>
                 <w:rFonts w:ascii="微軟正黑體" w:hAnsi="微軟正黑體"/>
@@ -5940,15 +11290,46 @@
               </w:rPr>
               <w:t xml:space="preserve">(×)(4) 錯誤！倒數關係為 </w:t>
             </w:r>
-            <w:r>
-              <w:rPr>
-                <w:rFonts w:ascii="Times New Roman" w:hAnsi="Times New Roman"/>
-                <w:b w:val="0"/>
-                <w:color w:val="DC2626"/>
-                <w:sz w:val="22"/>
-              </w:rPr>
-              <w:t>\sin\theta \times \csc\theta = 1</w:t>
-            </w:r>
+            <m:oMath>
+              <m:r>
+                <m:rPr>
+                  <w:rPr>
+                    <w:color w:val="DC2626"/>
+                  </w:rPr>
+                </m:rPr>
+                <m:rPr>
+                  <m:sty m:val="p"/>
+                </m:rPr>
+                <m:t>sin</m:t>
+              </m:r>
+              <m:r>
+                <m:rPr>
+                  <w:rPr>
+                    <w:color w:val="DC2626"/>
+                  </w:rPr>
+                </m:rPr>
+                <m:t>θ×</m:t>
+              </m:r>
+              <m:r>
+                <m:rPr>
+                  <w:rPr>
+                    <w:color w:val="DC2626"/>
+                  </w:rPr>
+                </m:rPr>
+                <m:rPr>
+                  <m:sty m:val="p"/>
+                </m:rPr>
+                <m:t>csc</m:t>
+              </m:r>
+              <m:r>
+                <m:rPr>
+                  <w:rPr>
+                    <w:color w:val="DC2626"/>
+                  </w:rPr>
+                </m:rPr>
+                <m:t>θ=1</m:t>
+              </m:r>
+            </m:oMath>
             <w:r>
               <w:rPr>
                 <w:rFonts w:ascii="微軟正黑體" w:hAnsi="微軟正黑體"/>
@@ -5972,15 +11353,170 @@
               </w:rPr>
               <w:t>(×)(5) 錯誤！遺漏交叉項：</w:t>
             </w:r>
-            <w:r>
-              <w:rPr>
-                <w:rFonts w:ascii="Times New Roman" w:hAnsi="Times New Roman"/>
-                <w:b w:val="0"/>
-                <w:color w:val="DC2626"/>
-                <w:sz w:val="22"/>
-              </w:rPr>
-              <w:t>(\sin\theta+\cos\theta)^2 = 1 + 2\sin\theta\cos\theta &gt; 1</w:t>
-            </w:r>
+            <m:oMath>
+              <m:d>
+                <m:dPr>
+                  <m:sepChr m:val=""/>
+                  <m:endChr m:val=""/>
+                </m:dPr>
+                <m:e>
+                  <m:r>
+                    <m:rPr>
+                      <w:rPr>
+                        <w:color w:val="DC2626"/>
+                      </w:rPr>
+                    </m:rPr>
+                    <m:rPr>
+                      <m:sty m:val="p"/>
+                    </m:rPr>
+                    <m:t>sin</m:t>
+                  </m:r>
+                  <m:r>
+                    <m:rPr>
+                      <w:rPr>
+                        <w:color w:val="DC2626"/>
+                      </w:rPr>
+                    </m:rPr>
+                    <m:t>θ</m:t>
+                  </m:r>
+                  <m:r>
+                    <m:rPr>
+                      <w:rPr>
+                        <w:color w:val="DC2626"/>
+                      </w:rPr>
+                    </m:rPr>
+                    <m:t>+</m:t>
+                  </m:r>
+                  <m:r>
+                    <m:rPr>
+                      <w:rPr>
+                        <w:color w:val="DC2626"/>
+                      </w:rPr>
+                    </m:rPr>
+                    <m:rPr>
+                      <m:sty m:val="p"/>
+                    </m:rPr>
+                    <m:t>cos</m:t>
+                  </m:r>
+                  <m:r>
+                    <m:rPr>
+                      <w:rPr>
+                        <w:color w:val="DC2626"/>
+                      </w:rPr>
+                    </m:rPr>
+                    <m:t>θ</m:t>
+                  </m:r>
+                  <m:sSup>
+                    <m:e>
+                      <m:r>
+                        <m:rPr>
+                          <w:rPr>
+                            <w:color w:val="DC2626"/>
+                          </w:rPr>
+                        </m:rPr>
+                        <m:t>)</m:t>
+                      </m:r>
+                    </m:e>
+                    <m:sup>
+                      <m:r>
+                        <m:rPr>
+                          <w:rPr>
+                            <w:color w:val="DC2626"/>
+                          </w:rPr>
+                        </m:rPr>
+                        <m:t>2</m:t>
+                      </m:r>
+                    </m:sup>
+                  </m:sSup>
+                  <m:r>
+                    <m:rPr>
+                      <w:rPr>
+                        <w:color w:val="DC2626"/>
+                      </w:rPr>
+                    </m:rPr>
+                    <m:t>=</m:t>
+                  </m:r>
+                  <m:r>
+                    <m:rPr>
+                      <w:rPr>
+                        <w:color w:val="DC2626"/>
+                      </w:rPr>
+                    </m:rPr>
+                    <m:t>1</m:t>
+                  </m:r>
+                  <m:r>
+                    <m:rPr>
+                      <w:rPr>
+                        <w:color w:val="DC2626"/>
+                      </w:rPr>
+                    </m:rPr>
+                    <m:t>+</m:t>
+                  </m:r>
+                  <m:r>
+                    <m:rPr>
+                      <w:rPr>
+                        <w:color w:val="DC2626"/>
+                      </w:rPr>
+                    </m:rPr>
+                    <m:t>2</m:t>
+                  </m:r>
+                  <m:r>
+                    <m:rPr>
+                      <w:rPr>
+                        <w:color w:val="DC2626"/>
+                      </w:rPr>
+                    </m:rPr>
+                    <m:rPr>
+                      <m:sty m:val="p"/>
+                    </m:rPr>
+                    <m:t>sin</m:t>
+                  </m:r>
+                  <m:r>
+                    <m:rPr>
+                      <w:rPr>
+                        <w:color w:val="DC2626"/>
+                      </w:rPr>
+                    </m:rPr>
+                    <m:t>θ</m:t>
+                  </m:r>
+                  <m:r>
+                    <m:rPr>
+                      <w:rPr>
+                        <w:color w:val="DC2626"/>
+                      </w:rPr>
+                    </m:rPr>
+                    <m:rPr>
+                      <m:sty m:val="p"/>
+                    </m:rPr>
+                    <m:t>cos</m:t>
+                  </m:r>
+                  <m:r>
+                    <m:rPr>
+                      <w:rPr>
+                        <w:color w:val="DC2626"/>
+                      </w:rPr>
+                    </m:rPr>
+                    <m:t>θ</m:t>
+                  </m:r>
+                  <m:r>
+                    <m:rPr>
+                      <w:rPr>
+                        <w:color w:val="DC2626"/>
+                      </w:rPr>
+                    </m:rPr>
+                    <m:t>&gt;</m:t>
+                  </m:r>
+                  <m:r>
+                    <m:rPr>
+                      <w:rPr>
+                        <w:color w:val="DC2626"/>
+                      </w:rPr>
+                    </m:rPr>
+                    <m:t>1</m:t>
+                  </m:r>
+                </m:e>
+              </m:d>
+            </m:oMath>
             <w:r>
               <w:rPr>
                 <w:rFonts w:ascii="微軟正黑體" w:hAnsi="微軟正黑體"/>
@@ -6321,15 +11857,145 @@
               </w:rPr>
               <w:t>(1) 三邊為 3-4-5，</w:t>
             </w:r>
-            <w:r>
-              <w:rPr>
-                <w:rFonts w:ascii="Times New Roman" w:hAnsi="Times New Roman"/>
-                <w:b w:val="0"/>
-                <w:color w:val="DC2626"/>
-                <w:sz w:val="22"/>
-              </w:rPr>
-              <w:t>\tan A = \frac{3}{4}, \sec A = \frac{5}{4} \implies \frac{3+5}{4} = 2</w:t>
-            </w:r>
+            <m:oMath>
+              <m:r>
+                <m:rPr>
+                  <w:rPr>
+                    <w:color w:val="DC2626"/>
+                  </w:rPr>
+                </m:rPr>
+                <m:rPr>
+                  <m:sty m:val="p"/>
+                </m:rPr>
+                <m:t>tan</m:t>
+              </m:r>
+              <m:r>
+                <m:rPr>
+                  <w:rPr>
+                    <w:color w:val="DC2626"/>
+                  </w:rPr>
+                </m:rPr>
+                <m:t>A=</m:t>
+              </m:r>
+              <m:f>
+                <m:fPr>
+                  <m:type m:val="bar"/>
+                </m:fPr>
+                <m:num>
+                  <m:r>
+                    <m:rPr>
+                      <w:rPr>
+                        <w:color w:val="DC2626"/>
+                      </w:rPr>
+                    </m:rPr>
+                    <m:t>3</m:t>
+                  </m:r>
+                </m:num>
+                <m:den>
+                  <m:r>
+                    <m:rPr>
+                      <w:rPr>
+                        <w:color w:val="DC2626"/>
+                      </w:rPr>
+                    </m:rPr>
+                    <m:t>4</m:t>
+                  </m:r>
+                </m:den>
+              </m:f>
+              <m:r>
+                <m:rPr>
+                  <w:rPr>
+                    <w:color w:val="DC2626"/>
+                  </w:rPr>
+                </m:rPr>
+                <m:t>,</m:t>
+              </m:r>
+              <m:r>
+                <m:rPr>
+                  <w:rPr>
+                    <w:color w:val="DC2626"/>
+                  </w:rPr>
+                </m:rPr>
+                <m:rPr>
+                  <m:sty m:val="p"/>
+                </m:rPr>
+                <m:t>sec</m:t>
+              </m:r>
+              <m:r>
+                <m:rPr>
+                  <w:rPr>
+                    <w:color w:val="DC2626"/>
+                  </w:rPr>
+                </m:rPr>
+                <m:t>A=</m:t>
+              </m:r>
+              <m:f>
+                <m:fPr>
+                  <m:type m:val="bar"/>
+                </m:fPr>
+                <m:num>
+                  <m:r>
+                    <m:rPr>
+                      <w:rPr>
+                        <w:color w:val="DC2626"/>
+                      </w:rPr>
+                    </m:rPr>
+                    <m:t>5</m:t>
+                  </m:r>
+                </m:num>
+                <m:den>
+                  <m:r>
+                    <m:rPr>
+                      <w:rPr>
+                        <w:color w:val="DC2626"/>
+                      </w:rPr>
+                    </m:rPr>
+                    <m:t>4</m:t>
+                  </m:r>
+                </m:den>
+              </m:f>
+              <m:r>
+                <m:rPr>
+                  <w:rPr>
+                    <w:color w:val="DC2626"/>
+                  </w:rPr>
+                </m:rPr>
+                <m:t>⟹</m:t>
+              </m:r>
+              <m:f>
+                <m:fPr>
+                  <m:type m:val="bar"/>
+                </m:fPr>
+                <m:num>
+                  <m:r>
+                    <m:rPr>
+                      <w:rPr>
+                        <w:color w:val="DC2626"/>
+                      </w:rPr>
+                    </m:rPr>
+                    <m:t>3+5</m:t>
+                  </m:r>
+                </m:num>
+                <m:den>
+                  <m:r>
+                    <m:rPr>
+                      <w:rPr>
+                        <w:color w:val="DC2626"/>
+                      </w:rPr>
+                    </m:rPr>
+                    <m:t>4</m:t>
+                  </m:r>
+                </m:den>
+              </m:f>
+              <m:r>
+                <m:rPr>
+                  <w:rPr>
+                    <w:color w:val="DC2626"/>
+                  </w:rPr>
+                </m:rPr>
+                <m:t>=2</m:t>
+              </m:r>
+            </m:oMath>
             <w:r>
               <w:rPr>
                 <w:rFonts w:ascii="微軟正黑體" w:hAnsi="微軟正黑體"/>
@@ -6353,15 +12019,118 @@
               </w:rPr>
               <w:t xml:space="preserve">(2) </w:t>
             </w:r>
-            <w:r>
-              <w:rPr>
-                <w:rFonts w:ascii="Times New Roman" w:hAnsi="Times New Roman"/>
-                <w:b w:val="0"/>
-                <w:color w:val="DC2626"/>
-                <w:sz w:val="22"/>
-              </w:rPr>
-              <w:t>\cos^2 20^\circ + \sin^2 20^\circ = 1</w:t>
-            </w:r>
+            <m:oMath>
+              <m:sSup>
+                <m:e>
+                  <m:r>
+                    <m:rPr>
+                      <w:rPr>
+                        <w:color w:val="DC2626"/>
+                      </w:rPr>
+                    </m:rPr>
+                    <m:rPr>
+                      <m:sty m:val="p"/>
+                    </m:rPr>
+                    <m:t>cos</m:t>
+                  </m:r>
+                </m:e>
+                <m:sup>
+                  <m:r>
+                    <m:rPr>
+                      <w:rPr>
+                        <w:color w:val="DC2626"/>
+                      </w:rPr>
+                    </m:rPr>
+                    <m:t>2</m:t>
+                  </m:r>
+                </m:sup>
+              </m:sSup>
+              <m:sSup>
+                <m:e>
+                  <m:r>
+                    <m:rPr>
+                      <w:rPr>
+                        <w:color w:val="DC2626"/>
+                      </w:rPr>
+                    </m:rPr>
+                    <m:t>20</m:t>
+                  </m:r>
+                </m:e>
+                <m:sup>
+                  <m:r>
+                    <m:rPr>
+                      <w:rPr>
+                        <w:color w:val="DC2626"/>
+                      </w:rPr>
+                    </m:rPr>
+                    <m:t>∘</m:t>
+                  </m:r>
+                </m:sup>
+              </m:sSup>
+              <m:r>
+                <m:rPr>
+                  <w:rPr>
+                    <w:color w:val="DC2626"/>
+                  </w:rPr>
+                </m:rPr>
+                <m:t>+</m:t>
+              </m:r>
+              <m:sSup>
+                <m:e>
+                  <m:r>
+                    <m:rPr>
+                      <w:rPr>
+                        <w:color w:val="DC2626"/>
+                      </w:rPr>
+                    </m:rPr>
+                    <m:rPr>
+                      <m:sty m:val="p"/>
+                    </m:rPr>
+                    <m:t>sin</m:t>
+                  </m:r>
+                </m:e>
+                <m:sup>
+                  <m:r>
+                    <m:rPr>
+                      <w:rPr>
+                        <w:color w:val="DC2626"/>
+                      </w:rPr>
+                    </m:rPr>
+                    <m:t>2</m:t>
+                  </m:r>
+                </m:sup>
+              </m:sSup>
+              <m:sSup>
+                <m:e>
+                  <m:r>
+                    <m:rPr>
+                      <w:rPr>
+                        <w:color w:val="DC2626"/>
+                      </w:rPr>
+                    </m:rPr>
+                    <m:t>20</m:t>
+                  </m:r>
+                </m:e>
+                <m:sup>
+                  <m:r>
+                    <m:rPr>
+                      <w:rPr>
+                        <w:color w:val="DC2626"/>
+                      </w:rPr>
+                    </m:rPr>
+                    <m:t>∘</m:t>
+                  </m:r>
+                </m:sup>
+              </m:sSup>
+              <m:r>
+                <m:rPr>
+                  <w:rPr>
+                    <w:color w:val="DC2626"/>
+                  </w:rPr>
+                </m:rPr>
+                <m:t>=1</m:t>
+              </m:r>
+            </m:oMath>
             <w:r>
               <w:rPr>
                 <w:rFonts w:ascii="微軟正黑體" w:hAnsi="微軟正黑體"/>
@@ -6371,15 +12140,118 @@
               </w:rPr>
               <w:t xml:space="preserve"> ； </w:t>
             </w:r>
-            <w:r>
-              <w:rPr>
-                <w:rFonts w:ascii="Times New Roman" w:hAnsi="Times New Roman"/>
-                <w:b w:val="0"/>
-                <w:color w:val="DC2626"/>
-                <w:sz w:val="22"/>
-              </w:rPr>
-              <w:t>\tan^2 20^\circ - \sec^2 20^\circ = -1</w:t>
-            </w:r>
+            <m:oMath>
+              <m:sSup>
+                <m:e>
+                  <m:r>
+                    <m:rPr>
+                      <w:rPr>
+                        <w:color w:val="DC2626"/>
+                      </w:rPr>
+                    </m:rPr>
+                    <m:rPr>
+                      <m:sty m:val="p"/>
+                    </m:rPr>
+                    <m:t>tan</m:t>
+                  </m:r>
+                </m:e>
+                <m:sup>
+                  <m:r>
+                    <m:rPr>
+                      <w:rPr>
+                        <w:color w:val="DC2626"/>
+                      </w:rPr>
+                    </m:rPr>
+                    <m:t>2</m:t>
+                  </m:r>
+                </m:sup>
+              </m:sSup>
+              <m:sSup>
+                <m:e>
+                  <m:r>
+                    <m:rPr>
+                      <w:rPr>
+                        <w:color w:val="DC2626"/>
+                      </w:rPr>
+                    </m:rPr>
+                    <m:t>20</m:t>
+                  </m:r>
+                </m:e>
+                <m:sup>
+                  <m:r>
+                    <m:rPr>
+                      <w:rPr>
+                        <w:color w:val="DC2626"/>
+                      </w:rPr>
+                    </m:rPr>
+                    <m:t>∘</m:t>
+                  </m:r>
+                </m:sup>
+              </m:sSup>
+              <m:r>
+                <m:rPr>
+                  <w:rPr>
+                    <w:color w:val="DC2626"/>
+                  </w:rPr>
+                </m:rPr>
+                <m:t>−</m:t>
+              </m:r>
+              <m:sSup>
+                <m:e>
+                  <m:r>
+                    <m:rPr>
+                      <w:rPr>
+                        <w:color w:val="DC2626"/>
+                      </w:rPr>
+                    </m:rPr>
+                    <m:rPr>
+                      <m:sty m:val="p"/>
+                    </m:rPr>
+                    <m:t>sec</m:t>
+                  </m:r>
+                </m:e>
+                <m:sup>
+                  <m:r>
+                    <m:rPr>
+                      <w:rPr>
+                        <w:color w:val="DC2626"/>
+                      </w:rPr>
+                    </m:rPr>
+                    <m:t>2</m:t>
+                  </m:r>
+                </m:sup>
+              </m:sSup>
+              <m:sSup>
+                <m:e>
+                  <m:r>
+                    <m:rPr>
+                      <w:rPr>
+                        <w:color w:val="DC2626"/>
+                      </w:rPr>
+                    </m:rPr>
+                    <m:t>20</m:t>
+                  </m:r>
+                </m:e>
+                <m:sup>
+                  <m:r>
+                    <m:rPr>
+                      <w:rPr>
+                        <w:color w:val="DC2626"/>
+                      </w:rPr>
+                    </m:rPr>
+                    <m:t>∘</m:t>
+                  </m:r>
+                </m:sup>
+              </m:sSup>
+              <m:r>
+                <m:rPr>
+                  <w:rPr>
+                    <w:color w:val="DC2626"/>
+                  </w:rPr>
+                </m:rPr>
+                <m:t>=−1</m:t>
+              </m:r>
+            </m:oMath>
             <w:r>
               <w:rPr>
                 <w:rFonts w:ascii="微軟正黑體" w:hAnsi="微軟正黑體"/>
@@ -6389,15 +12261,16 @@
               </w:rPr>
               <w:t xml:space="preserve">。原式 </w:t>
             </w:r>
-            <w:r>
-              <w:rPr>
-                <w:rFonts w:ascii="Times New Roman" w:hAnsi="Times New Roman"/>
-                <w:b w:val="0"/>
-                <w:color w:val="DC2626"/>
-                <w:sz w:val="22"/>
-              </w:rPr>
-              <w:t>= 1 + (-1) = 0</w:t>
-            </w:r>
+            <m:oMath>
+              <m:r>
+                <m:rPr>
+                  <w:rPr>
+                    <w:color w:val="DC2626"/>
+                  </w:rPr>
+                </m:rPr>
+                <m:t>=1+(−1)=0</m:t>
+              </m:r>
+            </m:oMath>
             <w:r>
               <w:rPr>
                 <w:rFonts w:ascii="微軟正黑體" w:hAnsi="微軟正黑體"/>
@@ -6784,15 +12657,203 @@
               </w:rPr>
               <w:t xml:space="preserve">(1) 通分得 </w:t>
             </w:r>
-            <w:r>
-              <w:rPr>
-                <w:rFonts w:ascii="Times New Roman" w:hAnsi="Times New Roman"/>
-                <w:b w:val="0"/>
-                <w:color w:val="DC2626"/>
-                <w:sz w:val="22"/>
-              </w:rPr>
-              <w:t>\frac{2}{1 - \sin^2\theta} = \frac{2}{\cos^2\theta} = \frac{2}{(\frac{1}{5})^2} = 2 \times 25 = 50</w:t>
-            </w:r>
+            <m:oMath>
+              <m:f>
+                <m:fPr>
+                  <m:type m:val="bar"/>
+                </m:fPr>
+                <m:num>
+                  <m:r>
+                    <m:rPr>
+                      <w:rPr>
+                        <w:color w:val="DC2626"/>
+                      </w:rPr>
+                    </m:rPr>
+                    <m:t>2</m:t>
+                  </m:r>
+                </m:num>
+                <m:den>
+                  <m:r>
+                    <m:rPr>
+                      <w:rPr>
+                        <w:color w:val="DC2626"/>
+                      </w:rPr>
+                    </m:rPr>
+                    <m:t>1−</m:t>
+                  </m:r>
+                  <m:sSup>
+                    <m:e>
+                      <m:r>
+                        <m:rPr>
+                          <w:rPr>
+                            <w:color w:val="DC2626"/>
+                          </w:rPr>
+                        </m:rPr>
+                        <m:rPr>
+                          <m:sty m:val="p"/>
+                        </m:rPr>
+                        <m:t>sin</m:t>
+                      </m:r>
+                    </m:e>
+                    <m:sup>
+                      <m:r>
+                        <m:rPr>
+                          <w:rPr>
+                            <w:color w:val="DC2626"/>
+                          </w:rPr>
+                        </m:rPr>
+                        <m:t>2</m:t>
+                      </m:r>
+                    </m:sup>
+                  </m:sSup>
+                  <m:r>
+                    <m:rPr>
+                      <w:rPr>
+                        <w:color w:val="DC2626"/>
+                      </w:rPr>
+                    </m:rPr>
+                    <m:t>θ</m:t>
+                  </m:r>
+                </m:den>
+              </m:f>
+              <m:r>
+                <m:rPr>
+                  <w:rPr>
+                    <w:color w:val="DC2626"/>
+                  </w:rPr>
+                </m:rPr>
+                <m:t>=</m:t>
+              </m:r>
+              <m:f>
+                <m:fPr>
+                  <m:type m:val="bar"/>
+                </m:fPr>
+                <m:num>
+                  <m:r>
+                    <m:rPr>
+                      <w:rPr>
+                        <w:color w:val="DC2626"/>
+                      </w:rPr>
+                    </m:rPr>
+                    <m:t>2</m:t>
+                  </m:r>
+                </m:num>
+                <m:den>
+                  <m:sSup>
+                    <m:e>
+                      <m:r>
+                        <m:rPr>
+                          <w:rPr>
+                            <w:color w:val="DC2626"/>
+                          </w:rPr>
+                        </m:rPr>
+                        <m:rPr>
+                          <m:sty m:val="p"/>
+                        </m:rPr>
+                        <m:t>cos</m:t>
+                      </m:r>
+                    </m:e>
+                    <m:sup>
+                      <m:r>
+                        <m:rPr>
+                          <w:rPr>
+                            <w:color w:val="DC2626"/>
+                          </w:rPr>
+                        </m:rPr>
+                        <m:t>2</m:t>
+                      </m:r>
+                    </m:sup>
+                  </m:sSup>
+                  <m:r>
+                    <m:rPr>
+                      <w:rPr>
+                        <w:color w:val="DC2626"/>
+                      </w:rPr>
+                    </m:rPr>
+                    <m:t>θ</m:t>
+                  </m:r>
+                </m:den>
+              </m:f>
+              <m:r>
+                <m:rPr>
+                  <w:rPr>
+                    <w:color w:val="DC2626"/>
+                  </w:rPr>
+                </m:rPr>
+                <m:t>=</m:t>
+              </m:r>
+              <m:f>
+                <m:fPr>
+                  <m:type m:val="bar"/>
+                </m:fPr>
+                <m:num>
+                  <m:r>
+                    <m:rPr>
+                      <w:rPr>
+                        <w:color w:val="DC2626"/>
+                      </w:rPr>
+                    </m:rPr>
+                    <m:t>2</m:t>
+                  </m:r>
+                </m:num>
+                <m:den>
+                  <m:sSup>
+                    <m:e>
+                      <m:d>
+                        <m:dPr>
+                          <m:sepChr m:val=""/>
+                        </m:dPr>
+                        <m:e>
+                          <m:f>
+                            <m:fPr>
+                              <m:type m:val="bar"/>
+                            </m:fPr>
+                            <m:num>
+                              <m:r>
+                                <m:rPr>
+                                  <w:rPr>
+                                    <w:color w:val="DC2626"/>
+                                  </w:rPr>
+                                </m:rPr>
+                                <m:t>1</m:t>
+                              </m:r>
+                            </m:num>
+                            <m:den>
+                              <m:r>
+                                <m:rPr>
+                                  <w:rPr>
+                                    <w:color w:val="DC2626"/>
+                                  </w:rPr>
+                                </m:rPr>
+                                <m:t>5</m:t>
+                              </m:r>
+                            </m:den>
+                          </m:f>
+                        </m:e>
+                      </m:d>
+                    </m:e>
+                    <m:sup>
+                      <m:r>
+                        <m:rPr>
+                          <w:rPr>
+                            <w:color w:val="DC2626"/>
+                          </w:rPr>
+                        </m:rPr>
+                        <m:t>2</m:t>
+                      </m:r>
+                    </m:sup>
+                  </m:sSup>
+                </m:den>
+              </m:f>
+              <m:r>
+                <m:rPr>
+                  <w:rPr>
+                    <w:color w:val="DC2626"/>
+                  </w:rPr>
+                </m:rPr>
+                <m:t>=2×25=50</m:t>
+              </m:r>
+            </m:oMath>
             <w:r>
               <w:rPr>
                 <w:rFonts w:ascii="微軟正黑體" w:hAnsi="微軟正黑體"/>
@@ -6816,15 +12877,71 @@
               </w:rPr>
               <w:t xml:space="preserve">(2) </w:t>
             </w:r>
-            <w:r>
-              <w:rPr>
-                <w:rFonts w:ascii="Times New Roman" w:hAnsi="Times New Roman"/>
-                <w:b w:val="0"/>
-                <w:color w:val="DC2626"/>
-                <w:sz w:val="22"/>
-              </w:rPr>
-              <w:t>\sin x\cos x = \frac{12}{25}</w:t>
-            </w:r>
+            <m:oMath>
+              <m:r>
+                <m:rPr>
+                  <w:rPr>
+                    <w:color w:val="DC2626"/>
+                  </w:rPr>
+                </m:rPr>
+                <m:rPr>
+                  <m:sty m:val="p"/>
+                </m:rPr>
+                <m:t>sin</m:t>
+              </m:r>
+              <m:r>
+                <m:rPr>
+                  <w:rPr>
+                    <w:color w:val="DC2626"/>
+                  </w:rPr>
+                </m:rPr>
+                <m:t>x</m:t>
+              </m:r>
+              <m:r>
+                <m:rPr>
+                  <w:rPr>
+                    <w:color w:val="DC2626"/>
+                  </w:rPr>
+                </m:rPr>
+                <m:rPr>
+                  <m:sty m:val="p"/>
+                </m:rPr>
+                <m:t>cos</m:t>
+              </m:r>
+              <m:r>
+                <m:rPr>
+                  <w:rPr>
+                    <w:color w:val="DC2626"/>
+                  </w:rPr>
+                </m:rPr>
+                <m:t>x=</m:t>
+              </m:r>
+              <m:f>
+                <m:fPr>
+                  <m:type m:val="bar"/>
+                </m:fPr>
+                <m:num>
+                  <m:r>
+                    <m:rPr>
+                      <w:rPr>
+                        <w:color w:val="DC2626"/>
+                      </w:rPr>
+                    </m:rPr>
+                    <m:t>12</m:t>
+                  </m:r>
+                </m:num>
+                <m:den>
+                  <m:r>
+                    <m:rPr>
+                      <w:rPr>
+                        <w:color w:val="DC2626"/>
+                      </w:rPr>
+                    </m:rPr>
+                    <m:t>25</m:t>
+                  </m:r>
+                </m:den>
+              </m:f>
+            </m:oMath>
             <w:r>
               <w:rPr>
                 <w:rFonts w:ascii="微軟正黑體" w:hAnsi="微軟正黑體"/>
@@ -6834,15 +12951,213 @@
               </w:rPr>
               <w:t xml:space="preserve"> ； </w:t>
             </w:r>
-            <w:r>
-              <w:rPr>
-                <w:rFonts w:ascii="Times New Roman" w:hAnsi="Times New Roman"/>
-                <w:b w:val="0"/>
-                <w:color w:val="DC2626"/>
-                <w:sz w:val="22"/>
-              </w:rPr>
-              <w:t>(\sin x+\cos x)^2 = 1 + 2(\frac{12}{25}) = \frac{49}{25} \implies \sin x+\cos x = \frac{7}{5}</w:t>
-            </w:r>
+            <m:oMath>
+              <m:r>
+                <m:rPr>
+                  <w:rPr>
+                    <w:color w:val="DC2626"/>
+                  </w:rPr>
+                </m:rPr>
+                <m:t>(</m:t>
+              </m:r>
+              <m:r>
+                <m:rPr>
+                  <w:rPr>
+                    <w:color w:val="DC2626"/>
+                  </w:rPr>
+                </m:rPr>
+                <m:rPr>
+                  <m:sty m:val="p"/>
+                </m:rPr>
+                <m:t>sin</m:t>
+              </m:r>
+              <m:r>
+                <m:rPr>
+                  <w:rPr>
+                    <w:color w:val="DC2626"/>
+                  </w:rPr>
+                </m:rPr>
+                <m:t>x+</m:t>
+              </m:r>
+              <m:r>
+                <m:rPr>
+                  <w:rPr>
+                    <w:color w:val="DC2626"/>
+                  </w:rPr>
+                </m:rPr>
+                <m:rPr>
+                  <m:sty m:val="p"/>
+                </m:rPr>
+                <m:t>cos</m:t>
+              </m:r>
+              <m:r>
+                <m:rPr>
+                  <w:rPr>
+                    <w:color w:val="DC2626"/>
+                  </w:rPr>
+                </m:rPr>
+                <m:t>x</m:t>
+              </m:r>
+              <m:sSup>
+                <m:e>
+                  <m:r>
+                    <m:rPr>
+                      <w:rPr>
+                        <w:color w:val="DC2626"/>
+                      </w:rPr>
+                    </m:rPr>
+                    <m:t>)</m:t>
+                  </m:r>
+                </m:e>
+                <m:sup>
+                  <m:r>
+                    <m:rPr>
+                      <w:rPr>
+                        <w:color w:val="DC2626"/>
+                      </w:rPr>
+                    </m:rPr>
+                    <m:t>2</m:t>
+                  </m:r>
+                </m:sup>
+              </m:sSup>
+              <m:r>
+                <m:rPr>
+                  <w:rPr>
+                    <w:color w:val="DC2626"/>
+                  </w:rPr>
+                </m:rPr>
+                <m:t>=1+2(</m:t>
+              </m:r>
+              <m:f>
+                <m:fPr>
+                  <m:type m:val="bar"/>
+                </m:fPr>
+                <m:num>
+                  <m:r>
+                    <m:rPr>
+                      <w:rPr>
+                        <w:color w:val="DC2626"/>
+                      </w:rPr>
+                    </m:rPr>
+                    <m:t>12</m:t>
+                  </m:r>
+                </m:num>
+                <m:den>
+                  <m:r>
+                    <m:rPr>
+                      <w:rPr>
+                        <w:color w:val="DC2626"/>
+                      </w:rPr>
+                    </m:rPr>
+                    <m:t>25</m:t>
+                  </m:r>
+                </m:den>
+              </m:f>
+              <m:r>
+                <m:rPr>
+                  <w:rPr>
+                    <w:color w:val="DC2626"/>
+                  </w:rPr>
+                </m:rPr>
+                <m:t>)=</m:t>
+              </m:r>
+              <m:f>
+                <m:fPr>
+                  <m:type m:val="bar"/>
+                </m:fPr>
+                <m:num>
+                  <m:r>
+                    <m:rPr>
+                      <w:rPr>
+                        <w:color w:val="DC2626"/>
+                      </w:rPr>
+                    </m:rPr>
+                    <m:t>49</m:t>
+                  </m:r>
+                </m:num>
+                <m:den>
+                  <m:r>
+                    <m:rPr>
+                      <w:rPr>
+                        <w:color w:val="DC2626"/>
+                      </w:rPr>
+                    </m:rPr>
+                    <m:t>25</m:t>
+                  </m:r>
+                </m:den>
+              </m:f>
+              <m:r>
+                <m:rPr>
+                  <w:rPr>
+                    <w:color w:val="DC2626"/>
+                  </w:rPr>
+                </m:rPr>
+                <m:t>⟹</m:t>
+              </m:r>
+              <m:r>
+                <m:rPr>
+                  <w:rPr>
+                    <w:color w:val="DC2626"/>
+                  </w:rPr>
+                </m:rPr>
+                <m:rPr>
+                  <m:sty m:val="p"/>
+                </m:rPr>
+                <m:t>sin</m:t>
+              </m:r>
+              <m:r>
+                <m:rPr>
+                  <w:rPr>
+                    <w:color w:val="DC2626"/>
+                  </w:rPr>
+                </m:rPr>
+                <m:t>x+</m:t>
+              </m:r>
+              <m:r>
+                <m:rPr>
+                  <w:rPr>
+                    <w:color w:val="DC2626"/>
+                  </w:rPr>
+                </m:rPr>
+                <m:rPr>
+                  <m:sty m:val="p"/>
+                </m:rPr>
+                <m:t>cos</m:t>
+              </m:r>
+              <m:r>
+                <m:rPr>
+                  <w:rPr>
+                    <w:color w:val="DC2626"/>
+                  </w:rPr>
+                </m:rPr>
+                <m:t>x=</m:t>
+              </m:r>
+              <m:f>
+                <m:fPr>
+                  <m:type m:val="bar"/>
+                </m:fPr>
+                <m:num>
+                  <m:r>
+                    <m:rPr>
+                      <w:rPr>
+                        <w:color w:val="DC2626"/>
+                      </w:rPr>
+                    </m:rPr>
+                    <m:t>7</m:t>
+                  </m:r>
+                </m:num>
+                <m:den>
+                  <m:r>
+                    <m:rPr>
+                      <w:rPr>
+                        <w:color w:val="DC2626"/>
+                      </w:rPr>
+                    </m:rPr>
+                    <m:t>5</m:t>
+                  </m:r>
+                </m:den>
+              </m:f>
+            </m:oMath>
             <w:r>
               <w:rPr>
                 <w:rFonts w:ascii="微軟正黑體" w:hAnsi="微軟正黑體"/>
@@ -6852,15 +13167,173 @@
               </w:rPr>
               <w:t>。&lt;br&gt;由立方和公式：</w:t>
             </w:r>
-            <w:r>
-              <w:rPr>
-                <w:rFonts w:ascii="Times New Roman" w:hAnsi="Times New Roman"/>
-                <w:b w:val="0"/>
-                <w:color w:val="DC2626"/>
-                <w:sz w:val="22"/>
-              </w:rPr>
-              <w:t>(\frac{7}{5})(1 - \frac{12}{25}) = \frac{7}{5} \times \frac{13}{25} = \frac{91}{125}</w:t>
-            </w:r>
+            <m:oMath>
+              <m:r>
+                <m:rPr>
+                  <w:rPr>
+                    <w:color w:val="DC2626"/>
+                  </w:rPr>
+                </m:rPr>
+                <m:t>(</m:t>
+              </m:r>
+              <m:f>
+                <m:fPr>
+                  <m:type m:val="bar"/>
+                </m:fPr>
+                <m:num>
+                  <m:r>
+                    <m:rPr>
+                      <w:rPr>
+                        <w:color w:val="DC2626"/>
+                      </w:rPr>
+                    </m:rPr>
+                    <m:t>7</m:t>
+                  </m:r>
+                </m:num>
+                <m:den>
+                  <m:r>
+                    <m:rPr>
+                      <w:rPr>
+                        <w:color w:val="DC2626"/>
+                      </w:rPr>
+                    </m:rPr>
+                    <m:t>5</m:t>
+                  </m:r>
+                </m:den>
+              </m:f>
+              <m:r>
+                <m:rPr>
+                  <w:rPr>
+                    <w:color w:val="DC2626"/>
+                  </w:rPr>
+                </m:rPr>
+                <m:t>)(1−</m:t>
+              </m:r>
+              <m:f>
+                <m:fPr>
+                  <m:type m:val="bar"/>
+                </m:fPr>
+                <m:num>
+                  <m:r>
+                    <m:rPr>
+                      <w:rPr>
+                        <w:color w:val="DC2626"/>
+                      </w:rPr>
+                    </m:rPr>
+                    <m:t>12</m:t>
+                  </m:r>
+                </m:num>
+                <m:den>
+                  <m:r>
+                    <m:rPr>
+                      <w:rPr>
+                        <w:color w:val="DC2626"/>
+                      </w:rPr>
+                    </m:rPr>
+                    <m:t>25</m:t>
+                  </m:r>
+                </m:den>
+              </m:f>
+              <m:r>
+                <m:rPr>
+                  <w:rPr>
+                    <w:color w:val="DC2626"/>
+                  </w:rPr>
+                </m:rPr>
+                <m:t>)=</m:t>
+              </m:r>
+              <m:f>
+                <m:fPr>
+                  <m:type m:val="bar"/>
+                </m:fPr>
+                <m:num>
+                  <m:r>
+                    <m:rPr>
+                      <w:rPr>
+                        <w:color w:val="DC2626"/>
+                      </w:rPr>
+                    </m:rPr>
+                    <m:t>7</m:t>
+                  </m:r>
+                </m:num>
+                <m:den>
+                  <m:r>
+                    <m:rPr>
+                      <w:rPr>
+                        <w:color w:val="DC2626"/>
+                      </w:rPr>
+                    </m:rPr>
+                    <m:t>5</m:t>
+                  </m:r>
+                </m:den>
+              </m:f>
+              <m:r>
+                <m:rPr>
+                  <w:rPr>
+                    <w:color w:val="DC2626"/>
+                  </w:rPr>
+                </m:rPr>
+                <m:t>×</m:t>
+              </m:r>
+              <m:f>
+                <m:fPr>
+                  <m:type m:val="bar"/>
+                </m:fPr>
+                <m:num>
+                  <m:r>
+                    <m:rPr>
+                      <w:rPr>
+                        <w:color w:val="DC2626"/>
+                      </w:rPr>
+                    </m:rPr>
+                    <m:t>13</m:t>
+                  </m:r>
+                </m:num>
+                <m:den>
+                  <m:r>
+                    <m:rPr>
+                      <w:rPr>
+                        <w:color w:val="DC2626"/>
+                      </w:rPr>
+                    </m:rPr>
+                    <m:t>25</m:t>
+                  </m:r>
+                </m:den>
+              </m:f>
+              <m:r>
+                <m:rPr>
+                  <w:rPr>
+                    <w:color w:val="DC2626"/>
+                  </w:rPr>
+                </m:rPr>
+                <m:t>=</m:t>
+              </m:r>
+              <m:f>
+                <m:fPr>
+                  <m:type m:val="bar"/>
+                </m:fPr>
+                <m:num>
+                  <m:r>
+                    <m:rPr>
+                      <w:rPr>
+                        <w:color w:val="DC2626"/>
+                      </w:rPr>
+                    </m:rPr>
+                    <m:t>91</m:t>
+                  </m:r>
+                </m:num>
+                <m:den>
+                  <m:r>
+                    <m:rPr>
+                      <w:rPr>
+                        <w:color w:val="DC2626"/>
+                      </w:rPr>
+                    </m:rPr>
+                    <m:t>125</m:t>
+                  </m:r>
+                </m:den>
+              </m:f>
+            </m:oMath>
             <w:r>
               <w:rPr>
                 <w:rFonts w:ascii="微軟正黑體" w:hAnsi="微軟正黑體"/>

--- a/2-2_三角函數的定義與性質_教師解答版.docx
+++ b/2-2_三角函數的定義與性質_教師解答版.docx
@@ -99,7 +99,7 @@
           </w:p>
           <w:p>
             <w:pPr>
-              <w:spacing w:after="40"/>
+              <w:spacing w:before="40" w:after="80" w:line="312" w:lineRule="auto"/>
             </w:pPr>
             <w:r>
               <w:rPr>
@@ -177,7 +177,7 @@
           </w:p>
           <w:p>
             <w:pPr>
-              <w:spacing w:after="40"/>
+              <w:spacing w:before="40" w:after="80" w:line="312" w:lineRule="auto"/>
             </w:pPr>
             <w:r>
               <w:rPr>
@@ -228,7 +228,7 @@
           </w:p>
           <w:p>
             <w:pPr>
-              <w:spacing w:after="40"/>
+              <w:spacing w:before="40" w:after="80" w:line="312" w:lineRule="auto"/>
             </w:pPr>
             <w:r>
               <w:rPr>
@@ -279,7 +279,7 @@
           </w:p>
           <w:p>
             <w:pPr>
-              <w:spacing w:after="40"/>
+              <w:spacing w:before="40" w:after="80" w:line="312" w:lineRule="auto"/>
             </w:pPr>
             <w:r>
               <w:rPr>
@@ -330,7 +330,7 @@
           </w:p>
           <w:p>
             <w:pPr>
-              <w:spacing w:after="40"/>
+              <w:spacing w:before="40" w:after="80" w:line="312" w:lineRule="auto"/>
             </w:pPr>
             <w:r>
               <w:rPr>
@@ -343,7 +343,7 @@
           </w:p>
           <w:p>
             <w:pPr>
-              <w:spacing w:before="80" w:after="40"/>
+              <w:spacing w:before="120" w:after="60"/>
             </w:pPr>
             <w:r>
               <w:rPr>
@@ -357,7 +357,7 @@
           </w:p>
           <w:p>
             <w:pPr>
-              <w:spacing w:after="40"/>
+              <w:spacing w:before="40" w:after="80" w:line="312" w:lineRule="auto"/>
             </w:pPr>
             <w:r>
               <w:rPr>
@@ -550,7 +550,7 @@
           </w:p>
           <w:p>
             <w:pPr>
-              <w:spacing w:after="40"/>
+              <w:spacing w:before="40" w:after="80" w:line="312" w:lineRule="auto"/>
             </w:pPr>
             <w:r>
               <w:rPr>
@@ -743,7 +743,7 @@
           </w:p>
           <w:p>
             <w:pPr>
-              <w:spacing w:after="40"/>
+              <w:spacing w:before="40" w:after="80" w:line="312" w:lineRule="auto"/>
             </w:pPr>
             <w:r>
               <w:rPr>
@@ -1048,7 +1048,7 @@
           </w:p>
           <w:p>
             <w:pPr>
-              <w:spacing w:after="40"/>
+              <w:spacing w:before="40" w:after="80" w:line="312" w:lineRule="auto"/>
             </w:pPr>
             <w:r>
               <w:rPr>
@@ -1194,7 +1194,7 @@
           </w:p>
           <w:p>
             <w:pPr>
-              <w:spacing w:after="40"/>
+              <w:spacing w:before="40" w:after="80" w:line="312" w:lineRule="auto"/>
             </w:pPr>
             <w:r>
               <w:rPr>
@@ -1340,7 +1340,7 @@
           </w:p>
           <w:p>
             <w:pPr>
-              <w:spacing w:after="40"/>
+              <w:spacing w:before="40" w:after="80" w:line="312" w:lineRule="auto"/>
             </w:pPr>
             <w:r>
               <w:rPr>
@@ -1486,7 +1486,7 @@
           </w:p>
           <w:p>
             <w:pPr>
-              <w:spacing w:before="80" w:after="40"/>
+              <w:spacing w:before="120" w:after="60"/>
             </w:pPr>
             <w:r>
               <w:rPr>
@@ -1500,7 +1500,7 @@
           </w:p>
           <w:p>
             <w:pPr>
-              <w:spacing w:after="40"/>
+              <w:spacing w:before="40" w:after="80" w:line="312" w:lineRule="auto"/>
             </w:pPr>
             <w:r>
               <w:rPr>
@@ -1752,7 +1752,7 @@
           </w:p>
           <w:p>
             <w:pPr>
-              <w:spacing w:after="40"/>
+              <w:spacing w:before="40" w:after="80" w:line="312" w:lineRule="auto"/>
             </w:pPr>
             <w:r>
               <w:rPr>
@@ -1979,7 +1979,7 @@
           </w:p>
           <w:p>
             <w:pPr>
-              <w:spacing w:after="40"/>
+              <w:spacing w:before="40" w:after="80" w:line="312" w:lineRule="auto"/>
             </w:pPr>
             <w:r>
               <w:rPr>
@@ -2257,7 +2257,7 @@
           </w:p>
           <w:p>
             <w:pPr>
-              <w:spacing w:after="40"/>
+              <w:spacing w:before="40" w:after="80" w:line="312" w:lineRule="auto"/>
             </w:pPr>
             <w:r>
               <w:rPr>
@@ -2354,7 +2354,7 @@
           </w:p>
           <w:p>
             <w:pPr>
-              <w:spacing w:after="40"/>
+              <w:spacing w:before="40" w:after="80" w:line="312" w:lineRule="auto"/>
             </w:pPr>
             <w:r>
               <w:rPr>
@@ -2405,7 +2405,7 @@
           </w:p>
           <w:p>
             <w:pPr>
-              <w:spacing w:after="40"/>
+              <w:spacing w:before="40" w:after="80" w:line="312" w:lineRule="auto"/>
             </w:pPr>
             <w:r>
               <w:rPr>
@@ -2526,7 +2526,7 @@
           </w:p>
           <w:p>
             <w:pPr>
-              <w:spacing w:after="40"/>
+              <w:spacing w:before="40" w:after="80" w:line="312" w:lineRule="auto"/>
             </w:pPr>
             <w:r>
               <w:rPr>
@@ -2641,7 +2641,7 @@
           </w:p>
           <w:p>
             <w:pPr>
-              <w:spacing w:before="80" w:after="40"/>
+              <w:spacing w:before="120" w:after="60"/>
             </w:pPr>
             <w:r>
               <w:rPr>
@@ -2655,7 +2655,7 @@
           </w:p>
           <w:p>
             <w:pPr>
-              <w:spacing w:after="40"/>
+              <w:spacing w:before="40" w:after="80" w:line="312" w:lineRule="auto"/>
             </w:pPr>
             <w:r>
               <w:rPr>
@@ -2669,7 +2669,7 @@
           </w:p>
           <w:p>
             <w:pPr>
-              <w:spacing w:after="40"/>
+              <w:spacing w:before="40" w:after="80" w:line="312" w:lineRule="auto"/>
             </w:pPr>
             <w:r>
               <w:rPr>
@@ -2828,7 +2828,7 @@
           </w:p>
           <w:p>
             <w:pPr>
-              <w:spacing w:after="40"/>
+              <w:spacing w:before="40" w:after="80" w:line="312" w:lineRule="auto"/>
             </w:pPr>
             <w:r>
               <w:rPr>
@@ -3080,7 +3080,7 @@
           </w:p>
           <w:p>
             <w:pPr>
-              <w:spacing w:after="40"/>
+              <w:spacing w:before="40" w:after="80" w:line="312" w:lineRule="auto"/>
             </w:pPr>
             <w:r>
               <w:rPr>
@@ -3365,7 +3365,7 @@
           </w:p>
           <w:p>
             <w:pPr>
-              <w:spacing w:after="40"/>
+              <w:spacing w:before="40" w:after="80" w:line="312" w:lineRule="auto"/>
             </w:pPr>
             <w:r>
               <w:rPr>
@@ -3437,7 +3437,7 @@
           </w:p>
           <w:p>
             <w:pPr>
-              <w:spacing w:after="40"/>
+              <w:spacing w:before="40" w:after="80" w:line="312" w:lineRule="auto"/>
             </w:pPr>
             <w:r>
               <w:rPr>
@@ -3478,7 +3478,7 @@
           </w:p>
           <w:p>
             <w:pPr>
-              <w:spacing w:after="40"/>
+              <w:spacing w:before="40" w:after="80" w:line="312" w:lineRule="auto"/>
             </w:pPr>
             <w:r>
               <w:rPr>
@@ -3534,7 +3534,7 @@
           </w:p>
           <w:p>
             <w:pPr>
-              <w:spacing w:before="80" w:after="40"/>
+              <w:spacing w:before="120" w:after="60"/>
             </w:pPr>
             <w:r>
               <w:rPr>
@@ -3548,7 +3548,7 @@
           </w:p>
           <w:p>
             <w:pPr>
-              <w:spacing w:after="40"/>
+              <w:spacing w:before="40" w:after="80" w:line="312" w:lineRule="auto"/>
             </w:pPr>
             <w:r>
               <w:rPr>
@@ -3704,7 +3704,7 @@
           </w:p>
           <w:p>
             <w:pPr>
-              <w:spacing w:after="40"/>
+              <w:spacing w:before="40" w:after="80" w:line="312" w:lineRule="auto"/>
             </w:pPr>
             <w:r>
               <w:rPr>
@@ -3813,7 +3813,7 @@
           </w:p>
           <w:p>
             <w:pPr>
-              <w:spacing w:after="40"/>
+              <w:spacing w:before="40" w:after="80" w:line="312" w:lineRule="auto"/>
             </w:pPr>
             <w:r>
               <w:rPr>
@@ -3920,7 +3920,7 @@
           </w:p>
           <w:p>
             <w:pPr>
-              <w:spacing w:after="40"/>
+              <w:spacing w:before="40" w:after="80" w:line="312" w:lineRule="auto"/>
             </w:pPr>
             <w:r>
               <w:rPr>
@@ -3974,7 +3974,7 @@
           </w:p>
           <w:p>
             <w:pPr>
-              <w:spacing w:after="40"/>
+              <w:spacing w:before="40" w:after="80" w:line="312" w:lineRule="auto"/>
             </w:pPr>
             <w:r>
               <w:rPr>
@@ -4000,7 +4000,7 @@
           </w:p>
           <w:p>
             <w:pPr>
-              <w:spacing w:after="40"/>
+              <w:spacing w:before="40" w:after="80" w:line="312" w:lineRule="auto"/>
             </w:pPr>
             <w:r>
               <w:rPr>
@@ -4026,7 +4026,7 @@
           </w:p>
           <w:p>
             <w:pPr>
-              <w:spacing w:before="80" w:after="40"/>
+              <w:spacing w:before="120" w:after="60"/>
             </w:pPr>
             <w:r>
               <w:rPr>
@@ -4040,7 +4040,7 @@
           </w:p>
           <w:p>
             <w:pPr>
-              <w:spacing w:after="40"/>
+              <w:spacing w:before="40" w:after="80" w:line="312" w:lineRule="auto"/>
             </w:pPr>
             <w:r>
               <w:rPr>
@@ -4388,7 +4388,7 @@
           </w:p>
           <w:p>
             <w:pPr>
-              <w:spacing w:after="40"/>
+              <w:spacing w:before="40" w:after="80" w:line="312" w:lineRule="auto"/>
             </w:pPr>
             <w:r>
               <w:rPr>
@@ -4779,7 +4779,7 @@
           </w:p>
           <w:p>
             <w:pPr>
-              <w:spacing w:after="40"/>
+              <w:spacing w:before="40" w:after="80" w:line="312" w:lineRule="auto"/>
             </w:pPr>
             <w:r>
               <w:rPr>
@@ -4877,7 +4877,7 @@
           </w:p>
           <w:p>
             <w:pPr>
-              <w:spacing w:after="40"/>
+              <w:spacing w:before="40" w:after="80" w:line="312" w:lineRule="auto"/>
             </w:pPr>
             <w:r>
               <w:rPr>
@@ -4975,7 +4975,7 @@
           </w:p>
           <w:p>
             <w:pPr>
-              <w:spacing w:before="80" w:after="40"/>
+              <w:spacing w:before="120" w:after="60"/>
             </w:pPr>
             <w:r>
               <w:rPr>
@@ -4989,7 +4989,7 @@
           </w:p>
           <w:p>
             <w:pPr>
-              <w:spacing w:after="40"/>
+              <w:spacing w:before="40" w:after="80" w:line="312" w:lineRule="auto"/>
             </w:pPr>
             <w:r>
               <w:rPr>
@@ -5391,7 +5391,7 @@
           </w:p>
           <w:p>
             <w:pPr>
-              <w:spacing w:after="40"/>
+              <w:spacing w:before="40" w:after="80" w:line="312" w:lineRule="auto"/>
             </w:pPr>
             <w:r>
               <w:rPr>
@@ -5836,7 +5836,7 @@
           </w:p>
           <w:p>
             <w:pPr>
-              <w:spacing w:after="40"/>
+              <w:spacing w:before="40" w:after="80" w:line="312" w:lineRule="auto"/>
             </w:pPr>
             <w:r>
               <w:rPr>
@@ -5981,7 +5981,7 @@
           </w:p>
           <w:p>
             <w:pPr>
-              <w:spacing w:after="40"/>
+              <w:spacing w:before="40" w:after="80" w:line="312" w:lineRule="auto"/>
             </w:pPr>
             <w:r>
               <w:rPr>
@@ -6126,7 +6126,7 @@
           </w:p>
           <w:p>
             <w:pPr>
-              <w:spacing w:before="80" w:after="40"/>
+              <w:spacing w:before="120" w:after="60"/>
             </w:pPr>
             <w:r>
               <w:rPr>
@@ -6140,7 +6140,7 @@
           </w:p>
           <w:p>
             <w:pPr>
-              <w:spacing w:after="40"/>
+              <w:spacing w:before="40" w:after="80" w:line="312" w:lineRule="auto"/>
             </w:pPr>
             <w:r>
               <w:rPr>
@@ -6288,7 +6288,7 @@
           </w:p>
           <w:p>
             <w:pPr>
-              <w:spacing w:after="40"/>
+              <w:spacing w:before="40" w:after="80" w:line="312" w:lineRule="auto"/>
             </w:pPr>
             <w:r>
               <w:rPr>
@@ -6553,7 +6553,7 @@
           </w:p>
           <w:p>
             <w:pPr>
-              <w:spacing w:after="40"/>
+              <w:spacing w:before="40" w:after="80" w:line="312" w:lineRule="auto"/>
             </w:pPr>
             <w:r>
               <w:rPr>
@@ -6636,7 +6636,7 @@
           </w:p>
           <w:p>
             <w:pPr>
-              <w:spacing w:after="40"/>
+              <w:spacing w:before="40" w:after="80" w:line="312" w:lineRule="auto"/>
             </w:pPr>
             <w:r>
               <w:rPr>
@@ -6728,7 +6728,7 @@
           </w:p>
           <w:p>
             <w:pPr>
-              <w:spacing w:after="40"/>
+              <w:spacing w:before="40" w:after="80" w:line="312" w:lineRule="auto"/>
             </w:pPr>
             <w:r>
               <w:rPr>
@@ -6847,7 +6847,7 @@
           </w:p>
           <w:p>
             <w:pPr>
-              <w:spacing w:before="80" w:after="40"/>
+              <w:spacing w:before="120" w:after="60"/>
             </w:pPr>
             <w:r>
               <w:rPr>
@@ -6861,7 +6861,7 @@
           </w:p>
           <w:p>
             <w:pPr>
-              <w:spacing w:after="40"/>
+              <w:spacing w:before="40" w:after="80" w:line="312" w:lineRule="auto"/>
             </w:pPr>
             <w:r>
               <w:rPr>
@@ -6960,7 +6960,7 @@
           </w:p>
           <w:p>
             <w:pPr>
-              <w:spacing w:after="40"/>
+              <w:spacing w:before="40" w:after="80" w:line="312" w:lineRule="auto"/>
             </w:pPr>
             <w:r>
               <w:rPr>
@@ -7091,7 +7091,7 @@
           </w:p>
           <w:p>
             <w:pPr>
-              <w:spacing w:after="40"/>
+              <w:spacing w:before="40" w:after="80" w:line="312" w:lineRule="auto"/>
             </w:pPr>
             <w:r>
               <w:rPr>
@@ -7324,7 +7324,7 @@
           </w:p>
           <w:p>
             <w:pPr>
-              <w:spacing w:after="40"/>
+              <w:spacing w:before="40" w:after="80" w:line="312" w:lineRule="auto"/>
             </w:pPr>
             <w:r>
               <w:rPr>
@@ -7386,7 +7386,7 @@
           </w:p>
           <w:p>
             <w:pPr>
-              <w:spacing w:after="40"/>
+              <w:spacing w:before="40" w:after="80" w:line="312" w:lineRule="auto"/>
             </w:pPr>
             <w:r>
               <w:rPr>
@@ -7466,7 +7466,7 @@
           </w:p>
           <w:p>
             <w:pPr>
-              <w:spacing w:after="40"/>
+              <w:spacing w:before="40" w:after="80" w:line="312" w:lineRule="auto"/>
             </w:pPr>
             <w:r>
               <w:rPr>
@@ -7546,7 +7546,7 @@
           </w:p>
           <w:p>
             <w:pPr>
-              <w:spacing w:before="80" w:after="40"/>
+              <w:spacing w:before="120" w:after="60"/>
             </w:pPr>
             <w:r>
               <w:rPr>
@@ -7560,7 +7560,7 @@
           </w:p>
           <w:p>
             <w:pPr>
-              <w:spacing w:after="40"/>
+              <w:spacing w:before="40" w:after="80" w:line="312" w:lineRule="auto"/>
             </w:pPr>
             <w:r>
               <w:rPr>
@@ -7593,7 +7593,7 @@
           </w:p>
           <w:p>
             <w:pPr>
-              <w:spacing w:after="40"/>
+              <w:spacing w:before="40" w:after="80" w:line="312" w:lineRule="auto"/>
             </w:pPr>
             <w:r>
               <w:rPr>
@@ -7758,7 +7758,7 @@
           </w:p>
           <w:p>
             <w:pPr>
-              <w:spacing w:after="40"/>
+              <w:spacing w:before="40" w:after="80" w:line="312" w:lineRule="auto"/>
             </w:pPr>
             <w:r>
               <w:rPr>
@@ -7966,7 +7966,7 @@
           </w:p>
           <w:p>
             <w:pPr>
-              <w:spacing w:after="40"/>
+              <w:spacing w:before="40" w:after="80" w:line="312" w:lineRule="auto"/>
             </w:pPr>
             <w:r>
               <w:rPr>
@@ -8085,7 +8085,7 @@
           </w:p>
           <w:p>
             <w:pPr>
-              <w:spacing w:after="40"/>
+              <w:spacing w:before="40" w:after="80" w:line="312" w:lineRule="auto"/>
             </w:pPr>
             <w:r>
               <w:rPr>
@@ -8225,7 +8225,7 @@
           </w:p>
           <w:p>
             <w:pPr>
-              <w:spacing w:before="80" w:after="40"/>
+              <w:spacing w:before="120" w:after="60"/>
             </w:pPr>
             <w:r>
               <w:rPr>
@@ -8239,7 +8239,7 @@
           </w:p>
           <w:p>
             <w:pPr>
-              <w:spacing w:after="40"/>
+              <w:spacing w:before="40" w:after="80" w:line="312" w:lineRule="auto"/>
             </w:pPr>
             <w:r>
               <w:rPr>
@@ -8642,7 +8642,7 @@
           </w:p>
           <w:p>
             <w:pPr>
-              <w:spacing w:after="40"/>
+              <w:spacing w:before="40" w:after="80" w:line="312" w:lineRule="auto"/>
             </w:pPr>
             <w:r>
               <w:rPr>
@@ -9124,7 +9124,7 @@
           </w:p>
           <w:p>
             <w:pPr>
-              <w:spacing w:after="40"/>
+              <w:spacing w:before="40" w:after="80" w:line="312" w:lineRule="auto"/>
             </w:pPr>
             <w:r>
               <w:rPr>
@@ -9227,7 +9227,7 @@
           </w:p>
           <w:p>
             <w:pPr>
-              <w:spacing w:after="40"/>
+              <w:spacing w:before="40" w:after="80" w:line="312" w:lineRule="auto"/>
             </w:pPr>
             <w:r>
               <w:rPr>
@@ -9345,7 +9345,7 @@
           </w:p>
           <w:p>
             <w:pPr>
-              <w:spacing w:before="80" w:after="40"/>
+              <w:spacing w:before="120" w:after="60"/>
             </w:pPr>
             <w:r>
               <w:rPr>
@@ -9359,7 +9359,7 @@
           </w:p>
           <w:p>
             <w:pPr>
-              <w:spacing w:after="40"/>
+              <w:spacing w:before="40" w:after="80" w:line="312" w:lineRule="auto"/>
             </w:pPr>
             <w:r>
               <w:rPr>
@@ -9535,7 +9535,7 @@
           </w:p>
           <w:p>
             <w:pPr>
-              <w:spacing w:after="40"/>
+              <w:spacing w:before="40" w:after="80" w:line="312" w:lineRule="auto"/>
             </w:pPr>
             <w:r>
               <w:rPr>
@@ -9861,7 +9861,7 @@
           </w:p>
           <w:p>
             <w:pPr>
-              <w:spacing w:after="40"/>
+              <w:spacing w:before="40" w:after="80" w:line="312" w:lineRule="auto"/>
             </w:pPr>
             <w:r>
               <w:rPr>
@@ -9986,7 +9986,7 @@
           </w:p>
           <w:p>
             <w:pPr>
-              <w:spacing w:after="40"/>
+              <w:spacing w:before="40" w:after="80" w:line="312" w:lineRule="auto"/>
             </w:pPr>
             <w:r>
               <w:rPr>
@@ -10111,7 +10111,7 @@
           </w:p>
           <w:p>
             <w:pPr>
-              <w:spacing w:before="80" w:after="40"/>
+              <w:spacing w:before="120" w:after="60"/>
             </w:pPr>
             <w:r>
               <w:rPr>
@@ -10125,7 +10125,7 @@
           </w:p>
           <w:p>
             <w:pPr>
-              <w:spacing w:after="40"/>
+              <w:spacing w:before="40" w:after="80" w:line="312" w:lineRule="auto"/>
             </w:pPr>
             <w:r>
               <w:rPr>
@@ -10429,7 +10429,7 @@
           </w:p>
           <w:p>
             <w:pPr>
-              <w:spacing w:after="40"/>
+              <w:spacing w:before="40" w:after="80" w:line="312" w:lineRule="auto"/>
             </w:pPr>
             <w:r>
               <w:rPr>
@@ -10790,7 +10790,7 @@
           </w:p>
           <w:p>
             <w:pPr>
-              <w:spacing w:after="40"/>
+              <w:spacing w:before="40" w:after="80" w:line="312" w:lineRule="auto"/>
             </w:pPr>
             <w:r>
               <w:rPr>
@@ -10835,7 +10835,7 @@
           </w:p>
           <w:p>
             <w:pPr>
-              <w:spacing w:after="40"/>
+              <w:spacing w:before="40" w:after="80" w:line="312" w:lineRule="auto"/>
             </w:pPr>
             <w:r>
               <w:rPr>
@@ -10959,7 +10959,7 @@
           </w:p>
           <w:p>
             <w:pPr>
-              <w:spacing w:after="40"/>
+              <w:spacing w:before="40" w:after="80" w:line="312" w:lineRule="auto"/>
             </w:pPr>
             <w:r>
               <w:rPr>
@@ -11044,7 +11044,7 @@
           </w:p>
           <w:p>
             <w:pPr>
-              <w:spacing w:after="40"/>
+              <w:spacing w:before="40" w:after="80" w:line="312" w:lineRule="auto"/>
             </w:pPr>
             <w:r>
               <w:rPr>
@@ -11098,7 +11098,7 @@
           </w:p>
           <w:p>
             <w:pPr>
-              <w:spacing w:after="40"/>
+              <w:spacing w:before="40" w:after="80" w:line="312" w:lineRule="auto"/>
             </w:pPr>
             <w:r>
               <w:rPr>
@@ -11223,7 +11223,7 @@
           </w:p>
           <w:p>
             <w:pPr>
-              <w:spacing w:before="80" w:after="40"/>
+              <w:spacing w:before="120" w:after="60"/>
             </w:pPr>
             <w:r>
               <w:rPr>
@@ -11237,7 +11237,7 @@
           </w:p>
           <w:p>
             <w:pPr>
-              <w:spacing w:after="40"/>
+              <w:spacing w:before="40" w:after="80" w:line="312" w:lineRule="auto"/>
             </w:pPr>
             <w:r>
               <w:rPr>
@@ -11251,7 +11251,7 @@
           </w:p>
           <w:p>
             <w:pPr>
-              <w:spacing w:after="40"/>
+              <w:spacing w:before="40" w:after="80" w:line="312" w:lineRule="auto"/>
             </w:pPr>
             <w:r>
               <w:rPr>
@@ -11265,7 +11265,7 @@
           </w:p>
           <w:p>
             <w:pPr>
-              <w:spacing w:after="40"/>
+              <w:spacing w:before="40" w:after="80" w:line="312" w:lineRule="auto"/>
             </w:pPr>
             <w:r>
               <w:rPr>
@@ -11279,7 +11279,7 @@
           </w:p>
           <w:p>
             <w:pPr>
-              <w:spacing w:after="40"/>
+              <w:spacing w:before="40" w:after="80" w:line="312" w:lineRule="auto"/>
             </w:pPr>
             <w:r>
               <w:rPr>
@@ -11342,7 +11342,7 @@
           </w:p>
           <w:p>
             <w:pPr>
-              <w:spacing w:after="40"/>
+              <w:spacing w:before="40" w:after="80" w:line="312" w:lineRule="auto"/>
             </w:pPr>
             <w:r>
               <w:rPr>
@@ -11586,7 +11586,7 @@
           </w:p>
           <w:p>
             <w:pPr>
-              <w:spacing w:after="40"/>
+              <w:spacing w:before="40" w:after="80" w:line="312" w:lineRule="auto"/>
             </w:pPr>
             <w:r>
               <w:rPr>
@@ -11692,7 +11692,7 @@
           </w:p>
           <w:p>
             <w:pPr>
-              <w:spacing w:after="40"/>
+              <w:spacing w:before="40" w:after="80" w:line="312" w:lineRule="auto"/>
             </w:pPr>
             <w:r>
               <w:rPr>
@@ -11832,7 +11832,7 @@
           </w:p>
           <w:p>
             <w:pPr>
-              <w:spacing w:before="80" w:after="40"/>
+              <w:spacing w:before="120" w:after="60"/>
             </w:pPr>
             <w:r>
               <w:rPr>
@@ -11846,7 +11846,7 @@
           </w:p>
           <w:p>
             <w:pPr>
-              <w:spacing w:after="40"/>
+              <w:spacing w:before="40" w:after="80" w:line="312" w:lineRule="auto"/>
             </w:pPr>
             <w:r>
               <w:rPr>
@@ -12008,7 +12008,7 @@
           </w:p>
           <w:p>
             <w:pPr>
-              <w:spacing w:after="40"/>
+              <w:spacing w:before="40" w:after="80" w:line="312" w:lineRule="auto"/>
             </w:pPr>
             <w:r>
               <w:rPr>
@@ -12326,7 +12326,7 @@
           </w:p>
           <w:p>
             <w:pPr>
-              <w:spacing w:after="40"/>
+              <w:spacing w:before="40" w:after="80" w:line="312" w:lineRule="auto"/>
             </w:pPr>
             <w:r>
               <w:rPr>
@@ -12447,7 +12447,7 @@
           </w:p>
           <w:p>
             <w:pPr>
-              <w:spacing w:after="40"/>
+              <w:spacing w:before="40" w:after="80" w:line="312" w:lineRule="auto"/>
             </w:pPr>
             <w:r>
               <w:rPr>
@@ -12632,7 +12632,7 @@
           </w:p>
           <w:p>
             <w:pPr>
-              <w:spacing w:before="80" w:after="40"/>
+              <w:spacing w:before="120" w:after="60"/>
             </w:pPr>
             <w:r>
               <w:rPr>
@@ -12646,7 +12646,7 @@
           </w:p>
           <w:p>
             <w:pPr>
-              <w:spacing w:after="40"/>
+              <w:spacing w:before="40" w:after="80" w:line="312" w:lineRule="auto"/>
             </w:pPr>
             <w:r>
               <w:rPr>
@@ -12866,7 +12866,7 @@
           </w:p>
           <w:p>
             <w:pPr>
-              <w:spacing w:after="40"/>
+              <w:spacing w:before="40" w:after="80" w:line="312" w:lineRule="auto"/>
             </w:pPr>
             <w:r>
               <w:rPr>
@@ -13389,7 +13389,7 @@
           </w:p>
           <w:p>
             <w:pPr>
-              <w:spacing w:after="40"/>
+              <w:spacing w:before="40" w:after="80" w:line="312" w:lineRule="auto"/>
             </w:pPr>
             <w:r>
               <w:rPr>
@@ -13402,7 +13402,7 @@
           </w:p>
           <w:p>
             <w:pPr>
-              <w:spacing w:after="40"/>
+              <w:spacing w:before="40" w:after="80" w:line="312" w:lineRule="auto"/>
             </w:pPr>
             <w:r>
               <w:rPr>
@@ -13415,7 +13415,7 @@
           </w:p>
           <w:p>
             <w:pPr>
-              <w:spacing w:after="40"/>
+              <w:spacing w:before="40" w:after="80" w:line="312" w:lineRule="auto"/>
             </w:pPr>
             <w:r>
               <w:rPr>
@@ -13428,7 +13428,7 @@
           </w:p>
           <w:p>
             <w:pPr>
-              <w:spacing w:before="80" w:after="40"/>
+              <w:spacing w:before="120" w:after="60"/>
             </w:pPr>
             <w:r>
               <w:rPr>
@@ -13442,7 +13442,7 @@
           </w:p>
           <w:p>
             <w:pPr>
-              <w:spacing w:after="40"/>
+              <w:spacing w:before="40" w:after="80" w:line="312" w:lineRule="auto"/>
             </w:pPr>
             <w:r>
               <w:rPr>
